--- a/CMA_Summaries_B2_Ch04.docx
+++ b/CMA_Summaries_B2_Ch04.docx
@@ -830,6 +830,154 @@
       </w:tr>
     </w:tbl>
     <w:p/>
+    <w:p>
+      <w:pPr>
+        <w:pageBreakBefore w:val="true"/>
+        <w:spacing w:after="0"/>
+      </w:pPr>
+      <w:r>
+        <w:rPr>
+          <w:sz w:val="2"/>
+        </w:rPr>
+        <w:t xml:space="preserve"> </w:t>
+      </w:r>
+    </w:p>
+    <w:p>
+      <w:pPr>
+        <w:spacing w:before="44" w:after="10"/>
+      </w:pPr>
+      <w:r>
+        <w:rPr>
+          <w:b/>
+          <w:bCs/>
+          <w:color w:val="353A7C"/>
+          <w:sz w:val="18"/>
+          <w:szCs w:val="18"/>
+        </w:rPr>
+        <w:t xml:space="preserve">The English this section uses, and its Arabic</w:t>
+      </w:r>
+    </w:p>
+    <w:p>
+      <w:pPr>
+        <w:spacing w:before="0" w:after="12"/>
+      </w:pPr>
+      <w:r>
+        <w:rPr>
+          <w:color w:val="6B7280"/>
+          <w:sz w:val="15"/>
+          <w:szCs w:val="15"/>
+        </w:rPr>
+        <w:t xml:space="preserve">Each term sits against what it means.</w:t>
+      </w:r>
+    </w:p>
+    <w:p>
+      <w:pPr>
+        <w:spacing w:after="40" w:before="90"/>
+        <w:jc w:val="center"/>
+      </w:pPr>
+      <w:r>
+        <w:drawing>
+          <wp:inline distT="0" distB="0" distL="0" distR="0">
+            <wp:extent cx="5734050" cy="1931475"/>
+            <wp:effectExtent t="0" r="0" b="0" l="0"/>
+            <wp:docPr id="1" name="" descr="" title=""/>
+            <wp:cNvGraphicFramePr>
+              <a:graphicFrameLocks xmlns:a="http://schemas.openxmlformats.org/drawingml/2006/main" noChangeAspect="1"/>
+            </wp:cNvGraphicFramePr>
+            <a:graphic xmlns:a="http://schemas.openxmlformats.org/drawingml/2006/main">
+              <a:graphicData uri="http://schemas.openxmlformats.org/drawingml/2006/picture">
+                <pic:pic xmlns:pic="http://schemas.openxmlformats.org/drawingml/2006/picture">
+                  <pic:nvPicPr>
+                    <pic:cNvPr id="0" name="" descr=""/>
+                    <pic:cNvPicPr>
+                      <a:picLocks noChangeAspect="1" noChangeArrowheads="1"/>
+                    </pic:cNvPicPr>
+                  </pic:nvPicPr>
+                  <pic:blipFill>
+                    <a:blip r:embed="rId102" cstate="none"/>
+                    <a:srcRect/>
+                    <a:stretch>
+                      <a:fillRect/>
+                    </a:stretch>
+                  </pic:blipFill>
+                  <pic:spPr bwMode="auto">
+                    <a:xfrm>
+                      <a:off x="0" y="0"/>
+                      <a:ext cx="5734050" cy="1931475"/>
+                    </a:xfrm>
+                    <a:prstGeom prst="rect">
+                      <a:avLst/>
+                    </a:prstGeom>
+                  </pic:spPr>
+                </pic:pic>
+              </a:graphicData>
+            </a:graphic>
+          </wp:inline>
+        </w:drawing>
+      </w:r>
+    </w:p>
+    <w:tbl>
+      <w:tblPr>
+        <w:tblW w:type="pct" w:w="100%"/>
+        <w:tblLayout w:type="fixed"/>
+        <w:tblBorders>
+          <w:top w:val="single" w:color="FBFAF6" w:sz="4"/>
+          <w:left w:val="single" w:color="FBFAF6" w:sz="4"/>
+          <w:bottom w:val="single" w:color="FBFAF6" w:sz="4"/>
+          <w:right w:val="single" w:color="FBFAF6" w:sz="4"/>
+          <w:insideH w:val="single" w:color="FBFAF6" w:sz="4"/>
+          <w:insideV w:val="single" w:color="FBFAF6" w:sz="4"/>
+        </w:tblBorders>
+      </w:tblPr>
+      <w:tblGrid>
+        <w:gridCol w:w="9600"/>
+      </w:tblGrid>
+      <w:tr>
+        <w:tc>
+          <w:tcPr>
+            <w:tcW w:type="pct" w:w="5000"/>
+            <w:shd w:fill="FBFAF6" w:val="clear"/>
+            <w:tcMar>
+              <w:top w:type="dxa" w:w="40"/>
+              <w:left w:type="dxa" w:w="100"/>
+              <w:bottom w:type="dxa" w:w="40"/>
+              <w:right w:type="dxa" w:w="100"/>
+            </w:tcMar>
+          </w:tcPr>
+          <w:p>
+            <w:pPr>
+              <w:spacing w:before="18" w:after="6"/>
+            </w:pPr>
+            <w:r>
+              <w:rPr>
+                <w:b/>
+                <w:bCs/>
+                <w:color w:val="6B7280"/>
+                <w:sz w:val="14"/>
+                <w:szCs w:val="14"/>
+              </w:rPr>
+              <w:t xml:space="preserve">word list</w:t>
+            </w:r>
+          </w:p>
+          <w:p>
+            <w:pPr>
+              <w:spacing w:before="0" w:after="18"/>
+            </w:pPr>
+            <w:r>
+              <w:rPr>
+                <w:b/>
+                <w:bCs/>
+                <w:color w:val="353A7C"/>
+                <w:sz w:val="16"/>
+                <w:szCs w:val="16"/>
+              </w:rPr>
+              <w:t xml:space="preserve">learning curve   ·   cumulative output   ·   معدل التعلم</w:t>
+            </w:r>
+          </w:p>
+        </w:tc>
+      </w:tr>
+    </w:tbl>
+    <w:p/>
     <w:tbl>
       <w:tblPr>
         <w:tblW w:type="pct" w:w="100%"/>
@@ -1208,14 +1356,14 @@
                 <w:sz w:val="16"/>
                 <w:szCs w:val="16"/>
               </w:rPr>
-              <w:t xml:space="preserve">8  </w:t>
-            </w:r>
-            <w:r>
-              <w:rPr>
-                <w:sz w:val="16"/>
-                <w:szCs w:val="16"/>
-              </w:rPr>
-              <w:t xml:space="preserve">measured</w:t>
+              <w:t xml:space="preserve">9  </w:t>
+            </w:r>
+            <w:r>
+              <w:rPr>
+                <w:sz w:val="16"/>
+                <w:szCs w:val="16"/>
+              </w:rPr>
+              <w:t xml:space="preserve">doubling</w:t>
             </w:r>
           </w:p>
         </w:tc>
@@ -1276,14 +1424,14 @@
                 <w:sz w:val="16"/>
                 <w:szCs w:val="16"/>
               </w:rPr>
-              <w:t xml:space="preserve">9  </w:t>
-            </w:r>
-            <w:r>
-              <w:rPr>
-                <w:sz w:val="16"/>
-                <w:szCs w:val="16"/>
-              </w:rPr>
-              <w:t xml:space="preserve">doubling</w:t>
+              <w:t xml:space="preserve">10  </w:t>
+            </w:r>
+            <w:r>
+              <w:rPr>
+                <w:sz w:val="16"/>
+                <w:szCs w:val="16"/>
+              </w:rPr>
+              <w:t xml:space="preserve">affects</w:t>
             </w:r>
           </w:p>
         </w:tc>
@@ -1344,14 +1492,14 @@
                 <w:sz w:val="16"/>
                 <w:szCs w:val="16"/>
               </w:rPr>
-              <w:t xml:space="preserve">10  </w:t>
-            </w:r>
-            <w:r>
-              <w:rPr>
-                <w:sz w:val="16"/>
-                <w:szCs w:val="16"/>
-              </w:rPr>
-              <w:t xml:space="preserve">affects</w:t>
+              <w:t xml:space="preserve">11  </w:t>
+            </w:r>
+            <w:r>
+              <w:rPr>
+                <w:sz w:val="16"/>
+                <w:szCs w:val="16"/>
+              </w:rPr>
+              <w:t xml:space="preserve">materials</w:t>
             </w:r>
           </w:p>
         </w:tc>
@@ -1412,14 +1560,14 @@
                 <w:sz w:val="16"/>
                 <w:szCs w:val="16"/>
               </w:rPr>
-              <w:t xml:space="preserve">11  </w:t>
-            </w:r>
-            <w:r>
-              <w:rPr>
-                <w:sz w:val="16"/>
-                <w:szCs w:val="16"/>
-              </w:rPr>
-              <w:t xml:space="preserve">materials</w:t>
+              <w:t xml:space="preserve">12  </w:t>
+            </w:r>
+            <w:r>
+              <w:rPr>
+                <w:sz w:val="16"/>
+                <w:szCs w:val="16"/>
+              </w:rPr>
+              <w:t xml:space="preserve">learning</w:t>
             </w:r>
           </w:p>
         </w:tc>
@@ -1480,14 +1628,14 @@
                 <w:sz w:val="16"/>
                 <w:szCs w:val="16"/>
               </w:rPr>
-              <w:t xml:space="preserve">12  </w:t>
-            </w:r>
-            <w:r>
-              <w:rPr>
-                <w:sz w:val="16"/>
-                <w:szCs w:val="16"/>
-              </w:rPr>
-              <w:t xml:space="preserve">learning</w:t>
+              <w:t xml:space="preserve">13  </w:t>
+            </w:r>
+            <w:r>
+              <w:rPr>
+                <w:sz w:val="16"/>
+                <w:szCs w:val="16"/>
+              </w:rPr>
+              <w:t xml:space="preserve">doubling</w:t>
             </w:r>
           </w:p>
         </w:tc>
@@ -1548,14 +1696,14 @@
                 <w:sz w:val="16"/>
                 <w:szCs w:val="16"/>
               </w:rPr>
-              <w:t xml:space="preserve">13  </w:t>
-            </w:r>
-            <w:r>
-              <w:rPr>
-                <w:sz w:val="16"/>
-                <w:szCs w:val="16"/>
-              </w:rPr>
-              <w:t xml:space="preserve">doubling</w:t>
+              <w:t xml:space="preserve">14  </w:t>
+            </w:r>
+            <w:r>
+              <w:rPr>
+                <w:sz w:val="16"/>
+                <w:szCs w:val="16"/>
+              </w:rPr>
+              <w:t xml:space="preserve">learning curve</w:t>
             </w:r>
           </w:p>
         </w:tc>
@@ -1591,6 +1739,74 @@
                 <w:szCs w:val="16"/>
               </w:rPr>
               <w:t xml:space="preserve">supervision</w:t>
+            </w:r>
+          </w:p>
+        </w:tc>
+        <w:tc>
+          <w:tcPr>
+            <w:tcW w:type="pct" w:w="2500"/>
+            <w:tcMar>
+              <w:top w:type="dxa" w:w="20"/>
+              <w:left w:type="dxa" w:w="80"/>
+              <w:bottom w:type="dxa" w:w="20"/>
+              <w:right w:type="dxa" w:w="80"/>
+            </w:tcMar>
+          </w:tcPr>
+          <w:p>
+            <w:pPr>
+              <w:spacing w:before="12" w:after="12"/>
+            </w:pPr>
+            <w:r>
+              <w:rPr>
+                <w:b/>
+                <w:bCs/>
+                <w:color w:val="8186EF"/>
+                <w:sz w:val="16"/>
+                <w:szCs w:val="16"/>
+              </w:rPr>
+              <w:t xml:space="preserve">15  </w:t>
+            </w:r>
+            <w:r>
+              <w:rPr>
+                <w:sz w:val="16"/>
+                <w:szCs w:val="16"/>
+              </w:rPr>
+              <w:t xml:space="preserve">cumulative output</w:t>
+            </w:r>
+          </w:p>
+        </w:tc>
+      </w:tr>
+      <w:tr>
+        <w:tc>
+          <w:tcPr>
+            <w:tcW w:type="pct" w:w="2500"/>
+            <w:tcMar>
+              <w:top w:type="dxa" w:w="20"/>
+              <w:left w:type="dxa" w:w="80"/>
+              <w:bottom w:type="dxa" w:w="20"/>
+              <w:right w:type="dxa" w:w="80"/>
+            </w:tcMar>
+          </w:tcPr>
+          <w:p>
+            <w:pPr>
+              <w:spacing w:before="12" w:after="12"/>
+            </w:pPr>
+            <w:r>
+              <w:rPr>
+                <w:b/>
+                <w:bCs/>
+                <w:color w:val="8186EF"/>
+                <w:sz w:val="16"/>
+                <w:szCs w:val="16"/>
+              </w:rPr>
+              <w:t xml:space="preserve">8  </w:t>
+            </w:r>
+            <w:r>
+              <w:rPr>
+                <w:sz w:val="16"/>
+                <w:szCs w:val="16"/>
+              </w:rPr>
+              <w:t xml:space="preserve">measured</w:t>
             </w:r>
           </w:p>
         </w:tc>
@@ -2177,7 +2393,7 @@
                     </pic:cNvPicPr>
                   </pic:nvPicPr>
                   <pic:blipFill>
-                    <a:blip r:embed="rId102" cstate="none"/>
+                    <a:blip r:embed="rId103" cstate="none"/>
                     <a:srcRect/>
                     <a:stretch>
                       <a:fillRect/>
@@ -2261,6 +2477,154 @@
       </w:tr>
     </w:tbl>
     <w:p/>
+    <w:p>
+      <w:pPr>
+        <w:spacing w:before="44" w:after="10"/>
+      </w:pPr>
+      <w:r>
+        <w:rPr>
+          <w:b/>
+          <w:bCs/>
+          <w:color w:val="353A7C"/>
+          <w:sz w:val="18"/>
+          <w:szCs w:val="18"/>
+        </w:rPr>
+        <w:t xml:space="preserve">The English this section uses, and its Arabic</w:t>
+      </w:r>
+    </w:p>
+    <w:p>
+      <w:pPr>
+        <w:spacing w:before="0" w:after="12"/>
+      </w:pPr>
+      <w:r>
+        <w:rPr>
+          <w:color w:val="6B7280"/>
+          <w:sz w:val="15"/>
+          <w:szCs w:val="15"/>
+        </w:rPr>
+        <w:t xml:space="preserve">Each term sits against what it means.</w:t>
+      </w:r>
+    </w:p>
+    <w:p>
+      <w:pPr>
+        <w:spacing w:after="40" w:before="90"/>
+        <w:jc w:val="center"/>
+      </w:pPr>
+      <w:r>
+        <w:drawing>
+          <wp:inline distT="0" distB="0" distL="0" distR="0">
+            <wp:extent cx="5734050" cy="2074825"/>
+            <wp:effectExtent t="0" r="0" b="0" l="0"/>
+            <wp:docPr id="1" name="" descr="" title=""/>
+            <wp:cNvGraphicFramePr>
+              <a:graphicFrameLocks xmlns:a="http://schemas.openxmlformats.org/drawingml/2006/main" noChangeAspect="1"/>
+            </wp:cNvGraphicFramePr>
+            <a:graphic xmlns:a="http://schemas.openxmlformats.org/drawingml/2006/main">
+              <a:graphicData uri="http://schemas.openxmlformats.org/drawingml/2006/picture">
+                <pic:pic xmlns:pic="http://schemas.openxmlformats.org/drawingml/2006/picture">
+                  <pic:nvPicPr>
+                    <pic:cNvPr id="0" name="" descr=""/>
+                    <pic:cNvPicPr>
+                      <a:picLocks noChangeAspect="1" noChangeArrowheads="1"/>
+                    </pic:cNvPicPr>
+                  </pic:nvPicPr>
+                  <pic:blipFill>
+                    <a:blip r:embed="rId104" cstate="none"/>
+                    <a:srcRect/>
+                    <a:stretch>
+                      <a:fillRect/>
+                    </a:stretch>
+                  </pic:blipFill>
+                  <pic:spPr bwMode="auto">
+                    <a:xfrm>
+                      <a:off x="0" y="0"/>
+                      <a:ext cx="5734050" cy="2074825"/>
+                    </a:xfrm>
+                    <a:prstGeom prst="rect">
+                      <a:avLst/>
+                    </a:prstGeom>
+                  </pic:spPr>
+                </pic:pic>
+              </a:graphicData>
+            </a:graphic>
+          </wp:inline>
+        </w:drawing>
+      </w:r>
+    </w:p>
+    <w:tbl>
+      <w:tblPr>
+        <w:tblW w:type="pct" w:w="100%"/>
+        <w:tblLayout w:type="fixed"/>
+        <w:tblBorders>
+          <w:top w:val="single" w:color="FBFAF6" w:sz="4"/>
+          <w:left w:val="single" w:color="FBFAF6" w:sz="4"/>
+          <w:bottom w:val="single" w:color="FBFAF6" w:sz="4"/>
+          <w:right w:val="single" w:color="FBFAF6" w:sz="4"/>
+          <w:insideH w:val="single" w:color="FBFAF6" w:sz="4"/>
+          <w:insideV w:val="single" w:color="FBFAF6" w:sz="4"/>
+        </w:tblBorders>
+      </w:tblPr>
+      <w:tblGrid>
+        <w:gridCol w:w="9600"/>
+      </w:tblGrid>
+      <w:tr>
+        <w:tc>
+          <w:tcPr>
+            <w:tcW w:type="pct" w:w="5000"/>
+            <w:shd w:fill="FBFAF6" w:val="clear"/>
+            <w:tcMar>
+              <w:top w:type="dxa" w:w="40"/>
+              <w:left w:type="dxa" w:w="100"/>
+              <w:bottom w:type="dxa" w:w="40"/>
+              <w:right w:type="dxa" w:w="100"/>
+            </w:tcMar>
+          </w:tcPr>
+          <w:p>
+            <w:pPr>
+              <w:spacing w:before="18" w:after="6"/>
+            </w:pPr>
+            <w:r>
+              <w:rPr>
+                <w:b/>
+                <w:bCs/>
+                <w:color w:val="6B7280"/>
+                <w:sz w:val="14"/>
+                <w:szCs w:val="14"/>
+              </w:rPr>
+              <w:t xml:space="preserve">word list</w:t>
+            </w:r>
+          </w:p>
+          <w:p>
+            <w:pPr>
+              <w:spacing w:before="0" w:after="18"/>
+            </w:pPr>
+            <w:r>
+              <w:rPr>
+                <w:b/>
+                <w:bCs/>
+                <w:color w:val="353A7C"/>
+                <w:sz w:val="16"/>
+                <w:szCs w:val="16"/>
+              </w:rPr>
+              <w:t xml:space="preserve">معدل التعلم   ·   cumulative output   ·   cumulative average-time learning model</w:t>
+            </w:r>
+          </w:p>
+        </w:tc>
+      </w:tr>
+    </w:tbl>
+    <w:p/>
+    <w:p>
+      <w:pPr>
+        <w:pageBreakBefore w:val="true"/>
+        <w:spacing w:after="0"/>
+      </w:pPr>
+      <w:r>
+        <w:rPr>
+          <w:sz w:val="2"/>
+        </w:rPr>
+        <w:t xml:space="preserve"> </w:t>
+      </w:r>
+    </w:p>
     <w:tbl>
       <w:tblPr>
         <w:tblW w:type="pct" w:w="100%"/>
@@ -2537,14 +2901,14 @@
                 <w:sz w:val="16"/>
                 <w:szCs w:val="16"/>
               </w:rPr>
-              <w:t xml:space="preserve">5  </w:t>
-            </w:r>
-            <w:r>
-              <w:rPr>
-                <w:sz w:val="16"/>
-                <w:szCs w:val="16"/>
-              </w:rPr>
-              <w:t xml:space="preserve">sixteen</w:t>
+              <w:t xml:space="preserve">6  </w:t>
+            </w:r>
+            <w:r>
+              <w:rPr>
+                <w:sz w:val="16"/>
+                <w:szCs w:val="16"/>
+              </w:rPr>
+              <w:t xml:space="preserve">subtract</w:t>
             </w:r>
           </w:p>
         </w:tc>
@@ -2605,14 +2969,14 @@
                 <w:sz w:val="16"/>
                 <w:szCs w:val="16"/>
               </w:rPr>
-              <w:t xml:space="preserve">6  </w:t>
-            </w:r>
-            <w:r>
-              <w:rPr>
-                <w:sz w:val="16"/>
-                <w:szCs w:val="16"/>
-              </w:rPr>
-              <w:t xml:space="preserve">subtract</w:t>
+              <w:t xml:space="preserve">7  </w:t>
+            </w:r>
+            <w:r>
+              <w:rPr>
+                <w:sz w:val="16"/>
+                <w:szCs w:val="16"/>
+              </w:rPr>
+              <w:t xml:space="preserve">1</w:t>
             </w:r>
           </w:p>
         </w:tc>
@@ -2673,14 +3037,14 @@
                 <w:sz w:val="16"/>
                 <w:szCs w:val="16"/>
               </w:rPr>
-              <w:t xml:space="preserve">7  </w:t>
-            </w:r>
-            <w:r>
-              <w:rPr>
-                <w:sz w:val="16"/>
-                <w:szCs w:val="16"/>
-              </w:rPr>
-              <w:t xml:space="preserve">1</w:t>
+              <w:t xml:space="preserve">8  </w:t>
+            </w:r>
+            <w:r>
+              <w:rPr>
+                <w:sz w:val="16"/>
+                <w:szCs w:val="16"/>
+              </w:rPr>
+              <w:t xml:space="preserve">8</w:t>
             </w:r>
           </w:p>
         </w:tc>
@@ -2741,14 +3105,82 @@
                 <w:sz w:val="16"/>
                 <w:szCs w:val="16"/>
               </w:rPr>
-              <w:t xml:space="preserve">8  </w:t>
-            </w:r>
-            <w:r>
-              <w:rPr>
-                <w:sz w:val="16"/>
-                <w:szCs w:val="16"/>
-              </w:rPr>
-              <w:t xml:space="preserve">8</w:t>
+              <w:t xml:space="preserve">9  </w:t>
+            </w:r>
+            <w:r>
+              <w:rPr>
+                <w:sz w:val="16"/>
+                <w:szCs w:val="16"/>
+              </w:rPr>
+              <w:t xml:space="preserve">cumulative average-time learning model</w:t>
+            </w:r>
+          </w:p>
+        </w:tc>
+      </w:tr>
+      <w:tr>
+        <w:tc>
+          <w:tcPr>
+            <w:tcW w:type="pct" w:w="2500"/>
+            <w:tcMar>
+              <w:top w:type="dxa" w:w="20"/>
+              <w:left w:type="dxa" w:w="80"/>
+              <w:bottom w:type="dxa" w:w="20"/>
+              <w:right w:type="dxa" w:w="80"/>
+            </w:tcMar>
+          </w:tcPr>
+          <w:p>
+            <w:pPr>
+              <w:spacing w:before="12" w:after="12"/>
+            </w:pPr>
+            <w:r>
+              <w:rPr>
+                <w:b/>
+                <w:bCs/>
+                <w:color w:val="8186EF"/>
+                <w:sz w:val="16"/>
+                <w:szCs w:val="16"/>
+              </w:rPr>
+              <w:t xml:space="preserve">5  </w:t>
+            </w:r>
+            <w:r>
+              <w:rPr>
+                <w:sz w:val="16"/>
+                <w:szCs w:val="16"/>
+              </w:rPr>
+              <w:t xml:space="preserve">sixteen</w:t>
+            </w:r>
+          </w:p>
+        </w:tc>
+        <w:tc>
+          <w:tcPr>
+            <w:tcW w:type="pct" w:w="2500"/>
+            <w:tcMar>
+              <w:top w:type="dxa" w:w="20"/>
+              <w:left w:type="dxa" w:w="80"/>
+              <w:bottom w:type="dxa" w:w="20"/>
+              <w:right w:type="dxa" w:w="80"/>
+            </w:tcMar>
+          </w:tcPr>
+          <w:p>
+            <w:pPr>
+              <w:spacing w:before="12" w:after="12"/>
+            </w:pPr>
+            <w:r>
+              <w:rPr>
+                <w:b/>
+                <w:bCs/>
+                <w:color w:val="8186EF"/>
+                <w:sz w:val="16"/>
+                <w:szCs w:val="16"/>
+              </w:rPr>
+              <w:t xml:space="preserve">10  </w:t>
+            </w:r>
+            <w:r>
+              <w:rPr>
+                <w:sz w:val="16"/>
+                <w:szCs w:val="16"/>
+              </w:rPr>
+              <w:t xml:space="preserve">cumulative output</w:t>
             </w:r>
           </w:p>
         </w:tc>
@@ -3177,7 +3609,7 @@
                     </pic:cNvPicPr>
                   </pic:nvPicPr>
                   <pic:blipFill>
-                    <a:blip r:embed="rId103" cstate="none"/>
+                    <a:blip r:embed="rId105" cstate="none"/>
                     <a:srcRect/>
                     <a:stretch>
                       <a:fillRect/>
@@ -3515,6 +3947,154 @@
       </w:tr>
     </w:tbl>
     <w:p/>
+    <w:p>
+      <w:pPr>
+        <w:spacing w:before="44" w:after="10"/>
+      </w:pPr>
+      <w:r>
+        <w:rPr>
+          <w:b/>
+          <w:bCs/>
+          <w:color w:val="353A7C"/>
+          <w:sz w:val="18"/>
+          <w:szCs w:val="18"/>
+        </w:rPr>
+        <w:t xml:space="preserve">The English this section uses, and its Arabic</w:t>
+      </w:r>
+    </w:p>
+    <w:p>
+      <w:pPr>
+        <w:spacing w:before="0" w:after="12"/>
+      </w:pPr>
+      <w:r>
+        <w:rPr>
+          <w:color w:val="6B7280"/>
+          <w:sz w:val="15"/>
+          <w:szCs w:val="15"/>
+        </w:rPr>
+        <w:t xml:space="preserve">Each term sits against what it means.</w:t>
+      </w:r>
+    </w:p>
+    <w:p>
+      <w:pPr>
+        <w:spacing w:after="40" w:before="90"/>
+        <w:jc w:val="center"/>
+      </w:pPr>
+      <w:r>
+        <w:drawing>
+          <wp:inline distT="0" distB="0" distL="0" distR="0">
+            <wp:extent cx="5734050" cy="2074825"/>
+            <wp:effectExtent t="0" r="0" b="0" l="0"/>
+            <wp:docPr id="1" name="" descr="" title=""/>
+            <wp:cNvGraphicFramePr>
+              <a:graphicFrameLocks xmlns:a="http://schemas.openxmlformats.org/drawingml/2006/main" noChangeAspect="1"/>
+            </wp:cNvGraphicFramePr>
+            <a:graphic xmlns:a="http://schemas.openxmlformats.org/drawingml/2006/main">
+              <a:graphicData uri="http://schemas.openxmlformats.org/drawingml/2006/picture">
+                <pic:pic xmlns:pic="http://schemas.openxmlformats.org/drawingml/2006/picture">
+                  <pic:nvPicPr>
+                    <pic:cNvPr id="0" name="" descr=""/>
+                    <pic:cNvPicPr>
+                      <a:picLocks noChangeAspect="1" noChangeArrowheads="1"/>
+                    </pic:cNvPicPr>
+                  </pic:nvPicPr>
+                  <pic:blipFill>
+                    <a:blip r:embed="rId106" cstate="none"/>
+                    <a:srcRect/>
+                    <a:stretch>
+                      <a:fillRect/>
+                    </a:stretch>
+                  </pic:blipFill>
+                  <pic:spPr bwMode="auto">
+                    <a:xfrm>
+                      <a:off x="0" y="0"/>
+                      <a:ext cx="5734050" cy="2074825"/>
+                    </a:xfrm>
+                    <a:prstGeom prst="rect">
+                      <a:avLst/>
+                    </a:prstGeom>
+                  </pic:spPr>
+                </pic:pic>
+              </a:graphicData>
+            </a:graphic>
+          </wp:inline>
+        </w:drawing>
+      </w:r>
+    </w:p>
+    <w:tbl>
+      <w:tblPr>
+        <w:tblW w:type="pct" w:w="100%"/>
+        <w:tblLayout w:type="fixed"/>
+        <w:tblBorders>
+          <w:top w:val="single" w:color="FBFAF6" w:sz="4"/>
+          <w:left w:val="single" w:color="FBFAF6" w:sz="4"/>
+          <w:bottom w:val="single" w:color="FBFAF6" w:sz="4"/>
+          <w:right w:val="single" w:color="FBFAF6" w:sz="4"/>
+          <w:insideH w:val="single" w:color="FBFAF6" w:sz="4"/>
+          <w:insideV w:val="single" w:color="FBFAF6" w:sz="4"/>
+        </w:tblBorders>
+      </w:tblPr>
+      <w:tblGrid>
+        <w:gridCol w:w="9600"/>
+      </w:tblGrid>
+      <w:tr>
+        <w:tc>
+          <w:tcPr>
+            <w:tcW w:type="pct" w:w="5000"/>
+            <w:shd w:fill="FBFAF6" w:val="clear"/>
+            <w:tcMar>
+              <w:top w:type="dxa" w:w="40"/>
+              <w:left w:type="dxa" w:w="100"/>
+              <w:bottom w:type="dxa" w:w="40"/>
+              <w:right w:type="dxa" w:w="100"/>
+            </w:tcMar>
+          </w:tcPr>
+          <w:p>
+            <w:pPr>
+              <w:spacing w:before="18" w:after="6"/>
+            </w:pPr>
+            <w:r>
+              <w:rPr>
+                <w:b/>
+                <w:bCs/>
+                <w:color w:val="6B7280"/>
+                <w:sz w:val="14"/>
+                <w:szCs w:val="14"/>
+              </w:rPr>
+              <w:t xml:space="preserve">word list</w:t>
+            </w:r>
+          </w:p>
+          <w:p>
+            <w:pPr>
+              <w:spacing w:before="0" w:after="18"/>
+            </w:pPr>
+            <w:r>
+              <w:rPr>
+                <w:b/>
+                <w:bCs/>
+                <w:color w:val="353A7C"/>
+                <w:sz w:val="16"/>
+                <w:szCs w:val="16"/>
+              </w:rPr>
+              <w:t xml:space="preserve">معدل التعلم   ·   incremental unit-time learning model   ·   learning rate</w:t>
+            </w:r>
+          </w:p>
+        </w:tc>
+      </w:tr>
+    </w:tbl>
+    <w:p/>
+    <w:p>
+      <w:pPr>
+        <w:pageBreakBefore w:val="true"/>
+        <w:spacing w:after="0"/>
+      </w:pPr>
+      <w:r>
+        <w:rPr>
+          <w:sz w:val="2"/>
+        </w:rPr>
+        <w:t xml:space="preserve"> </w:t>
+      </w:r>
+    </w:p>
     <w:tbl>
       <w:tblPr>
         <w:tblW w:type="pct" w:w="100%"/>
@@ -3791,14 +4371,14 @@
                 <w:sz w:val="16"/>
                 <w:szCs w:val="16"/>
               </w:rPr>
-              <w:t xml:space="preserve">6  </w:t>
-            </w:r>
-            <w:r>
-              <w:rPr>
-                <w:sz w:val="16"/>
-                <w:szCs w:val="16"/>
-              </w:rPr>
-              <w:t xml:space="preserve">matters</w:t>
+              <w:t xml:space="preserve">7  </w:t>
+            </w:r>
+            <w:r>
+              <w:rPr>
+                <w:sz w:val="16"/>
+                <w:szCs w:val="16"/>
+              </w:rPr>
+              <w:t xml:space="preserve">percentage</w:t>
             </w:r>
           </w:p>
         </w:tc>
@@ -3859,14 +4439,14 @@
                 <w:sz w:val="16"/>
                 <w:szCs w:val="16"/>
               </w:rPr>
-              <w:t xml:space="preserve">7  </w:t>
-            </w:r>
-            <w:r>
-              <w:rPr>
-                <w:sz w:val="16"/>
-                <w:szCs w:val="16"/>
-              </w:rPr>
-              <w:t xml:space="preserve">percentage</w:t>
+              <w:t xml:space="preserve">8  </w:t>
+            </w:r>
+            <w:r>
+              <w:rPr>
+                <w:sz w:val="16"/>
+                <w:szCs w:val="16"/>
+              </w:rPr>
+              <w:t xml:space="preserve">incremental</w:t>
             </w:r>
           </w:p>
         </w:tc>
@@ -3927,14 +4507,14 @@
                 <w:sz w:val="16"/>
                 <w:szCs w:val="16"/>
               </w:rPr>
-              <w:t xml:space="preserve">8  </w:t>
-            </w:r>
-            <w:r>
-              <w:rPr>
-                <w:sz w:val="16"/>
-                <w:szCs w:val="16"/>
-              </w:rPr>
-              <w:t xml:space="preserve">incremental</w:t>
+              <w:t xml:space="preserve">9  </w:t>
+            </w:r>
+            <w:r>
+              <w:rPr>
+                <w:sz w:val="16"/>
+                <w:szCs w:val="16"/>
+              </w:rPr>
+              <w:t xml:space="preserve">higher</w:t>
             </w:r>
           </w:p>
         </w:tc>
@@ -3995,14 +4575,14 @@
                 <w:sz w:val="16"/>
                 <w:szCs w:val="16"/>
               </w:rPr>
-              <w:t xml:space="preserve">9  </w:t>
-            </w:r>
-            <w:r>
-              <w:rPr>
-                <w:sz w:val="16"/>
-                <w:szCs w:val="16"/>
-              </w:rPr>
-              <w:t xml:space="preserve">higher</w:t>
+              <w:t xml:space="preserve">10  </w:t>
+            </w:r>
+            <w:r>
+              <w:rPr>
+                <w:sz w:val="16"/>
+                <w:szCs w:val="16"/>
+              </w:rPr>
+              <w:t xml:space="preserve">learning rate</w:t>
             </w:r>
           </w:p>
         </w:tc>
@@ -4038,6 +4618,74 @@
                 <w:szCs w:val="16"/>
               </w:rPr>
               <w:t xml:space="preserve">3 batches: Y = 1,000 × 3^b</w:t>
+            </w:r>
+          </w:p>
+        </w:tc>
+        <w:tc>
+          <w:tcPr>
+            <w:tcW w:type="pct" w:w="2500"/>
+            <w:tcMar>
+              <w:top w:type="dxa" w:w="20"/>
+              <w:left w:type="dxa" w:w="80"/>
+              <w:bottom w:type="dxa" w:w="20"/>
+              <w:right w:type="dxa" w:w="80"/>
+            </w:tcMar>
+          </w:tcPr>
+          <w:p>
+            <w:pPr>
+              <w:spacing w:before="12" w:after="12"/>
+            </w:pPr>
+            <w:r>
+              <w:rPr>
+                <w:b/>
+                <w:bCs/>
+                <w:color w:val="8186EF"/>
+                <w:sz w:val="16"/>
+                <w:szCs w:val="16"/>
+              </w:rPr>
+              <w:t xml:space="preserve">11  </w:t>
+            </w:r>
+            <w:r>
+              <w:rPr>
+                <w:sz w:val="16"/>
+                <w:szCs w:val="16"/>
+              </w:rPr>
+              <w:t xml:space="preserve">incremental unit-time learning model</w:t>
+            </w:r>
+          </w:p>
+        </w:tc>
+      </w:tr>
+      <w:tr>
+        <w:tc>
+          <w:tcPr>
+            <w:tcW w:type="pct" w:w="2500"/>
+            <w:tcMar>
+              <w:top w:type="dxa" w:w="20"/>
+              <w:left w:type="dxa" w:w="80"/>
+              <w:bottom w:type="dxa" w:w="20"/>
+              <w:right w:type="dxa" w:w="80"/>
+            </w:tcMar>
+          </w:tcPr>
+          <w:p>
+            <w:pPr>
+              <w:spacing w:before="12" w:after="12"/>
+            </w:pPr>
+            <w:r>
+              <w:rPr>
+                <w:b/>
+                <w:bCs/>
+                <w:color w:val="8186EF"/>
+                <w:sz w:val="16"/>
+                <w:szCs w:val="16"/>
+              </w:rPr>
+              <w:t xml:space="preserve">6  </w:t>
+            </w:r>
+            <w:r>
+              <w:rPr>
+                <w:sz w:val="16"/>
+                <w:szCs w:val="16"/>
+              </w:rPr>
+              <w:t xml:space="preserve">matters</w:t>
             </w:r>
           </w:p>
         </w:tc>
@@ -4670,7 +5318,7 @@
                     </pic:cNvPicPr>
                   </pic:nvPicPr>
                   <pic:blipFill>
-                    <a:blip r:embed="rId104" cstate="none"/>
+                    <a:blip r:embed="rId107" cstate="none"/>
                     <a:srcRect/>
                     <a:stretch>
                       <a:fillRect/>
@@ -9821,7 +10469,7 @@
                     </pic:cNvPicPr>
                   </pic:nvPicPr>
                   <pic:blipFill>
-                    <a:blip r:embed="rId105" cstate="none"/>
+                    <a:blip r:embed="rId108" cstate="none"/>
                     <a:srcRect/>
                     <a:stretch>
                       <a:fillRect/>
@@ -9899,6 +10547,142 @@
                 <w:szCs w:val="16"/>
               </w:rPr>
               <w:t xml:space="preserve">Straight-line depreciation of the line   ·   Direct labor per lot   ·   Juice concentrate per lot   ·   Not affected by learning</w:t>
+            </w:r>
+          </w:p>
+        </w:tc>
+      </w:tr>
+    </w:tbl>
+    <w:p/>
+    <w:p>
+      <w:pPr>
+        <w:spacing w:before="44" w:after="10"/>
+      </w:pPr>
+      <w:r>
+        <w:rPr>
+          <w:b/>
+          <w:bCs/>
+          <w:color w:val="353A7C"/>
+          <w:sz w:val="18"/>
+          <w:szCs w:val="18"/>
+        </w:rPr>
+        <w:t xml:space="preserve">The English this section uses, and its Arabic</w:t>
+      </w:r>
+    </w:p>
+    <w:p>
+      <w:pPr>
+        <w:spacing w:before="0" w:after="12"/>
+      </w:pPr>
+      <w:r>
+        <w:rPr>
+          <w:color w:val="6B7280"/>
+          <w:sz w:val="15"/>
+          <w:szCs w:val="15"/>
+        </w:rPr>
+        <w:t xml:space="preserve">Each term sits against what it means.</w:t>
+      </w:r>
+    </w:p>
+    <w:p>
+      <w:pPr>
+        <w:spacing w:after="40" w:before="90"/>
+        <w:jc w:val="center"/>
+      </w:pPr>
+      <w:r>
+        <w:drawing>
+          <wp:inline distT="0" distB="0" distL="0" distR="0">
+            <wp:extent cx="5734050" cy="2074825"/>
+            <wp:effectExtent t="0" r="0" b="0" l="0"/>
+            <wp:docPr id="1" name="" descr="" title=""/>
+            <wp:cNvGraphicFramePr>
+              <a:graphicFrameLocks xmlns:a="http://schemas.openxmlformats.org/drawingml/2006/main" noChangeAspect="1"/>
+            </wp:cNvGraphicFramePr>
+            <a:graphic xmlns:a="http://schemas.openxmlformats.org/drawingml/2006/main">
+              <a:graphicData uri="http://schemas.openxmlformats.org/drawingml/2006/picture">
+                <pic:pic xmlns:pic="http://schemas.openxmlformats.org/drawingml/2006/picture">
+                  <pic:nvPicPr>
+                    <pic:cNvPr id="0" name="" descr=""/>
+                    <pic:cNvPicPr>
+                      <a:picLocks noChangeAspect="1" noChangeArrowheads="1"/>
+                    </pic:cNvPicPr>
+                  </pic:nvPicPr>
+                  <pic:blipFill>
+                    <a:blip r:embed="rId109" cstate="none"/>
+                    <a:srcRect/>
+                    <a:stretch>
+                      <a:fillRect/>
+                    </a:stretch>
+                  </pic:blipFill>
+                  <pic:spPr bwMode="auto">
+                    <a:xfrm>
+                      <a:off x="0" y="0"/>
+                      <a:ext cx="5734050" cy="2074825"/>
+                    </a:xfrm>
+                    <a:prstGeom prst="rect">
+                      <a:avLst/>
+                    </a:prstGeom>
+                  </pic:spPr>
+                </pic:pic>
+              </a:graphicData>
+            </a:graphic>
+          </wp:inline>
+        </w:drawing>
+      </w:r>
+    </w:p>
+    <w:tbl>
+      <w:tblPr>
+        <w:tblW w:type="pct" w:w="100%"/>
+        <w:tblLayout w:type="fixed"/>
+        <w:tblBorders>
+          <w:top w:val="single" w:color="FBFAF6" w:sz="4"/>
+          <w:left w:val="single" w:color="FBFAF6" w:sz="4"/>
+          <w:bottom w:val="single" w:color="FBFAF6" w:sz="4"/>
+          <w:right w:val="single" w:color="FBFAF6" w:sz="4"/>
+          <w:insideH w:val="single" w:color="FBFAF6" w:sz="4"/>
+          <w:insideV w:val="single" w:color="FBFAF6" w:sz="4"/>
+        </w:tblBorders>
+      </w:tblPr>
+      <w:tblGrid>
+        <w:gridCol w:w="9600"/>
+      </w:tblGrid>
+      <w:tr>
+        <w:tc>
+          <w:tcPr>
+            <w:tcW w:type="pct" w:w="5000"/>
+            <w:shd w:fill="FBFAF6" w:val="clear"/>
+            <w:tcMar>
+              <w:top w:type="dxa" w:w="40"/>
+              <w:left w:type="dxa" w:w="100"/>
+              <w:bottom w:type="dxa" w:w="40"/>
+              <w:right w:type="dxa" w:w="100"/>
+            </w:tcMar>
+          </w:tcPr>
+          <w:p>
+            <w:pPr>
+              <w:spacing w:before="18" w:after="6"/>
+            </w:pPr>
+            <w:r>
+              <w:rPr>
+                <w:b/>
+                <w:bCs/>
+                <w:color w:val="6B7280"/>
+                <w:sz w:val="14"/>
+                <w:szCs w:val="14"/>
+              </w:rPr>
+              <w:t xml:space="preserve">word list</w:t>
+            </w:r>
+          </w:p>
+          <w:p>
+            <w:pPr>
+              <w:spacing w:before="0" w:after="18"/>
+            </w:pPr>
+            <w:r>
+              <w:rPr>
+                <w:b/>
+                <w:bCs/>
+                <w:color w:val="353A7C"/>
+                <w:sz w:val="16"/>
+                <w:szCs w:val="16"/>
+              </w:rPr>
+              <w:t xml:space="preserve">learning rate   ·   cumulative average-time learning model   ·   learning curve</w:t>
             </w:r>
           </w:p>
         </w:tc>
@@ -10283,14 +11067,14 @@
                 <w:sz w:val="16"/>
                 <w:szCs w:val="16"/>
               </w:rPr>
-              <w:t xml:space="preserve">18  </w:t>
-            </w:r>
-            <w:r>
-              <w:rPr>
-                <w:sz w:val="16"/>
-                <w:szCs w:val="16"/>
-              </w:rPr>
-              <w:t xml:space="preserve">efficiency</w:t>
+              <w:t xml:space="preserve">19  </w:t>
+            </w:r>
+            <w:r>
+              <w:rPr>
+                <w:sz w:val="16"/>
+                <w:szCs w:val="16"/>
+              </w:rPr>
+              <w:t xml:space="preserve">Actual labor hours (learning curve)</w:t>
             </w:r>
           </w:p>
         </w:tc>
@@ -10351,14 +11135,14 @@
                 <w:sz w:val="16"/>
                 <w:szCs w:val="16"/>
               </w:rPr>
-              <w:t xml:space="preserve">19  </w:t>
-            </w:r>
-            <w:r>
-              <w:rPr>
-                <w:sz w:val="16"/>
-                <w:szCs w:val="16"/>
-              </w:rPr>
-              <w:t xml:space="preserve">Actual labor hours (learning curve)</w:t>
+              <w:t xml:space="preserve">20  </w:t>
+            </w:r>
+            <w:r>
+              <w:rPr>
+                <w:sz w:val="16"/>
+                <w:szCs w:val="16"/>
+              </w:rPr>
+              <w:t xml:space="preserve">Actual − standard hours</w:t>
             </w:r>
           </w:p>
         </w:tc>
@@ -10419,14 +11203,14 @@
                 <w:sz w:val="16"/>
                 <w:szCs w:val="16"/>
               </w:rPr>
-              <w:t xml:space="preserve">20  </w:t>
-            </w:r>
-            <w:r>
-              <w:rPr>
-                <w:sz w:val="16"/>
-                <w:szCs w:val="16"/>
-              </w:rPr>
-              <w:t xml:space="preserve">Actual − standard hours</w:t>
+              <w:t xml:space="preserve">21  </w:t>
+            </w:r>
+            <w:r>
+              <w:rPr>
+                <w:sz w:val="16"/>
+                <w:szCs w:val="16"/>
+              </w:rPr>
+              <w:t xml:space="preserve">Standard</w:t>
             </w:r>
           </w:p>
         </w:tc>
@@ -10487,14 +11271,14 @@
                 <w:sz w:val="16"/>
                 <w:szCs w:val="16"/>
               </w:rPr>
-              <w:t xml:space="preserve">21  </w:t>
-            </w:r>
-            <w:r>
-              <w:rPr>
-                <w:sz w:val="16"/>
-                <w:szCs w:val="16"/>
-              </w:rPr>
-              <w:t xml:space="preserve">Standard</w:t>
+              <w:t xml:space="preserve">22  </w:t>
+            </w:r>
+            <w:r>
+              <w:rPr>
+                <w:sz w:val="16"/>
+                <w:szCs w:val="16"/>
+              </w:rPr>
+              <w:t xml:space="preserve">saving</w:t>
             </w:r>
           </w:p>
         </w:tc>
@@ -10555,14 +11339,14 @@
                 <w:sz w:val="16"/>
                 <w:szCs w:val="16"/>
               </w:rPr>
-              <w:t xml:space="preserve">22  </w:t>
-            </w:r>
-            <w:r>
-              <w:rPr>
-                <w:sz w:val="16"/>
-                <w:szCs w:val="16"/>
-              </w:rPr>
-              <w:t xml:space="preserve">saving</w:t>
+              <w:t xml:space="preserve">23  </w:t>
+            </w:r>
+            <w:r>
+              <w:rPr>
+                <w:sz w:val="16"/>
+                <w:szCs w:val="16"/>
+              </w:rPr>
+              <w:t xml:space="preserve">first-unit</w:t>
             </w:r>
           </w:p>
         </w:tc>
@@ -10623,14 +11407,14 @@
                 <w:sz w:val="16"/>
                 <w:szCs w:val="16"/>
               </w:rPr>
-              <w:t xml:space="preserve">23  </w:t>
-            </w:r>
-            <w:r>
-              <w:rPr>
-                <w:sz w:val="16"/>
-                <w:szCs w:val="16"/>
-              </w:rPr>
-              <w:t xml:space="preserve">first-unit</w:t>
+              <w:t xml:space="preserve">24  </w:t>
+            </w:r>
+            <w:r>
+              <w:rPr>
+                <w:sz w:val="16"/>
+                <w:szCs w:val="16"/>
+              </w:rPr>
+              <w:t xml:space="preserve">doubling</w:t>
             </w:r>
           </w:p>
         </w:tc>
@@ -10691,14 +11475,14 @@
                 <w:sz w:val="16"/>
                 <w:szCs w:val="16"/>
               </w:rPr>
-              <w:t xml:space="preserve">24  </w:t>
-            </w:r>
-            <w:r>
-              <w:rPr>
-                <w:sz w:val="16"/>
-                <w:szCs w:val="16"/>
-              </w:rPr>
-              <w:t xml:space="preserve">doubling</w:t>
+              <w:t xml:space="preserve">25  </w:t>
+            </w:r>
+            <w:r>
+              <w:rPr>
+                <w:sz w:val="16"/>
+                <w:szCs w:val="16"/>
+              </w:rPr>
+              <w:t xml:space="preserve">labor-driven</w:t>
             </w:r>
           </w:p>
         </w:tc>
@@ -10759,14 +11543,14 @@
                 <w:sz w:val="16"/>
                 <w:szCs w:val="16"/>
               </w:rPr>
-              <w:t xml:space="preserve">25  </w:t>
-            </w:r>
-            <w:r>
-              <w:rPr>
-                <w:sz w:val="16"/>
-                <w:szCs w:val="16"/>
-              </w:rPr>
-              <w:t xml:space="preserve">labor-driven</w:t>
+              <w:t xml:space="preserve">26  </w:t>
+            </w:r>
+            <w:r>
+              <w:rPr>
+                <w:sz w:val="16"/>
+                <w:szCs w:val="16"/>
+              </w:rPr>
+              <w:t xml:space="preserve">500 direct labor hours</w:t>
             </w:r>
           </w:p>
         </w:tc>
@@ -10827,14 +11611,14 @@
                 <w:sz w:val="16"/>
                 <w:szCs w:val="16"/>
               </w:rPr>
-              <w:t xml:space="preserve">26  </w:t>
-            </w:r>
-            <w:r>
-              <w:rPr>
-                <w:sz w:val="16"/>
-                <w:szCs w:val="16"/>
-              </w:rPr>
-              <w:t xml:space="preserve">500 direct labor hours</w:t>
+              <w:t xml:space="preserve">27  </w:t>
+            </w:r>
+            <w:r>
+              <w:rPr>
+                <w:sz w:val="16"/>
+                <w:szCs w:val="16"/>
+              </w:rPr>
+              <w:t xml:space="preserve">90% (cumulative average-time model)</w:t>
             </w:r>
           </w:p>
         </w:tc>
@@ -10895,14 +11679,14 @@
                 <w:sz w:val="16"/>
                 <w:szCs w:val="16"/>
               </w:rPr>
-              <w:t xml:space="preserve">27  </w:t>
-            </w:r>
-            <w:r>
-              <w:rPr>
-                <w:sz w:val="16"/>
-                <w:szCs w:val="16"/>
-              </w:rPr>
-              <w:t xml:space="preserve">90% (cumulative average-time model)</w:t>
+              <w:t xml:space="preserve">28  </w:t>
+            </w:r>
+            <w:r>
+              <w:rPr>
+                <w:sz w:val="16"/>
+                <w:szCs w:val="16"/>
+              </w:rPr>
+              <w:t xml:space="preserve">Standard; no learning expected</w:t>
             </w:r>
           </w:p>
         </w:tc>
@@ -10963,14 +11747,14 @@
                 <w:sz w:val="16"/>
                 <w:szCs w:val="16"/>
               </w:rPr>
-              <w:t xml:space="preserve">28  </w:t>
-            </w:r>
-            <w:r>
-              <w:rPr>
-                <w:sz w:val="16"/>
-                <w:szCs w:val="16"/>
-              </w:rPr>
-              <w:t xml:space="preserve">Standard; no learning expected</w:t>
+              <w:t xml:space="preserve">29  </w:t>
+            </w:r>
+            <w:r>
+              <w:rPr>
+                <w:sz w:val="16"/>
+                <w:szCs w:val="16"/>
+              </w:rPr>
+              <w:t xml:space="preserve">Average 512 hours; total 4,096 hours</w:t>
             </w:r>
           </w:p>
         </w:tc>
@@ -11031,14 +11815,14 @@
                 <w:sz w:val="16"/>
                 <w:szCs w:val="16"/>
               </w:rPr>
-              <w:t xml:space="preserve">29  </w:t>
-            </w:r>
-            <w:r>
-              <w:rPr>
-                <w:sz w:val="16"/>
-                <w:szCs w:val="16"/>
-              </w:rPr>
-              <w:t xml:space="preserve">Average 512 hours; total 4,096 hours</w:t>
+              <w:t xml:space="preserve">30  </w:t>
+            </w:r>
+            <w:r>
+              <w:rPr>
+                <w:sz w:val="16"/>
+                <w:szCs w:val="16"/>
+              </w:rPr>
+              <w:t xml:space="preserve">4,096 − 2,560 = 1,536 hours</w:t>
             </w:r>
           </w:p>
         </w:tc>
@@ -11099,14 +11883,14 @@
                 <w:sz w:val="16"/>
                 <w:szCs w:val="16"/>
               </w:rPr>
-              <w:t xml:space="preserve">30  </w:t>
-            </w:r>
-            <w:r>
-              <w:rPr>
-                <w:sz w:val="16"/>
-                <w:szCs w:val="16"/>
-              </w:rPr>
-              <w:t xml:space="preserve">4,096 − 2,560 = 1,536 hours</w:t>
+              <w:t xml:space="preserve">31  </w:t>
+            </w:r>
+            <w:r>
+              <w:rPr>
+                <w:sz w:val="16"/>
+                <w:szCs w:val="16"/>
+              </w:rPr>
+              <w:t xml:space="preserve">Direct labor per lot</w:t>
             </w:r>
           </w:p>
         </w:tc>
@@ -11167,14 +11951,14 @@
                 <w:sz w:val="16"/>
                 <w:szCs w:val="16"/>
               </w:rPr>
-              <w:t xml:space="preserve">31  </w:t>
-            </w:r>
-            <w:r>
-              <w:rPr>
-                <w:sz w:val="16"/>
-                <w:szCs w:val="16"/>
-              </w:rPr>
-              <w:t xml:space="preserve">Direct labor per lot</w:t>
+              <w:t xml:space="preserve">32  </w:t>
+            </w:r>
+            <w:r>
+              <w:rPr>
+                <w:sz w:val="16"/>
+                <w:szCs w:val="16"/>
+              </w:rPr>
+              <w:t xml:space="preserve">Juice concentrate per lot</w:t>
             </w:r>
           </w:p>
         </w:tc>
@@ -11235,14 +12019,14 @@
                 <w:sz w:val="16"/>
                 <w:szCs w:val="16"/>
               </w:rPr>
-              <w:t xml:space="preserve">32  </w:t>
-            </w:r>
-            <w:r>
-              <w:rPr>
-                <w:sz w:val="16"/>
-                <w:szCs w:val="16"/>
-              </w:rPr>
-              <w:t xml:space="preserve">Juice concentrate per lot</w:t>
+              <w:t xml:space="preserve">33  </w:t>
+            </w:r>
+            <w:r>
+              <w:rPr>
+                <w:sz w:val="16"/>
+                <w:szCs w:val="16"/>
+              </w:rPr>
+              <w:t xml:space="preserve">Straight-line depreciation of the line</w:t>
             </w:r>
           </w:p>
         </w:tc>
@@ -11303,14 +12087,14 @@
                 <w:sz w:val="16"/>
                 <w:szCs w:val="16"/>
               </w:rPr>
-              <w:t xml:space="preserve">33  </w:t>
-            </w:r>
-            <w:r>
-              <w:rPr>
-                <w:sz w:val="16"/>
-                <w:szCs w:val="16"/>
-              </w:rPr>
-              <w:t xml:space="preserve">Straight-line depreciation of the line</w:t>
+              <w:t xml:space="preserve">34  </w:t>
+            </w:r>
+            <w:r>
+              <w:rPr>
+                <w:sz w:val="16"/>
+                <w:szCs w:val="16"/>
+              </w:rPr>
+              <w:t xml:space="preserve">learning curve</w:t>
             </w:r>
           </w:p>
         </w:tc>
@@ -11346,6 +12130,74 @@
                 <w:szCs w:val="16"/>
               </w:rPr>
               <w:t xml:space="preserve">standard</w:t>
+            </w:r>
+          </w:p>
+        </w:tc>
+        <w:tc>
+          <w:tcPr>
+            <w:tcW w:type="pct" w:w="2500"/>
+            <w:tcMar>
+              <w:top w:type="dxa" w:w="20"/>
+              <w:left w:type="dxa" w:w="80"/>
+              <w:bottom w:type="dxa" w:w="20"/>
+              <w:right w:type="dxa" w:w="80"/>
+            </w:tcMar>
+          </w:tcPr>
+          <w:p>
+            <w:pPr>
+              <w:spacing w:before="12" w:after="12"/>
+            </w:pPr>
+            <w:r>
+              <w:rPr>
+                <w:b/>
+                <w:bCs/>
+                <w:color w:val="8186EF"/>
+                <w:sz w:val="16"/>
+                <w:szCs w:val="16"/>
+              </w:rPr>
+              <w:t xml:space="preserve">35  </w:t>
+            </w:r>
+            <w:r>
+              <w:rPr>
+                <w:sz w:val="16"/>
+                <w:szCs w:val="16"/>
+              </w:rPr>
+              <w:t xml:space="preserve">cumulative average-time learning model</w:t>
+            </w:r>
+          </w:p>
+        </w:tc>
+      </w:tr>
+      <w:tr>
+        <w:tc>
+          <w:tcPr>
+            <w:tcW w:type="pct" w:w="2500"/>
+            <w:tcMar>
+              <w:top w:type="dxa" w:w="20"/>
+              <w:left w:type="dxa" w:w="80"/>
+              <w:bottom w:type="dxa" w:w="20"/>
+              <w:right w:type="dxa" w:w="80"/>
+            </w:tcMar>
+          </w:tcPr>
+          <w:p>
+            <w:pPr>
+              <w:spacing w:before="12" w:after="12"/>
+            </w:pPr>
+            <w:r>
+              <w:rPr>
+                <w:b/>
+                <w:bCs/>
+                <w:color w:val="8186EF"/>
+                <w:sz w:val="16"/>
+                <w:szCs w:val="16"/>
+              </w:rPr>
+              <w:t xml:space="preserve">18  </w:t>
+            </w:r>
+            <w:r>
+              <w:rPr>
+                <w:sz w:val="16"/>
+                <w:szCs w:val="16"/>
+              </w:rPr>
+              <w:t xml:space="preserve">efficiency</w:t>
             </w:r>
           </w:p>
         </w:tc>
@@ -11585,7 +12437,7 @@
               <w:sz w:val="16"/>
               <w:szCs w:val="16"/>
             </w:rPr>
-            <w:t xml:space="preserve"> of 1</w:t>
+            <w:t xml:space="preserve"> of 2</w:t>
           </w:r>
         </w:p>
       </w:tc>
@@ -12040,7 +12892,7 @@
               <w:sz w:val="16"/>
               <w:szCs w:val="16"/>
             </w:rPr>
-            <w:t xml:space="preserve"> of 1</w:t>
+            <w:t xml:space="preserve"> of 2</w:t>
           </w:r>
         </w:p>
       </w:tc>
@@ -12222,7 +13074,7 @@
               <w:sz w:val="16"/>
               <w:szCs w:val="16"/>
             </w:rPr>
-            <w:t xml:space="preserve"> of 1</w:t>
+            <w:t xml:space="preserve"> of 2</w:t>
           </w:r>
         </w:p>
       </w:tc>

--- a/CMA_Summaries_B2_Ch04.docx
+++ b/CMA_Summaries_B2_Ch04.docx
@@ -2343,6 +2343,19 @@
     <w:p/>
     <w:p>
       <w:pPr>
+        <w:spacing w:before="20" w:after="20" w:line="360" w:lineRule="auto"/>
+        <w:ind w:left="200"/>
+      </w:pPr>
+      <w:r>
+        <w:rPr>
+          <w:sz w:val="19"/>
+          <w:szCs w:val="19"/>
+        </w:rPr>
+        <w:t xml:space="preserve">The average falls from 1,000 to 800, 640 and 512 hours. The total for eight batches is 4,096 hours, so batches 5 to 8 need 4,096 − 2,560 = 1,536 hours.</w:t>
+      </w:r>
+    </w:p>
+    <w:p>
+      <w:pPr>
         <w:spacing w:before="44" w:after="10"/>
       </w:pPr>
       <w:r>
@@ -2470,13 +2483,25 @@
                 <w:sz w:val="16"/>
                 <w:szCs w:val="16"/>
               </w:rPr>
-              <w:t xml:space="preserve">8   ·   1   ·   learning rate</w:t>
+              <w:t xml:space="preserve">1   ·   learning rate   ·   Batches 5–8</w:t>
             </w:r>
           </w:p>
         </w:tc>
       </w:tr>
     </w:tbl>
     <w:p/>
+    <w:p>
+      <w:pPr>
+        <w:pageBreakBefore w:val="true"/>
+        <w:spacing w:after="0"/>
+      </w:pPr>
+      <w:r>
+        <w:rPr>
+          <w:sz w:val="2"/>
+        </w:rPr>
+        <w:t xml:space="preserve"> </w:t>
+      </w:r>
+    </w:p>
     <w:p>
       <w:pPr>
         <w:spacing w:before="44" w:after="10"/>
@@ -2613,18 +2638,6 @@
       </w:tr>
     </w:tbl>
     <w:p/>
-    <w:p>
-      <w:pPr>
-        <w:pageBreakBefore w:val="true"/>
-        <w:spacing w:after="0"/>
-      </w:pPr>
-      <w:r>
-        <w:rPr>
-          <w:sz w:val="2"/>
-        </w:rPr>
-        <w:t xml:space="preserve"> </w:t>
-      </w:r>
-    </w:p>
     <w:tbl>
       <w:tblPr>
         <w:tblW w:type="pct" w:w="100%"/>
@@ -3044,7 +3057,7 @@
                 <w:sz w:val="16"/>
                 <w:szCs w:val="16"/>
               </w:rPr>
-              <w:t xml:space="preserve">8</w:t>
+              <w:t xml:space="preserve">Batches 5–8</w:t>
             </w:r>
           </w:p>
         </w:tc>
@@ -5212,7 +5225,7 @@
                 <w:sz w:val="16"/>
                 <w:szCs w:val="16"/>
               </w:rPr>
-              <w:t xml:space="preserve">curves   ·   pricing   ·   standards   ·   average   ·   budgeting   ·   decisions   ·   Always   ·   incremental</w:t>
+              <w:t xml:space="preserve">curves   ·   pricing   ·   standards   ·   Complete   ·   budgeting   ·   decisions   ·   Always   ·   incremental</w:t>
             </w:r>
           </w:p>
         </w:tc>
@@ -5266,6 +5279,19 @@
       </w:tr>
     </w:tbl>
     <w:p/>
+    <w:p>
+      <w:pPr>
+        <w:spacing w:before="20" w:after="20" w:line="360" w:lineRule="auto"/>
+        <w:ind w:left="200"/>
+      </w:pPr>
+      <w:r>
+        <w:rPr>
+          <w:sz w:val="19"/>
+          <w:szCs w:val="19"/>
+        </w:rPr>
+        <w:t xml:space="preserve">Complete it, then find the hours for batches 5 to 8.</w:t>
+      </w:r>
+    </w:p>
     <w:p>
       <w:pPr>
         <w:spacing w:before="44" w:after="10"/>
@@ -5395,7 +5421,7 @@
                 <w:sz w:val="16"/>
                 <w:szCs w:val="16"/>
               </w:rPr>
-              <w:t xml:space="preserve">Batches 5–8   ·   1   ·   learning rate</w:t>
+              <w:t xml:space="preserve">Batches 5–8   ·   2   ·   learning rate</w:t>
             </w:r>
           </w:p>
         </w:tc>
@@ -5668,7 +5694,7 @@
                 <w:sz w:val="16"/>
                 <w:szCs w:val="16"/>
               </w:rPr>
-              <w:t xml:space="preserve">1</w:t>
+              <w:t xml:space="preserve">2</w:t>
             </w:r>
           </w:p>
         </w:tc>
@@ -7702,13 +7728,6 @@
         </w:rPr>
         <w:t xml:space="preserve">Order 2 hours = total for 8 batches − total for 4 = 4,096 − 2,560 = 1,536. </w:t>
       </w:r>
-      <w:r>
-        <w:rPr>
-          <w:sz w:val="19"/>
-          <w:szCs w:val="19"/>
-        </w:rPr>
-        <w:t xml:space="preserve">Order 2 cost = 1,536 × ($12 + $6) + 4 × $3,000 = $39,648. </w:t>
-      </w:r>
     </w:p>
     <w:tbl>
       <w:tblPr>
@@ -7772,6 +7791,246 @@
       </w:tr>
     </w:tbl>
     <w:p/>
+    <w:p>
+      <w:pPr>
+        <w:spacing w:before="44" w:after="14"/>
+      </w:pPr>
+      <w:r>
+        <w:rPr>
+          <w:b/>
+          <w:bCs/>
+          <w:color w:val="353A7C"/>
+          <w:sz w:val="18"/>
+          <w:szCs w:val="18"/>
+        </w:rPr>
+        <w:t xml:space="preserve">Summary 2</w:t>
+      </w:r>
+      <w:r>
+        <w:rPr>
+          <w:color w:val="6B7280"/>
+          <w:sz w:val="16"/>
+          <w:szCs w:val="16"/>
+        </w:rPr>
+        <w:t xml:space="preserve">      gaps 13–16</w:t>
+      </w:r>
+    </w:p>
+    <w:p>
+      <w:pPr>
+        <w:spacing w:before="20" w:after="20" w:line="360" w:lineRule="auto"/>
+        <w:ind w:left="200"/>
+      </w:pPr>
+      <w:r>
+        <w:rPr>
+          <w:sz w:val="19"/>
+          <w:szCs w:val="19"/>
+        </w:rPr>
+        <w:t xml:space="preserve">Order 2 cost = 1,536 × ($12 + $6) + 4 × $3,000 = $39,648. </w:t>
+      </w:r>
+      <w:r>
+        <w:rPr>
+          <w:sz w:val="19"/>
+          <w:szCs w:val="19"/>
+        </w:rPr>
+        <w:t xml:space="preserve">The </w:t>
+      </w:r>
+      <w:r>
+        <w:rPr>
+          <w:b/>
+          <w:bCs/>
+          <w:color w:val="8186EF"/>
+          <w:sz w:val="15"/>
+          <w:szCs w:val="15"/>
+        </w:rPr>
+        <w:t xml:space="preserve"> (13) </w:t>
+      </w:r>
+      <w:r>
+        <w:rPr>
+          <w:u w:val="single"/>
+          <w:sz w:val="19"/>
+          <w:szCs w:val="19"/>
+        </w:rPr>
+        <w:t xml:space="preserve">           </w:t>
+      </w:r>
+      <w:r>
+        <w:rPr>
+          <w:sz w:val="19"/>
+          <w:szCs w:val="19"/>
+        </w:rPr>
+        <w:t xml:space="preserve"> </w:t>
+      </w:r>
+      <w:r>
+        <w:rPr>
+          <w:sz w:val="19"/>
+          <w:szCs w:val="19"/>
+        </w:rPr>
+        <w:t xml:space="preserve"> order costs $39,648, or $9,912 a batch, </w:t>
+      </w:r>
+      <w:r>
+        <w:rPr>
+          <w:b/>
+          <w:bCs/>
+          <w:color w:val="8186EF"/>
+          <w:sz w:val="15"/>
+          <w:szCs w:val="15"/>
+        </w:rPr>
+        <w:t xml:space="preserve"> (14) </w:t>
+      </w:r>
+      <w:r>
+        <w:rPr>
+          <w:u w:val="single"/>
+          <w:sz w:val="19"/>
+          <w:szCs w:val="19"/>
+        </w:rPr>
+        <w:t xml:space="preserve">           </w:t>
+      </w:r>
+      <w:r>
+        <w:rPr>
+          <w:sz w:val="19"/>
+          <w:szCs w:val="19"/>
+        </w:rPr>
+        <w:t xml:space="preserve"> </w:t>
+      </w:r>
+      <w:r>
+        <w:rPr>
+          <w:sz w:val="19"/>
+          <w:szCs w:val="19"/>
+        </w:rPr>
+        <w:t xml:space="preserve"> $14,520 for the first. </w:t>
+      </w:r>
+      <w:r>
+        <w:rPr>
+          <w:sz w:val="19"/>
+          <w:szCs w:val="19"/>
+        </w:rPr>
+        <w:t xml:space="preserve">Any price above $39,648 covers the </w:t>
+      </w:r>
+      <w:r>
+        <w:rPr>
+          <w:b/>
+          <w:bCs/>
+          <w:color w:val="8186EF"/>
+          <w:sz w:val="15"/>
+          <w:szCs w:val="15"/>
+        </w:rPr>
+        <w:t xml:space="preserve"> (15) </w:t>
+      </w:r>
+      <w:r>
+        <w:rPr>
+          <w:u w:val="single"/>
+          <w:sz w:val="19"/>
+          <w:szCs w:val="19"/>
+        </w:rPr>
+        <w:t xml:space="preserve">             </w:t>
+      </w:r>
+      <w:r>
+        <w:rPr>
+          <w:sz w:val="19"/>
+          <w:szCs w:val="19"/>
+        </w:rPr>
+        <w:t xml:space="preserve"> </w:t>
+      </w:r>
+      <w:r>
+        <w:rPr>
+          <w:sz w:val="19"/>
+          <w:szCs w:val="19"/>
+        </w:rPr>
+        <w:t xml:space="preserve"> cost; fixed costs and </w:t>
+      </w:r>
+      <w:r>
+        <w:rPr>
+          <w:b/>
+          <w:bCs/>
+          <w:color w:val="8186EF"/>
+          <w:sz w:val="15"/>
+          <w:szCs w:val="15"/>
+        </w:rPr>
+        <w:t xml:space="preserve"> (16) </w:t>
+      </w:r>
+      <w:r>
+        <w:rPr>
+          <w:u w:val="single"/>
+          <w:sz w:val="19"/>
+          <w:szCs w:val="19"/>
+        </w:rPr>
+        <w:t xml:space="preserve">           </w:t>
+      </w:r>
+      <w:r>
+        <w:rPr>
+          <w:sz w:val="19"/>
+          <w:szCs w:val="19"/>
+        </w:rPr>
+        <w:t xml:space="preserve"> </w:t>
+      </w:r>
+      <w:r>
+        <w:rPr>
+          <w:sz w:val="19"/>
+          <w:szCs w:val="19"/>
+        </w:rPr>
+        <w:t xml:space="preserve"> come on top. </w:t>
+      </w:r>
+    </w:p>
+    <w:tbl>
+      <w:tblPr>
+        <w:tblW w:type="pct" w:w="100%"/>
+        <w:tblLayout w:type="fixed"/>
+        <w:tblBorders>
+          <w:top w:val="single" w:color="FBFAF6" w:sz="4"/>
+          <w:left w:val="single" w:color="FBFAF6" w:sz="4"/>
+          <w:bottom w:val="single" w:color="FBFAF6" w:sz="4"/>
+          <w:right w:val="single" w:color="FBFAF6" w:sz="4"/>
+          <w:insideH w:val="single" w:color="FBFAF6" w:sz="4"/>
+          <w:insideV w:val="single" w:color="FBFAF6" w:sz="4"/>
+        </w:tblBorders>
+      </w:tblPr>
+      <w:tblGrid>
+        <w:gridCol w:w="9600"/>
+      </w:tblGrid>
+      <w:tr>
+        <w:tc>
+          <w:tcPr>
+            <w:tcW w:type="pct" w:w="5000"/>
+            <w:shd w:fill="FBFAF6" w:val="clear"/>
+            <w:tcMar>
+              <w:top w:type="dxa" w:w="40"/>
+              <w:left w:type="dxa" w:w="100"/>
+              <w:bottom w:type="dxa" w:w="40"/>
+              <w:right w:type="dxa" w:w="100"/>
+            </w:tcMar>
+          </w:tcPr>
+          <w:p>
+            <w:pPr>
+              <w:spacing w:before="18" w:after="6"/>
+            </w:pPr>
+            <w:r>
+              <w:rPr>
+                <w:b/>
+                <w:bCs/>
+                <w:color w:val="6B7280"/>
+                <w:sz w:val="14"/>
+                <w:szCs w:val="14"/>
+              </w:rPr>
+              <w:t xml:space="preserve">word list</w:t>
+            </w:r>
+          </w:p>
+          <w:p>
+            <w:pPr>
+              <w:spacing w:before="0" w:after="18"/>
+            </w:pPr>
+            <w:r>
+              <w:rPr>
+                <w:b/>
+                <w:bCs/>
+                <w:color w:val="353A7C"/>
+                <w:sz w:val="16"/>
+                <w:szCs w:val="16"/>
+              </w:rPr>
+              <w:t xml:space="preserve">incremental   ·   against   ·   Orontes   ·   profit   ·   second</w:t>
+            </w:r>
+          </w:p>
+        </w:tc>
+      </w:tr>
+    </w:tbl>
+    <w:p/>
     <w:tbl>
       <w:tblPr>
         <w:tblW w:type="pct" w:w="100%"/>
@@ -7787,8 +8046,8 @@
       </w:tblPr>
       <w:tblGrid>
         <w:gridCol w:w="4224"/>
-        <w:gridCol w:w="2688"/>
-        <w:gridCol w:w="2688"/>
+        <w:gridCol w:w="2715"/>
+        <w:gridCol w:w="2661"/>
       </w:tblGrid>
       <w:tr>
         <w:tc>
@@ -7850,7 +8109,7 @@
         </w:tc>
         <w:tc>
           <w:tcPr>
-            <w:tcW w:type="pct" w:w="1400"/>
+            <w:tcW w:type="pct" w:w="1414"/>
             <w:shd w:fill="353A7C" w:val="clear"/>
             <w:tcMar>
               <w:top w:type="dxa" w:w="50"/>
@@ -7877,7 +8136,7 @@
         </w:tc>
         <w:tc>
           <w:tcPr>
-            <w:tcW w:type="pct" w:w="1400"/>
+            <w:tcW w:type="pct" w:w="1386"/>
             <w:shd w:fill="353A7C" w:val="clear"/>
             <w:tcMar>
               <w:top w:type="dxa" w:w="50"/>
@@ -7927,13 +8186,13 @@
                 <w:sz w:val="14"/>
                 <w:szCs w:val="14"/>
               </w:rPr>
-              <w:t xml:space="preserve">(13)</w:t>
-            </w:r>
-          </w:p>
-        </w:tc>
-        <w:tc>
-          <w:tcPr>
-            <w:tcW w:type="pct" w:w="1400"/>
+              <w:t xml:space="preserve">(17)</w:t>
+            </w:r>
+          </w:p>
+        </w:tc>
+        <w:tc>
+          <w:tcPr>
+            <w:tcW w:type="pct" w:w="1414"/>
             <w:tcMar>
               <w:top w:type="dxa" w:w="50"/>
               <w:left w:type="dxa" w:w="110"/>
@@ -7956,7 +8215,7 @@
         </w:tc>
         <w:tc>
           <w:tcPr>
-            <w:tcW w:type="pct" w:w="1400"/>
+            <w:tcW w:type="pct" w:w="1386"/>
             <w:tcMar>
               <w:top w:type="dxa" w:w="50"/>
               <w:left w:type="dxa" w:w="110"/>
@@ -8002,13 +8261,13 @@
                 <w:sz w:val="14"/>
                 <w:szCs w:val="14"/>
               </w:rPr>
-              <w:t xml:space="preserve">(14)</w:t>
-            </w:r>
-          </w:p>
-        </w:tc>
-        <w:tc>
-          <w:tcPr>
-            <w:tcW w:type="pct" w:w="1400"/>
+              <w:t xml:space="preserve">(18)</w:t>
+            </w:r>
+          </w:p>
+        </w:tc>
+        <w:tc>
+          <w:tcPr>
+            <w:tcW w:type="pct" w:w="1414"/>
             <w:shd w:fill="FBFAF6" w:val="clear"/>
             <w:tcMar>
               <w:top w:type="dxa" w:w="50"/>
@@ -8032,7 +8291,7 @@
         </w:tc>
         <w:tc>
           <w:tcPr>
-            <w:tcW w:type="pct" w:w="1400"/>
+            <w:tcW w:type="pct" w:w="1386"/>
             <w:shd w:fill="FBFAF6" w:val="clear"/>
             <w:tcMar>
               <w:top w:type="dxa" w:w="50"/>
@@ -8081,7 +8340,7 @@
         </w:tc>
         <w:tc>
           <w:tcPr>
-            <w:tcW w:type="pct" w:w="1400"/>
+            <w:tcW w:type="pct" w:w="1414"/>
             <w:tcMar>
               <w:top w:type="dxa" w:w="50"/>
               <w:left w:type="dxa" w:w="110"/>
@@ -8104,7 +8363,7 @@
         </w:tc>
         <w:tc>
           <w:tcPr>
-            <w:tcW w:type="pct" w:w="1400"/>
+            <w:tcW w:type="pct" w:w="1386"/>
             <w:tcMar>
               <w:top w:type="dxa" w:w="50"/>
               <w:left w:type="dxa" w:w="110"/>
@@ -8150,13 +8409,13 @@
                 <w:sz w:val="14"/>
                 <w:szCs w:val="14"/>
               </w:rPr>
-              <w:t xml:space="preserve">(15)</w:t>
-            </w:r>
-          </w:p>
-        </w:tc>
-        <w:tc>
-          <w:tcPr>
-            <w:tcW w:type="pct" w:w="1400"/>
+              <w:t xml:space="preserve">(19)</w:t>
+            </w:r>
+          </w:p>
+        </w:tc>
+        <w:tc>
+          <w:tcPr>
+            <w:tcW w:type="pct" w:w="1414"/>
             <w:shd w:fill="FBFAF6" w:val="clear"/>
             <w:tcMar>
               <w:top w:type="dxa" w:w="50"/>
@@ -8180,7 +8439,7 @@
         </w:tc>
         <w:tc>
           <w:tcPr>
-            <w:tcW w:type="pct" w:w="1400"/>
+            <w:tcW w:type="pct" w:w="1386"/>
             <w:shd w:fill="FBFAF6" w:val="clear"/>
             <w:tcMar>
               <w:top w:type="dxa" w:w="50"/>
@@ -8207,6 +8466,7 @@
         <w:tc>
           <w:tcPr>
             <w:tcW w:type="pct" w:w="2200"/>
+            <w:shd w:fill="FFFFFF" w:val="clear"/>
             <w:tcMar>
               <w:top w:type="dxa" w:w="50"/>
               <w:left w:type="dxa" w:w="110"/>
@@ -8216,20 +8476,23 @@
           </w:tcPr>
           <w:p>
             <w:pPr>
-              <w:spacing w:before="28" w:after="28"/>
-            </w:pPr>
-            <w:r>
-              <w:rPr>
-                <w:sz w:val="15"/>
-                <w:szCs w:val="15"/>
-              </w:rPr>
-              <w:t xml:space="preserve">Direct materials at 3,000 per batch (no learning)</w:t>
-            </w:r>
-          </w:p>
-        </w:tc>
-        <w:tc>
-          <w:tcPr>
-            <w:tcW w:type="pct" w:w="1400"/>
+              <w:spacing w:before="46" w:after="46"/>
+            </w:pPr>
+            <w:r>
+              <w:rPr>
+                <w:b/>
+                <w:bCs/>
+                <w:color w:val="8186EF"/>
+                <w:sz w:val="14"/>
+                <w:szCs w:val="14"/>
+              </w:rPr>
+              <w:t xml:space="preserve">(20)</w:t>
+            </w:r>
+          </w:p>
+        </w:tc>
+        <w:tc>
+          <w:tcPr>
+            <w:tcW w:type="pct" w:w="1414"/>
             <w:tcMar>
               <w:top w:type="dxa" w:w="50"/>
               <w:left w:type="dxa" w:w="110"/>
@@ -8252,7 +8515,7 @@
         </w:tc>
         <w:tc>
           <w:tcPr>
-            <w:tcW w:type="pct" w:w="1400"/>
+            <w:tcW w:type="pct" w:w="1386"/>
             <w:tcMar>
               <w:top w:type="dxa" w:w="50"/>
               <w:left w:type="dxa" w:w="110"/>
@@ -8301,7 +8564,7 @@
         </w:tc>
         <w:tc>
           <w:tcPr>
-            <w:tcW w:type="pct" w:w="1400"/>
+            <w:tcW w:type="pct" w:w="1414"/>
             <w:shd w:fill="FBFAF6" w:val="clear"/>
             <w:tcMar>
               <w:top w:type="dxa" w:w="50"/>
@@ -8325,7 +8588,7 @@
         </w:tc>
         <w:tc>
           <w:tcPr>
-            <w:tcW w:type="pct" w:w="1400"/>
+            <w:tcW w:type="pct" w:w="1386"/>
             <w:shd w:fill="FBFAF6" w:val="clear"/>
             <w:tcMar>
               <w:top w:type="dxa" w:w="50"/>
@@ -8352,7 +8615,6 @@
         <w:tc>
           <w:tcPr>
             <w:tcW w:type="pct" w:w="2200"/>
-            <w:shd w:fill="FFFFFF" w:val="clear"/>
             <w:tcMar>
               <w:top w:type="dxa" w:w="50"/>
               <w:left w:type="dxa" w:w="110"/>
@@ -8362,23 +8624,20 @@
           </w:tcPr>
           <w:p>
             <w:pPr>
-              <w:spacing w:before="46" w:after="46"/>
-            </w:pPr>
-            <w:r>
-              <w:rPr>
-                <w:b/>
-                <w:bCs/>
-                <w:color w:val="8186EF"/>
-                <w:sz w:val="14"/>
-                <w:szCs w:val="14"/>
-              </w:rPr>
-              <w:t xml:space="preserve">(16)</w:t>
-            </w:r>
-          </w:p>
-        </w:tc>
-        <w:tc>
-          <w:tcPr>
-            <w:tcW w:type="pct" w:w="1400"/>
+              <w:spacing w:before="28" w:after="28"/>
+            </w:pPr>
+            <w:r>
+              <w:rPr>
+                <w:sz w:val="15"/>
+                <w:szCs w:val="15"/>
+              </w:rPr>
+              <w:t xml:space="preserve">Cost per batch</w:t>
+            </w:r>
+          </w:p>
+        </w:tc>
+        <w:tc>
+          <w:tcPr>
+            <w:tcW w:type="pct" w:w="1414"/>
             <w:tcMar>
               <w:top w:type="dxa" w:w="50"/>
               <w:left w:type="dxa" w:w="110"/>
@@ -8401,7 +8660,7 @@
         </w:tc>
         <w:tc>
           <w:tcPr>
-            <w:tcW w:type="pct" w:w="1400"/>
+            <w:tcW w:type="pct" w:w="1386"/>
             <w:tcMar>
               <w:top w:type="dxa" w:w="50"/>
               <w:left w:type="dxa" w:w="110"/>
@@ -8480,7 +8739,7 @@
                 <w:sz w:val="16"/>
                 <w:szCs w:val="16"/>
               </w:rPr>
-              <w:t xml:space="preserve">Cost per batch   ·   Batches   ·   Labor hours (from the doubling table)   ·   Incremental   ·   Variable overhead at $6 per labor hour</w:t>
+              <w:t xml:space="preserve">Labor hours (from the doubling table)   ·   Direct materials at 3,000 per batch (no learning)   ·   Incremental   ·   Batches   ·   Variable overhead at $6 per labor hour</w:t>
             </w:r>
           </w:p>
         </w:tc>
@@ -8499,7 +8758,7 @@
           <w:sz w:val="18"/>
           <w:szCs w:val="18"/>
         </w:rPr>
-        <w:t xml:space="preserve">Summary 2</w:t>
+        <w:t xml:space="preserve">Summary 3</w:t>
       </w:r>
       <w:r>
         <w:rPr>
@@ -8507,7 +8766,7 @@
           <w:sz w:val="16"/>
           <w:szCs w:val="16"/>
         </w:rPr>
-        <w:t xml:space="preserve">      gaps 17–18</w:t>
+        <w:t xml:space="preserve">      gaps 21–23</w:t>
       </w:r>
     </w:p>
     <w:p>
@@ -8520,7 +8779,7 @@
           <w:sz w:val="19"/>
           <w:szCs w:val="19"/>
         </w:rPr>
-        <w:t xml:space="preserve">Suppose Orontes sets one labor </w:t>
+        <w:t xml:space="preserve">Order 2 needs only the rise in </w:t>
       </w:r>
       <w:r>
         <w:rPr>
@@ -8530,7 +8789,7 @@
           <w:sz w:val="15"/>
           <w:szCs w:val="15"/>
         </w:rPr>
-        <w:t xml:space="preserve"> (17) </w:t>
+        <w:t xml:space="preserve"> (21) </w:t>
       </w:r>
       <w:r>
         <w:rPr>
@@ -8538,7 +8797,7 @@
           <w:sz w:val="19"/>
           <w:szCs w:val="19"/>
         </w:rPr>
-        <w:t xml:space="preserve">           </w:t>
+        <w:t xml:space="preserve">            </w:t>
       </w:r>
       <w:r>
         <w:rPr>
@@ -8552,14 +8811,14 @@
           <w:sz w:val="19"/>
           <w:szCs w:val="19"/>
         </w:rPr>
-        <w:t xml:space="preserve"> for all eight batches at their average of 512 hours. </w:t>
-      </w:r>
-      <w:r>
-        <w:rPr>
-          <w:sz w:val="19"/>
-          <w:szCs w:val="19"/>
-        </w:rPr>
-        <w:t xml:space="preserve">Book 3 calls these labor </w:t>
+        <w:t xml:space="preserve"> hours from 2,560 to 4,096. </w:t>
+      </w:r>
+      <w:r>
+        <w:rPr>
+          <w:sz w:val="19"/>
+          <w:szCs w:val="19"/>
+        </w:rPr>
+        <w:t xml:space="preserve">Suppose Orontes sets one labor </w:t>
       </w:r>
       <w:r>
         <w:rPr>
@@ -8569,7 +8828,46 @@
           <w:sz w:val="15"/>
           <w:szCs w:val="15"/>
         </w:rPr>
-        <w:t xml:space="preserve"> (18) </w:t>
+        <w:t xml:space="preserve"> (22) </w:t>
+      </w:r>
+      <w:r>
+        <w:rPr>
+          <w:u w:val="single"/>
+          <w:sz w:val="19"/>
+          <w:szCs w:val="19"/>
+        </w:rPr>
+        <w:t xml:space="preserve">           </w:t>
+      </w:r>
+      <w:r>
+        <w:rPr>
+          <w:sz w:val="19"/>
+          <w:szCs w:val="19"/>
+        </w:rPr>
+        <w:t xml:space="preserve"> </w:t>
+      </w:r>
+      <w:r>
+        <w:rPr>
+          <w:sz w:val="19"/>
+          <w:szCs w:val="19"/>
+        </w:rPr>
+        <w:t xml:space="preserve"> for all eight batches at their average of 512 hours. </w:t>
+      </w:r>
+      <w:r>
+        <w:rPr>
+          <w:sz w:val="19"/>
+          <w:szCs w:val="19"/>
+        </w:rPr>
+        <w:t xml:space="preserve">Book 3 calls these labor </w:t>
+      </w:r>
+      <w:r>
+        <w:rPr>
+          <w:b/>
+          <w:bCs/>
+          <w:color w:val="8186EF"/>
+          <w:sz w:val="15"/>
+          <w:szCs w:val="15"/>
+        </w:rPr>
+        <w:t xml:space="preserve"> (23) </w:t>
       </w:r>
       <w:r>
         <w:rPr>
@@ -8649,7 +8947,7 @@
                 <w:sz w:val="16"/>
                 <w:szCs w:val="16"/>
               </w:rPr>
-              <w:t xml:space="preserve">standard   ·   overrun   ·   efficiency</w:t>
+              <w:t xml:space="preserve">machinery   ·   cumulative   ·   efficiency   ·   standard</w:t>
             </w:r>
           </w:p>
         </w:tc>
@@ -8683,9 +8981,9 @@
       </w:tblPr>
       <w:tblGrid>
         <w:gridCol w:w="4224"/>
-        <w:gridCol w:w="1792"/>
-        <w:gridCol w:w="1792"/>
-        <w:gridCol w:w="1792"/>
+        <w:gridCol w:w="2096"/>
+        <w:gridCol w:w="2189"/>
+        <w:gridCol w:w="1091"/>
       </w:tblGrid>
       <w:tr>
         <w:tc>
@@ -8747,7 +9045,7 @@
         </w:tc>
         <w:tc>
           <w:tcPr>
-            <w:tcW w:type="pct" w:w="933"/>
+            <w:tcW w:type="pct" w:w="1092"/>
             <w:shd w:fill="353A7C" w:val="clear"/>
             <w:tcMar>
               <w:top w:type="dxa" w:w="50"/>
@@ -8774,7 +9072,7 @@
         </w:tc>
         <w:tc>
           <w:tcPr>
-            <w:tcW w:type="pct" w:w="933"/>
+            <w:tcW w:type="pct" w:w="1140"/>
             <w:shd w:fill="353A7C" w:val="clear"/>
             <w:tcMar>
               <w:top w:type="dxa" w:w="50"/>
@@ -8801,7 +9099,7 @@
         </w:tc>
         <w:tc>
           <w:tcPr>
-            <w:tcW w:type="pct" w:w="933"/>
+            <w:tcW w:type="pct" w:w="568"/>
             <w:shd w:fill="353A7C" w:val="clear"/>
             <w:tcMar>
               <w:top w:type="dxa" w:w="50"/>
@@ -8831,7 +9129,6 @@
         <w:tc>
           <w:tcPr>
             <w:tcW w:type="pct" w:w="2200"/>
-            <w:shd w:fill="FFFFFF" w:val="clear"/>
             <w:tcMar>
               <w:top w:type="dxa" w:w="50"/>
               <w:left w:type="dxa" w:w="110"/>
@@ -8841,23 +9138,20 @@
           </w:tcPr>
           <w:p>
             <w:pPr>
-              <w:spacing w:before="46" w:after="46"/>
-            </w:pPr>
-            <w:r>
-              <w:rPr>
-                <w:b/>
-                <w:bCs/>
-                <w:color w:val="8186EF"/>
-                <w:sz w:val="14"/>
-                <w:szCs w:val="14"/>
-              </w:rPr>
-              <w:t xml:space="preserve">(19)</w:t>
-            </w:r>
-          </w:p>
-        </w:tc>
-        <w:tc>
-          <w:tcPr>
-            <w:tcW w:type="pct" w:w="933"/>
+              <w:spacing w:before="28" w:after="28"/>
+            </w:pPr>
+            <w:r>
+              <w:rPr>
+                <w:sz w:val="15"/>
+                <w:szCs w:val="15"/>
+              </w:rPr>
+              <w:t xml:space="preserve">Actual labor hours (learning curve)</w:t>
+            </w:r>
+          </w:p>
+        </w:tc>
+        <w:tc>
+          <w:tcPr>
+            <w:tcW w:type="pct" w:w="1092"/>
             <w:tcMar>
               <w:top w:type="dxa" w:w="50"/>
               <w:left w:type="dxa" w:w="110"/>
@@ -8880,7 +9174,7 @@
         </w:tc>
         <w:tc>
           <w:tcPr>
-            <w:tcW w:type="pct" w:w="933"/>
+            <w:tcW w:type="pct" w:w="1140"/>
             <w:tcMar>
               <w:top w:type="dxa" w:w="50"/>
               <w:left w:type="dxa" w:w="110"/>
@@ -8903,7 +9197,7 @@
         </w:tc>
         <w:tc>
           <w:tcPr>
-            <w:tcW w:type="pct" w:w="933"/>
+            <w:tcW w:type="pct" w:w="568"/>
             <w:tcMar>
               <w:top w:type="dxa" w:w="50"/>
               <w:left w:type="dxa" w:w="110"/>
@@ -8929,7 +9223,7 @@
         <w:tc>
           <w:tcPr>
             <w:tcW w:type="pct" w:w="2200"/>
-            <w:shd w:fill="FBFAF6" w:val="clear"/>
+            <w:shd w:fill="FFFFFF" w:val="clear"/>
             <w:tcMar>
               <w:top w:type="dxa" w:w="50"/>
               <w:left w:type="dxa" w:w="110"/>
@@ -8939,20 +9233,23 @@
           </w:tcPr>
           <w:p>
             <w:pPr>
-              <w:spacing w:before="28" w:after="28"/>
-            </w:pPr>
-            <w:r>
-              <w:rPr>
-                <w:sz w:val="15"/>
-                <w:szCs w:val="15"/>
-              </w:rPr>
-              <w:t xml:space="preserve">Standard hours at the 8-batch average (512 per batch)</w:t>
-            </w:r>
-          </w:p>
-        </w:tc>
-        <w:tc>
-          <w:tcPr>
-            <w:tcW w:type="pct" w:w="933"/>
+              <w:spacing w:before="46" w:after="46"/>
+            </w:pPr>
+            <w:r>
+              <w:rPr>
+                <w:b/>
+                <w:bCs/>
+                <w:color w:val="8186EF"/>
+                <w:sz w:val="14"/>
+                <w:szCs w:val="14"/>
+              </w:rPr>
+              <w:t xml:space="preserve">(24)</w:t>
+            </w:r>
+          </w:p>
+        </w:tc>
+        <w:tc>
+          <w:tcPr>
+            <w:tcW w:type="pct" w:w="1092"/>
             <w:shd w:fill="FBFAF6" w:val="clear"/>
             <w:tcMar>
               <w:top w:type="dxa" w:w="50"/>
@@ -8976,7 +9273,7 @@
         </w:tc>
         <w:tc>
           <w:tcPr>
-            <w:tcW w:type="pct" w:w="933"/>
+            <w:tcW w:type="pct" w:w="1140"/>
             <w:shd w:fill="FBFAF6" w:val="clear"/>
             <w:tcMar>
               <w:top w:type="dxa" w:w="50"/>
@@ -9000,7 +9297,7 @@
         </w:tc>
         <w:tc>
           <w:tcPr>
-            <w:tcW w:type="pct" w:w="933"/>
+            <w:tcW w:type="pct" w:w="568"/>
             <w:shd w:fill="FBFAF6" w:val="clear"/>
             <w:tcMar>
               <w:top w:type="dxa" w:w="50"/>
@@ -9047,13 +9344,13 @@
                 <w:sz w:val="14"/>
                 <w:szCs w:val="14"/>
               </w:rPr>
-              <w:t xml:space="preserve">(20)</w:t>
-            </w:r>
-          </w:p>
-        </w:tc>
-        <w:tc>
-          <w:tcPr>
-            <w:tcW w:type="pct" w:w="933"/>
+              <w:t xml:space="preserve">(25)</w:t>
+            </w:r>
+          </w:p>
+        </w:tc>
+        <w:tc>
+          <w:tcPr>
+            <w:tcW w:type="pct" w:w="1092"/>
             <w:tcMar>
               <w:top w:type="dxa" w:w="50"/>
               <w:left w:type="dxa" w:w="110"/>
@@ -9076,7 +9373,7 @@
         </w:tc>
         <w:tc>
           <w:tcPr>
-            <w:tcW w:type="pct" w:w="933"/>
+            <w:tcW w:type="pct" w:w="1140"/>
             <w:tcMar>
               <w:top w:type="dxa" w:w="50"/>
               <w:left w:type="dxa" w:w="110"/>
@@ -9099,7 +9396,7 @@
         </w:tc>
         <w:tc>
           <w:tcPr>
-            <w:tcW w:type="pct" w:w="933"/>
+            <w:tcW w:type="pct" w:w="568"/>
             <w:tcMar>
               <w:top w:type="dxa" w:w="50"/>
               <w:left w:type="dxa" w:w="110"/>
@@ -9178,7 +9475,7 @@
                 <w:sz w:val="16"/>
                 <w:szCs w:val="16"/>
               </w:rPr>
-              <w:t xml:space="preserve">incremental unit-time learning model   ·   Actual − standard hours   ·   Actual labor hours (learning curve)</w:t>
+              <w:t xml:space="preserve">4,096 − 2,560 = 1,536 hours   ·   Standard hours at the 8-batch average (512 per batch)   ·   Actual − standard hours</w:t>
             </w:r>
           </w:p>
         </w:tc>
@@ -9244,7 +9541,7 @@
           <w:sz w:val="18"/>
           <w:szCs w:val="18"/>
         </w:rPr>
-        <w:t xml:space="preserve">Summary 3</w:t>
+        <w:t xml:space="preserve">Summary 4</w:t>
       </w:r>
       <w:r>
         <w:rPr>
@@ -9252,7 +9549,7 @@
           <w:sz w:val="16"/>
           <w:szCs w:val="16"/>
         </w:rPr>
-        <w:t xml:space="preserve">      gaps 21–22</w:t>
+        <w:t xml:space="preserve">      gaps 26–27</w:t>
       </w:r>
     </w:p>
     <w:p>
@@ -9289,7 +9586,7 @@
           <w:sz w:val="15"/>
           <w:szCs w:val="15"/>
         </w:rPr>
-        <w:t xml:space="preserve"> (21) </w:t>
+        <w:t xml:space="preserve"> (26) </w:t>
       </w:r>
       <w:r>
         <w:rPr>
@@ -9321,7 +9618,7 @@
           <w:sz w:val="15"/>
           <w:szCs w:val="15"/>
         </w:rPr>
-        <w:t xml:space="preserve"> (22) </w:t>
+        <w:t xml:space="preserve"> (27) </w:t>
       </w:r>
       <w:r>
         <w:rPr>
@@ -9401,7 +9698,7 @@
                 <w:sz w:val="16"/>
                 <w:szCs w:val="16"/>
               </w:rPr>
-              <w:t xml:space="preserve">variable   ·   Standard   ·   saving</w:t>
+              <w:t xml:space="preserve">Suppose   ·   Standard   ·   saving</w:t>
             </w:r>
           </w:p>
         </w:tc>
@@ -9467,7 +9764,7 @@
           <w:sz w:val="18"/>
           <w:szCs w:val="18"/>
         </w:rPr>
-        <w:t xml:space="preserve">Summary 4</w:t>
+        <w:t xml:space="preserve">Summary 5</w:t>
       </w:r>
       <w:r>
         <w:rPr>
@@ -9475,7 +9772,7 @@
           <w:sz w:val="16"/>
           <w:szCs w:val="16"/>
         </w:rPr>
-        <w:t xml:space="preserve">      gaps 23–25</w:t>
+        <w:t xml:space="preserve">      gaps 28–30</w:t>
       </w:r>
     </w:p>
     <w:p>
@@ -9498,7 +9795,7 @@
           <w:sz w:val="15"/>
           <w:szCs w:val="15"/>
         </w:rPr>
-        <w:t xml:space="preserve"> (23) </w:t>
+        <w:t xml:space="preserve"> (28) </w:t>
       </w:r>
       <w:r>
         <w:rPr>
@@ -9537,7 +9834,7 @@
           <w:sz w:val="15"/>
           <w:szCs w:val="15"/>
         </w:rPr>
-        <w:t xml:space="preserve"> (24) </w:t>
+        <w:t xml:space="preserve"> (29) </w:t>
       </w:r>
       <w:r>
         <w:rPr>
@@ -9576,7 +9873,7 @@
           <w:sz w:val="15"/>
           <w:szCs w:val="15"/>
         </w:rPr>
-        <w:t xml:space="preserve"> (25) </w:t>
+        <w:t xml:space="preserve"> (30) </w:t>
       </w:r>
       <w:r>
         <w:rPr>
@@ -9656,7 +9953,7 @@
                 <w:sz w:val="16"/>
                 <w:szCs w:val="16"/>
               </w:rPr>
-              <w:t xml:space="preserve">doubling   ·   labor-driven   ·   first-unit   ·   variances</w:t>
+              <w:t xml:space="preserve">labor-driven   ·   doubling   ·   entries   ·   first-unit</w:t>
             </w:r>
           </w:p>
         </w:tc>
@@ -9813,7 +10110,7 @@
                 <w:sz w:val="14"/>
                 <w:szCs w:val="14"/>
               </w:rPr>
-              <w:t xml:space="preserve">(26)</w:t>
+              <w:t xml:space="preserve">(31)</w:t>
             </w:r>
           </w:p>
         </w:tc>
@@ -9846,7 +10143,7 @@
         <w:tc>
           <w:tcPr>
             <w:tcW w:type="pct" w:w="2600"/>
-            <w:shd w:fill="FFFFFF" w:val="clear"/>
+            <w:shd w:fill="FBFAF6" w:val="clear"/>
             <w:tcMar>
               <w:top w:type="dxa" w:w="50"/>
               <w:left w:type="dxa" w:w="110"/>
@@ -9856,17 +10153,14 @@
           </w:tcPr>
           <w:p>
             <w:pPr>
-              <w:spacing w:before="46" w:after="46"/>
-            </w:pPr>
-            <w:r>
-              <w:rPr>
-                <w:b/>
-                <w:bCs/>
-                <w:color w:val="8186EF"/>
-                <w:sz w:val="14"/>
-                <w:szCs w:val="14"/>
-              </w:rPr>
-              <w:t xml:space="preserve">(27)</w:t>
+              <w:spacing w:before="28" w:after="28"/>
+            </w:pPr>
+            <w:r>
+              <w:rPr>
+                <w:sz w:val="15"/>
+                <w:szCs w:val="15"/>
+              </w:rPr>
+              <w:t xml:space="preserve">90% (cumulative average-time model)</w:t>
             </w:r>
           </w:p>
         </w:tc>
@@ -9898,6 +10192,7 @@
         <w:tc>
           <w:tcPr>
             <w:tcW w:type="pct" w:w="2600"/>
+            <w:shd w:fill="FFFFFF" w:val="clear"/>
             <w:tcMar>
               <w:top w:type="dxa" w:w="50"/>
               <w:left w:type="dxa" w:w="110"/>
@@ -9907,14 +10202,17 @@
           </w:tcPr>
           <w:p>
             <w:pPr>
-              <w:spacing w:before="28" w:after="28"/>
-            </w:pPr>
-            <w:r>
-              <w:rPr>
-                <w:sz w:val="15"/>
-                <w:szCs w:val="15"/>
-              </w:rPr>
-              <w:t xml:space="preserve">$12 per hour</w:t>
+              <w:spacing w:before="46" w:after="46"/>
+            </w:pPr>
+            <w:r>
+              <w:rPr>
+                <w:b/>
+                <w:bCs/>
+                <w:color w:val="8186EF"/>
+                <w:sz w:val="14"/>
+                <w:szCs w:val="14"/>
+              </w:rPr>
+              <w:t xml:space="preserve">(32)</w:t>
             </w:r>
           </w:p>
         </w:tc>
@@ -9964,7 +10262,39 @@
                 <w:sz w:val="15"/>
                 <w:szCs w:val="15"/>
               </w:rPr>
-              <w:t xml:space="preserve">8 (lots 1–4 are budgeted in quarter 1; lots 5–8 in quarter 2)</w:t>
+              <w:t xml:space="preserve">8 (lots 1–4 are </w:t>
+            </w:r>
+            <w:r>
+              <w:rPr>
+                <w:b/>
+                <w:bCs/>
+                <w:color w:val="8186EF"/>
+                <w:sz w:val="14"/>
+                <w:szCs w:val="14"/>
+              </w:rPr>
+              <w:t xml:space="preserve"> (33) </w:t>
+            </w:r>
+            <w:r>
+              <w:rPr>
+                <w:u w:val="single"/>
+                <w:sz w:val="15"/>
+                <w:szCs w:val="15"/>
+              </w:rPr>
+              <w:t xml:space="preserve">              </w:t>
+            </w:r>
+            <w:r>
+              <w:rPr>
+                <w:sz w:val="15"/>
+                <w:szCs w:val="15"/>
+              </w:rPr>
+              <w:t xml:space="preserve"> </w:t>
+            </w:r>
+            <w:r>
+              <w:rPr>
+                <w:sz w:val="15"/>
+                <w:szCs w:val="15"/>
+              </w:rPr>
+              <w:t xml:space="preserve"> in quarter 1; lots 5–8 in quarter 2)</w:t>
             </w:r>
           </w:p>
         </w:tc>
@@ -9996,7 +10326,6 @@
         <w:tc>
           <w:tcPr>
             <w:tcW w:type="pct" w:w="2600"/>
-            <w:shd w:fill="FFFFFF" w:val="clear"/>
             <w:tcMar>
               <w:top w:type="dxa" w:w="50"/>
               <w:left w:type="dxa" w:w="110"/>
@@ -10006,17 +10335,14 @@
           </w:tcPr>
           <w:p>
             <w:pPr>
-              <w:spacing w:before="46" w:after="46"/>
-            </w:pPr>
-            <w:r>
-              <w:rPr>
-                <w:b/>
-                <w:bCs/>
-                <w:color w:val="8186EF"/>
-                <w:sz w:val="14"/>
-                <w:szCs w:val="14"/>
-              </w:rPr>
-              <w:t xml:space="preserve">(28)</w:t>
+              <w:spacing w:before="28" w:after="28"/>
+            </w:pPr>
+            <w:r>
+              <w:rPr>
+                <w:sz w:val="15"/>
+                <w:szCs w:val="15"/>
+              </w:rPr>
+              <w:t xml:space="preserve">Standard; no learning expected</w:t>
             </w:r>
           </w:p>
         </w:tc>
@@ -10078,7 +10404,7 @@
                 <w:sz w:val="16"/>
                 <w:szCs w:val="16"/>
               </w:rPr>
-              <w:t xml:space="preserve">Direct labor per lot   ·   500 direct labor hours   ·   Standard; no learning expected   ·   90% (cumulative average-time model)</w:t>
+              <w:t xml:space="preserve">Batches 1–4   ·   500 direct labor hours   ·   $12 per hour   ·   budgeted</w:t>
             </w:r>
           </w:p>
         </w:tc>
@@ -10227,6 +10553,7 @@
         <w:tc>
           <w:tcPr>
             <w:tcW w:type="pct" w:w="2600"/>
+            <w:shd w:fill="FFFFFF" w:val="clear"/>
             <w:tcMar>
               <w:top w:type="dxa" w:w="50"/>
               <w:left w:type="dxa" w:w="110"/>
@@ -10236,14 +10563,17 @@
           </w:tcPr>
           <w:p>
             <w:pPr>
-              <w:spacing w:before="28" w:after="28"/>
-            </w:pPr>
-            <w:r>
-              <w:rPr>
-                <w:sz w:val="15"/>
-                <w:szCs w:val="15"/>
-              </w:rPr>
-              <w:t xml:space="preserve">Average 640 hours; total 2,560 hours</w:t>
+              <w:spacing w:before="46" w:after="46"/>
+            </w:pPr>
+            <w:r>
+              <w:rPr>
+                <w:b/>
+                <w:bCs/>
+                <w:color w:val="8186EF"/>
+                <w:sz w:val="14"/>
+                <w:szCs w:val="14"/>
+              </w:rPr>
+              <w:t xml:space="preserve">(34)</w:t>
             </w:r>
           </w:p>
         </w:tc>
@@ -10276,7 +10606,7 @@
         <w:tc>
           <w:tcPr>
             <w:tcW w:type="pct" w:w="2600"/>
-            <w:shd w:fill="FFFFFF" w:val="clear"/>
+            <w:shd w:fill="FBFAF6" w:val="clear"/>
             <w:tcMar>
               <w:top w:type="dxa" w:w="50"/>
               <w:left w:type="dxa" w:w="110"/>
@@ -10286,17 +10616,14 @@
           </w:tcPr>
           <w:p>
             <w:pPr>
-              <w:spacing w:before="46" w:after="46"/>
-            </w:pPr>
-            <w:r>
-              <w:rPr>
-                <w:b/>
-                <w:bCs/>
-                <w:color w:val="8186EF"/>
-                <w:sz w:val="14"/>
-                <w:szCs w:val="14"/>
-              </w:rPr>
-              <w:t xml:space="preserve">(29)</w:t>
+              <w:spacing w:before="28" w:after="28"/>
+            </w:pPr>
+            <w:r>
+              <w:rPr>
+                <w:sz w:val="15"/>
+                <w:szCs w:val="15"/>
+              </w:rPr>
+              <w:t xml:space="preserve">Average 512 hours; total 4,096 hours</w:t>
             </w:r>
           </w:p>
         </w:tc>
@@ -10348,7 +10675,7 @@
                 <w:sz w:val="14"/>
                 <w:szCs w:val="14"/>
               </w:rPr>
-              <w:t xml:space="preserve">(30)</w:t>
+              <w:t xml:space="preserve">(35)</w:t>
             </w:r>
           </w:p>
         </w:tc>
@@ -10410,7 +10737,7 @@
                 <w:sz w:val="16"/>
                 <w:szCs w:val="16"/>
               </w:rPr>
-              <w:t xml:space="preserve">Average 512 hours; total 4,096 hours   ·   Average 640 hours; total 2,560 hours   ·   4,096 − 2,560 = 1,536 hours</w:t>
+              <w:t xml:space="preserve">Average 640 hours; total 2,560 hours   ·   Variable overhead driven by labor hours   ·   4,096 − 2,560 = 1,536 hours</w:t>
             </w:r>
           </w:p>
         </w:tc>
@@ -10546,7 +10873,7 @@
                 <w:sz w:val="16"/>
                 <w:szCs w:val="16"/>
               </w:rPr>
-              <w:t xml:space="preserve">Straight-line depreciation of the line   ·   Direct labor per lot   ·   Juice concentrate per lot   ·   Not affected by learning</w:t>
+              <w:t xml:space="preserve">Juice concentrate per lot   ·   Direct labor per lot   ·   Not affected by learning   ·   Straight-line depreciation of the line</w:t>
             </w:r>
           </w:p>
         </w:tc>
@@ -11067,14 +11394,14 @@
                 <w:sz w:val="16"/>
                 <w:szCs w:val="16"/>
               </w:rPr>
-              <w:t xml:space="preserve">19  </w:t>
-            </w:r>
-            <w:r>
-              <w:rPr>
-                <w:sz w:val="16"/>
-                <w:szCs w:val="16"/>
-              </w:rPr>
-              <w:t xml:space="preserve">Actual labor hours (learning curve)</w:t>
+              <w:t xml:space="preserve">21  </w:t>
+            </w:r>
+            <w:r>
+              <w:rPr>
+                <w:sz w:val="16"/>
+                <w:szCs w:val="16"/>
+              </w:rPr>
+              <w:t xml:space="preserve">cumulative</w:t>
             </w:r>
           </w:p>
         </w:tc>
@@ -11135,14 +11462,14 @@
                 <w:sz w:val="16"/>
                 <w:szCs w:val="16"/>
               </w:rPr>
-              <w:t xml:space="preserve">20  </w:t>
-            </w:r>
-            <w:r>
-              <w:rPr>
-                <w:sz w:val="16"/>
-                <w:szCs w:val="16"/>
-              </w:rPr>
-              <w:t xml:space="preserve">Actual − standard hours</w:t>
+              <w:t xml:space="preserve">22  </w:t>
+            </w:r>
+            <w:r>
+              <w:rPr>
+                <w:sz w:val="16"/>
+                <w:szCs w:val="16"/>
+              </w:rPr>
+              <w:t xml:space="preserve">standard</w:t>
             </w:r>
           </w:p>
         </w:tc>
@@ -11203,14 +11530,14 @@
                 <w:sz w:val="16"/>
                 <w:szCs w:val="16"/>
               </w:rPr>
-              <w:t xml:space="preserve">21  </w:t>
-            </w:r>
-            <w:r>
-              <w:rPr>
-                <w:sz w:val="16"/>
-                <w:szCs w:val="16"/>
-              </w:rPr>
-              <w:t xml:space="preserve">Standard</w:t>
+              <w:t xml:space="preserve">23  </w:t>
+            </w:r>
+            <w:r>
+              <w:rPr>
+                <w:sz w:val="16"/>
+                <w:szCs w:val="16"/>
+              </w:rPr>
+              <w:t xml:space="preserve">efficiency</w:t>
             </w:r>
           </w:p>
         </w:tc>
@@ -11271,14 +11598,14 @@
                 <w:sz w:val="16"/>
                 <w:szCs w:val="16"/>
               </w:rPr>
-              <w:t xml:space="preserve">22  </w:t>
-            </w:r>
-            <w:r>
-              <w:rPr>
-                <w:sz w:val="16"/>
-                <w:szCs w:val="16"/>
-              </w:rPr>
-              <w:t xml:space="preserve">saving</w:t>
+              <w:t xml:space="preserve">24  </w:t>
+            </w:r>
+            <w:r>
+              <w:rPr>
+                <w:sz w:val="16"/>
+                <w:szCs w:val="16"/>
+              </w:rPr>
+              <w:t xml:space="preserve">Standard hours at the 8-batch average (512 per batch)</w:t>
             </w:r>
           </w:p>
         </w:tc>
@@ -11339,14 +11666,14 @@
                 <w:sz w:val="16"/>
                 <w:szCs w:val="16"/>
               </w:rPr>
-              <w:t xml:space="preserve">23  </w:t>
-            </w:r>
-            <w:r>
-              <w:rPr>
-                <w:sz w:val="16"/>
-                <w:szCs w:val="16"/>
-              </w:rPr>
-              <w:t xml:space="preserve">first-unit</w:t>
+              <w:t xml:space="preserve">25  </w:t>
+            </w:r>
+            <w:r>
+              <w:rPr>
+                <w:sz w:val="16"/>
+                <w:szCs w:val="16"/>
+              </w:rPr>
+              <w:t xml:space="preserve">Actual − standard hours</w:t>
             </w:r>
           </w:p>
         </w:tc>
@@ -11407,14 +11734,14 @@
                 <w:sz w:val="16"/>
                 <w:szCs w:val="16"/>
               </w:rPr>
-              <w:t xml:space="preserve">24  </w:t>
-            </w:r>
-            <w:r>
-              <w:rPr>
-                <w:sz w:val="16"/>
-                <w:szCs w:val="16"/>
-              </w:rPr>
-              <w:t xml:space="preserve">doubling</w:t>
+              <w:t xml:space="preserve">26  </w:t>
+            </w:r>
+            <w:r>
+              <w:rPr>
+                <w:sz w:val="16"/>
+                <w:szCs w:val="16"/>
+              </w:rPr>
+              <w:t xml:space="preserve">Standard</w:t>
             </w:r>
           </w:p>
         </w:tc>
@@ -11475,14 +11802,14 @@
                 <w:sz w:val="16"/>
                 <w:szCs w:val="16"/>
               </w:rPr>
-              <w:t xml:space="preserve">25  </w:t>
-            </w:r>
-            <w:r>
-              <w:rPr>
-                <w:sz w:val="16"/>
-                <w:szCs w:val="16"/>
-              </w:rPr>
-              <w:t xml:space="preserve">labor-driven</w:t>
+              <w:t xml:space="preserve">27  </w:t>
+            </w:r>
+            <w:r>
+              <w:rPr>
+                <w:sz w:val="16"/>
+                <w:szCs w:val="16"/>
+              </w:rPr>
+              <w:t xml:space="preserve">saving</w:t>
             </w:r>
           </w:p>
         </w:tc>
@@ -11543,14 +11870,14 @@
                 <w:sz w:val="16"/>
                 <w:szCs w:val="16"/>
               </w:rPr>
-              <w:t xml:space="preserve">26  </w:t>
-            </w:r>
-            <w:r>
-              <w:rPr>
-                <w:sz w:val="16"/>
-                <w:szCs w:val="16"/>
-              </w:rPr>
-              <w:t xml:space="preserve">500 direct labor hours</w:t>
+              <w:t xml:space="preserve">28  </w:t>
+            </w:r>
+            <w:r>
+              <w:rPr>
+                <w:sz w:val="16"/>
+                <w:szCs w:val="16"/>
+              </w:rPr>
+              <w:t xml:space="preserve">first-unit</w:t>
             </w:r>
           </w:p>
         </w:tc>
@@ -11611,14 +11938,14 @@
                 <w:sz w:val="16"/>
                 <w:szCs w:val="16"/>
               </w:rPr>
-              <w:t xml:space="preserve">27  </w:t>
-            </w:r>
-            <w:r>
-              <w:rPr>
-                <w:sz w:val="16"/>
-                <w:szCs w:val="16"/>
-              </w:rPr>
-              <w:t xml:space="preserve">90% (cumulative average-time model)</w:t>
+              <w:t xml:space="preserve">29  </w:t>
+            </w:r>
+            <w:r>
+              <w:rPr>
+                <w:sz w:val="16"/>
+                <w:szCs w:val="16"/>
+              </w:rPr>
+              <w:t xml:space="preserve">doubling</w:t>
             </w:r>
           </w:p>
         </w:tc>
@@ -11679,14 +12006,14 @@
                 <w:sz w:val="16"/>
                 <w:szCs w:val="16"/>
               </w:rPr>
-              <w:t xml:space="preserve">28  </w:t>
-            </w:r>
-            <w:r>
-              <w:rPr>
-                <w:sz w:val="16"/>
-                <w:szCs w:val="16"/>
-              </w:rPr>
-              <w:t xml:space="preserve">Standard; no learning expected</w:t>
+              <w:t xml:space="preserve">30  </w:t>
+            </w:r>
+            <w:r>
+              <w:rPr>
+                <w:sz w:val="16"/>
+                <w:szCs w:val="16"/>
+              </w:rPr>
+              <w:t xml:space="preserve">labor-driven</w:t>
             </w:r>
           </w:p>
         </w:tc>
@@ -11747,14 +12074,14 @@
                 <w:sz w:val="16"/>
                 <w:szCs w:val="16"/>
               </w:rPr>
-              <w:t xml:space="preserve">29  </w:t>
-            </w:r>
-            <w:r>
-              <w:rPr>
-                <w:sz w:val="16"/>
-                <w:szCs w:val="16"/>
-              </w:rPr>
-              <w:t xml:space="preserve">Average 512 hours; total 4,096 hours</w:t>
+              <w:t xml:space="preserve">31  </w:t>
+            </w:r>
+            <w:r>
+              <w:rPr>
+                <w:sz w:val="16"/>
+                <w:szCs w:val="16"/>
+              </w:rPr>
+              <w:t xml:space="preserve">500 direct labor hours</w:t>
             </w:r>
           </w:p>
         </w:tc>
@@ -11815,14 +12142,14 @@
                 <w:sz w:val="16"/>
                 <w:szCs w:val="16"/>
               </w:rPr>
-              <w:t xml:space="preserve">30  </w:t>
-            </w:r>
-            <w:r>
-              <w:rPr>
-                <w:sz w:val="16"/>
-                <w:szCs w:val="16"/>
-              </w:rPr>
-              <w:t xml:space="preserve">4,096 − 2,560 = 1,536 hours</w:t>
+              <w:t xml:space="preserve">32  </w:t>
+            </w:r>
+            <w:r>
+              <w:rPr>
+                <w:sz w:val="16"/>
+                <w:szCs w:val="16"/>
+              </w:rPr>
+              <w:t xml:space="preserve">$12 per hour</w:t>
             </w:r>
           </w:p>
         </w:tc>
@@ -11857,7 +12184,7 @@
                 <w:sz w:val="16"/>
                 <w:szCs w:val="16"/>
               </w:rPr>
-              <w:t xml:space="preserve">Batches</w:t>
+              <w:t xml:space="preserve">second</w:t>
             </w:r>
           </w:p>
         </w:tc>
@@ -11883,14 +12210,14 @@
                 <w:sz w:val="16"/>
                 <w:szCs w:val="16"/>
               </w:rPr>
-              <w:t xml:space="preserve">31  </w:t>
-            </w:r>
-            <w:r>
-              <w:rPr>
-                <w:sz w:val="16"/>
-                <w:szCs w:val="16"/>
-              </w:rPr>
-              <w:t xml:space="preserve">Direct labor per lot</w:t>
+              <w:t xml:space="preserve">33  </w:t>
+            </w:r>
+            <w:r>
+              <w:rPr>
+                <w:sz w:val="16"/>
+                <w:szCs w:val="16"/>
+              </w:rPr>
+              <w:t xml:space="preserve">budgeted</w:t>
             </w:r>
           </w:p>
         </w:tc>
@@ -11925,7 +12252,7 @@
                 <w:sz w:val="16"/>
                 <w:szCs w:val="16"/>
               </w:rPr>
-              <w:t xml:space="preserve">Labor hours (from the doubling table)</w:t>
+              <w:t xml:space="preserve">against</w:t>
             </w:r>
           </w:p>
         </w:tc>
@@ -11951,14 +12278,14 @@
                 <w:sz w:val="16"/>
                 <w:szCs w:val="16"/>
               </w:rPr>
-              <w:t xml:space="preserve">32  </w:t>
-            </w:r>
-            <w:r>
-              <w:rPr>
-                <w:sz w:val="16"/>
-                <w:szCs w:val="16"/>
-              </w:rPr>
-              <w:t xml:space="preserve">Juice concentrate per lot</w:t>
+              <w:t xml:space="preserve">34  </w:t>
+            </w:r>
+            <w:r>
+              <w:rPr>
+                <w:sz w:val="16"/>
+                <w:szCs w:val="16"/>
+              </w:rPr>
+              <w:t xml:space="preserve">Average 640 hours; total 2,560 hours</w:t>
             </w:r>
           </w:p>
         </w:tc>
@@ -11993,7 +12320,7 @@
                 <w:sz w:val="16"/>
                 <w:szCs w:val="16"/>
               </w:rPr>
-              <w:t xml:space="preserve">Variable overhead at $6 per labor hour</w:t>
+              <w:t xml:space="preserve">incremental</w:t>
             </w:r>
           </w:p>
         </w:tc>
@@ -12019,14 +12346,14 @@
                 <w:sz w:val="16"/>
                 <w:szCs w:val="16"/>
               </w:rPr>
-              <w:t xml:space="preserve">33  </w:t>
-            </w:r>
-            <w:r>
-              <w:rPr>
-                <w:sz w:val="16"/>
-                <w:szCs w:val="16"/>
-              </w:rPr>
-              <w:t xml:space="preserve">Straight-line depreciation of the line</w:t>
+              <w:t xml:space="preserve">35  </w:t>
+            </w:r>
+            <w:r>
+              <w:rPr>
+                <w:sz w:val="16"/>
+                <w:szCs w:val="16"/>
+              </w:rPr>
+              <w:t xml:space="preserve">4,096 − 2,560 = 1,536 hours</w:t>
             </w:r>
           </w:p>
         </w:tc>
@@ -12061,7 +12388,7 @@
                 <w:sz w:val="16"/>
                 <w:szCs w:val="16"/>
               </w:rPr>
-              <w:t xml:space="preserve">Cost per batch</w:t>
+              <w:t xml:space="preserve">profit</w:t>
             </w:r>
           </w:p>
         </w:tc>
@@ -12087,14 +12414,14 @@
                 <w:sz w:val="16"/>
                 <w:szCs w:val="16"/>
               </w:rPr>
-              <w:t xml:space="preserve">34  </w:t>
-            </w:r>
-            <w:r>
-              <w:rPr>
-                <w:sz w:val="16"/>
-                <w:szCs w:val="16"/>
-              </w:rPr>
-              <w:t xml:space="preserve">learning curve</w:t>
+              <w:t xml:space="preserve">36  </w:t>
+            </w:r>
+            <w:r>
+              <w:rPr>
+                <w:sz w:val="16"/>
+                <w:szCs w:val="16"/>
+              </w:rPr>
+              <w:t xml:space="preserve">Direct labor per lot</w:t>
             </w:r>
           </w:p>
         </w:tc>
@@ -12129,7 +12456,7 @@
                 <w:sz w:val="16"/>
                 <w:szCs w:val="16"/>
               </w:rPr>
-              <w:t xml:space="preserve">standard</w:t>
+              <w:t xml:space="preserve">Batches</w:t>
             </w:r>
           </w:p>
         </w:tc>
@@ -12155,14 +12482,14 @@
                 <w:sz w:val="16"/>
                 <w:szCs w:val="16"/>
               </w:rPr>
-              <w:t xml:space="preserve">35  </w:t>
-            </w:r>
-            <w:r>
-              <w:rPr>
-                <w:sz w:val="16"/>
-                <w:szCs w:val="16"/>
-              </w:rPr>
-              <w:t xml:space="preserve">cumulative average-time learning model</w:t>
+              <w:t xml:space="preserve">37  </w:t>
+            </w:r>
+            <w:r>
+              <w:rPr>
+                <w:sz w:val="16"/>
+                <w:szCs w:val="16"/>
+              </w:rPr>
+              <w:t xml:space="preserve">Juice concentrate per lot</w:t>
             </w:r>
           </w:p>
         </w:tc>
@@ -12197,7 +12524,7 @@
                 <w:sz w:val="16"/>
                 <w:szCs w:val="16"/>
               </w:rPr>
-              <w:t xml:space="preserve">efficiency</w:t>
+              <w:t xml:space="preserve">Labor hours (from the doubling table)</w:t>
             </w:r>
           </w:p>
         </w:tc>
@@ -12213,14 +12540,160 @@
           </w:tcPr>
           <w:p>
             <w:pPr>
-              <w:spacing w:before="24" w:after="24"/>
-            </w:pPr>
-            <w:r>
-              <w:rPr>
-                <w:sz w:val="16"/>
-                <w:szCs w:val="16"/>
-              </w:rPr>
-              <w:t xml:space="preserve"/>
+              <w:spacing w:before="12" w:after="12"/>
+            </w:pPr>
+            <w:r>
+              <w:rPr>
+                <w:b/>
+                <w:bCs/>
+                <w:color w:val="8186EF"/>
+                <w:sz w:val="16"/>
+                <w:szCs w:val="16"/>
+              </w:rPr>
+              <w:t xml:space="preserve">38  </w:t>
+            </w:r>
+            <w:r>
+              <w:rPr>
+                <w:sz w:val="16"/>
+                <w:szCs w:val="16"/>
+              </w:rPr>
+              <w:t xml:space="preserve">Straight-line depreciation of the line</w:t>
+            </w:r>
+          </w:p>
+        </w:tc>
+      </w:tr>
+      <w:tr>
+        <w:tc>
+          <w:tcPr>
+            <w:tcW w:type="pct" w:w="2500"/>
+            <w:tcMar>
+              <w:top w:type="dxa" w:w="20"/>
+              <w:left w:type="dxa" w:w="80"/>
+              <w:bottom w:type="dxa" w:w="20"/>
+              <w:right w:type="dxa" w:w="80"/>
+            </w:tcMar>
+          </w:tcPr>
+          <w:p>
+            <w:pPr>
+              <w:spacing w:before="12" w:after="12"/>
+            </w:pPr>
+            <w:r>
+              <w:rPr>
+                <w:b/>
+                <w:bCs/>
+                <w:color w:val="8186EF"/>
+                <w:sz w:val="16"/>
+                <w:szCs w:val="16"/>
+              </w:rPr>
+              <w:t xml:space="preserve">19  </w:t>
+            </w:r>
+            <w:r>
+              <w:rPr>
+                <w:sz w:val="16"/>
+                <w:szCs w:val="16"/>
+              </w:rPr>
+              <w:t xml:space="preserve">Variable overhead at $6 per labor hour</w:t>
+            </w:r>
+          </w:p>
+        </w:tc>
+        <w:tc>
+          <w:tcPr>
+            <w:tcW w:type="pct" w:w="2500"/>
+            <w:tcMar>
+              <w:top w:type="dxa" w:w="20"/>
+              <w:left w:type="dxa" w:w="80"/>
+              <w:bottom w:type="dxa" w:w="20"/>
+              <w:right w:type="dxa" w:w="80"/>
+            </w:tcMar>
+          </w:tcPr>
+          <w:p>
+            <w:pPr>
+              <w:spacing w:before="12" w:after="12"/>
+            </w:pPr>
+            <w:r>
+              <w:rPr>
+                <w:b/>
+                <w:bCs/>
+                <w:color w:val="8186EF"/>
+                <w:sz w:val="16"/>
+                <w:szCs w:val="16"/>
+              </w:rPr>
+              <w:t xml:space="preserve">39  </w:t>
+            </w:r>
+            <w:r>
+              <w:rPr>
+                <w:sz w:val="16"/>
+                <w:szCs w:val="16"/>
+              </w:rPr>
+              <w:t xml:space="preserve">learning curve</w:t>
+            </w:r>
+          </w:p>
+        </w:tc>
+      </w:tr>
+      <w:tr>
+        <w:tc>
+          <w:tcPr>
+            <w:tcW w:type="pct" w:w="2500"/>
+            <w:tcMar>
+              <w:top w:type="dxa" w:w="20"/>
+              <w:left w:type="dxa" w:w="80"/>
+              <w:bottom w:type="dxa" w:w="20"/>
+              <w:right w:type="dxa" w:w="80"/>
+            </w:tcMar>
+          </w:tcPr>
+          <w:p>
+            <w:pPr>
+              <w:spacing w:before="12" w:after="12"/>
+            </w:pPr>
+            <w:r>
+              <w:rPr>
+                <w:b/>
+                <w:bCs/>
+                <w:color w:val="8186EF"/>
+                <w:sz w:val="16"/>
+                <w:szCs w:val="16"/>
+              </w:rPr>
+              <w:t xml:space="preserve">20  </w:t>
+            </w:r>
+            <w:r>
+              <w:rPr>
+                <w:sz w:val="16"/>
+                <w:szCs w:val="16"/>
+              </w:rPr>
+              <w:t xml:space="preserve">Direct materials at 3,000 per batch (no learning)</w:t>
+            </w:r>
+          </w:p>
+        </w:tc>
+        <w:tc>
+          <w:tcPr>
+            <w:tcW w:type="pct" w:w="2500"/>
+            <w:tcMar>
+              <w:top w:type="dxa" w:w="20"/>
+              <w:left w:type="dxa" w:w="80"/>
+              <w:bottom w:type="dxa" w:w="20"/>
+              <w:right w:type="dxa" w:w="80"/>
+            </w:tcMar>
+          </w:tcPr>
+          <w:p>
+            <w:pPr>
+              <w:spacing w:before="12" w:after="12"/>
+            </w:pPr>
+            <w:r>
+              <w:rPr>
+                <w:b/>
+                <w:bCs/>
+                <w:color w:val="8186EF"/>
+                <w:sz w:val="16"/>
+                <w:szCs w:val="16"/>
+              </w:rPr>
+              <w:t xml:space="preserve">40  </w:t>
+            </w:r>
+            <w:r>
+              <w:rPr>
+                <w:sz w:val="16"/>
+                <w:szCs w:val="16"/>
+              </w:rPr>
+              <w:t xml:space="preserve">cumulative average-time learning model</w:t>
             </w:r>
           </w:p>
         </w:tc>
@@ -12263,7 +12736,7 @@
           <w:sz w:val="15"/>
           <w:szCs w:val="15"/>
         </w:rPr>
-        <w:t xml:space="preserve">This example uses the learning curve to cost two orders, sets a price floor for the second one and shows what the curve means for a labor standard. There are no journal entries: the output is a quote and a standard. Barada ordered 4 batches of halva, which Orontes has made. Barada now asks for 4 more. Direct labor costs $12 an hour and variable overhead $6 per labor hour, because the manual line uses little machinery. Materials cost $3,000 a batch and do not learn. Use the doubling table to find the hours for each order. Apply the labor and overhead rates to the hours, and add materials at a flat amount per batch. Compare the two orders and think about the standard. Order 1 hours = total for 4 batches = 2,560. Order 2 hours = total for 8 batches − total for 4 = 4,096 − 2,560 = 1,536. Order 2 cost = 1,536 × ($12 + $6) + 4 × $3,000 = $39,648.</w:t>
+        <w:t xml:space="preserve">This example uses the learning curve to cost two orders, sets a price floor for the second one and shows what the curve means for a labor standard. There are no journal entries: the output is a quote and a standard. Barada ordered 4 batches of halva, which Orontes has made. Barada now asks for 4 more. Direct labor costs $12 an hour and variable overhead $6 per labor hour, because the manual line uses little machinery. Materials cost $3,000 a batch and do not learn. Use the doubling table to find the hours for each order. Apply the labor and overhead rates to the hours, and add materials at a flat amount per batch. Compare the two orders and think about the standard. Order 1 hours = total for 4 batches = 2,560. Order 2 hours = total for 8 batches − total for 4 = 4,096 − 2,560 = 1,536.</w:t>
       </w:r>
     </w:p>
     <w:p>
@@ -12287,7 +12760,7 @@
           <w:sz w:val="15"/>
           <w:szCs w:val="15"/>
         </w:rPr>
-        <w:t xml:space="preserve">Suppose Orontes sets one labor standard for all eight batches at their average of 512 hours. Book 3 calls these labor efficiency variances; here they come only from learning.</w:t>
+        <w:t xml:space="preserve">Order 2 cost = 1,536 × ($12 + $6) + 4 × $3,000 = $39,648. The second order costs $39,648, or $9,912 a batch, against $14,520 for the first. Any price above $39,648 covers the incremental cost; fixed costs and profit come on top.</w:t>
       </w:r>
     </w:p>
     <w:p>
@@ -12311,7 +12784,7 @@
           <w:sz w:val="15"/>
           <w:szCs w:val="15"/>
         </w:rPr>
-        <w:t xml:space="preserve">Hours: 2,560 + 1,536 = 4,096, the total for eight batches. Order 2 labor: 1,536 × $12 = $18,432. Standard check: overrun 512 + saving (512) = 0 over the eight batches.</w:t>
+        <w:t xml:space="preserve">Order 2 needs only the rise in cumulative hours from 2,560 to 4,096. Suppose Orontes sets one labor standard for all eight batches at their average of 512 hours. Book 3 calls these labor efficiency variances; here they come only from learning.</w:t>
       </w:r>
     </w:p>
     <w:p>
@@ -12328,6 +12801,30 @@
           <w:szCs w:val="15"/>
         </w:rPr>
         <w:t xml:space="preserve">Summary 4   </w:t>
+      </w:r>
+      <w:r>
+        <w:rPr>
+          <w:color w:val="6B7280"/>
+          <w:sz w:val="15"/>
+          <w:szCs w:val="15"/>
+        </w:rPr>
+        <w:t xml:space="preserve">Hours: 2,560 + 1,536 = 4,096, the total for eight batches. Order 2 labor: 1,536 × $12 = $18,432. Standard check: overrun 512 + saving (512) = 0 over the eight batches.</w:t>
+      </w:r>
+    </w:p>
+    <w:p>
+      <w:pPr>
+        <w:spacing w:before="20" w:after="20"/>
+        <w:ind w:left="240" w:hanging="240"/>
+      </w:pPr>
+      <w:r>
+        <w:rPr>
+          <w:b/>
+          <w:bCs/>
+          <w:color w:val="353A7C"/>
+          <w:sz w:val="15"/>
+          <w:szCs w:val="15"/>
+        </w:rPr>
+        <w:t xml:space="preserve">Summary 5   </w:t>
       </w:r>
       <w:r>
         <w:rPr>

--- a/CMA_Summaries_B2_Ch04.docx
+++ b/CMA_Summaries_B2_Ch04.docx
@@ -432,7 +432,7 @@
           <w:sz w:val="19"/>
           <w:szCs w:val="19"/>
         </w:rPr>
-        <w:t xml:space="preserve">On an 80% curve, the average time per unit after a </w:t>
+        <w:t xml:space="preserve">On an 80% curve, the average time per unit after a doubling is 80% of the average </w:t>
       </w:r>
       <w:r>
         <w:rPr>
@@ -464,7 +464,7 @@
           <w:sz w:val="19"/>
           <w:szCs w:val="19"/>
         </w:rPr>
-        <w:t xml:space="preserve"> is 80% of the average before it. </w:t>
+        <w:t xml:space="preserve"> it. </w:t>
       </w:r>
       <w:r>
         <w:rPr>
@@ -607,7 +607,7 @@
                 <w:sz w:val="16"/>
                 <w:szCs w:val="16"/>
               </w:rPr>
-              <w:t xml:space="preserve">materials   ·   mistakes   ·   supervision   ·   measured   ·   Workers   ·   repeat   ·   affects   ·   doubling   ·   faster</w:t>
+              <w:t xml:space="preserve">materials   ·   mistakes   ·   supervision   ·   measured   ·   average   ·   repeat   ·   affects   ·   before   ·   faster</w:t>
             </w:r>
           </w:p>
         </w:tc>
@@ -1363,7 +1363,7 @@
                 <w:sz w:val="16"/>
                 <w:szCs w:val="16"/>
               </w:rPr>
-              <w:t xml:space="preserve">doubling</w:t>
+              <w:t xml:space="preserve">before</w:t>
             </w:r>
           </w:p>
         </w:tc>
@@ -2631,7 +2631,7 @@
                 <w:sz w:val="16"/>
                 <w:szCs w:val="16"/>
               </w:rPr>
-              <w:t xml:space="preserve">معدل التعلم   ·   cumulative output   ·   cumulative average-time learning model</w:t>
+              <w:t xml:space="preserve">cumulative output   ·   learning rate   ·   cumulative average-time learning model</w:t>
             </w:r>
           </w:p>
         </w:tc>
@@ -3193,7 +3193,7 @@
                 <w:sz w:val="16"/>
                 <w:szCs w:val="16"/>
               </w:rPr>
-              <w:t xml:space="preserve">cumulative output</w:t>
+              <w:t xml:space="preserve">learning rate</w:t>
             </w:r>
           </w:p>
         </w:tc>
@@ -3343,7 +3343,7 @@
           <w:sz w:val="16"/>
           <w:szCs w:val="16"/>
         </w:rPr>
-        <w:t xml:space="preserve">      gaps 1–4</w:t>
+        <w:t xml:space="preserve">      gaps 1–3</w:t>
       </w:r>
     </w:p>
     <w:p>
@@ -3427,7 +3427,21 @@
           <w:sz w:val="19"/>
           <w:szCs w:val="19"/>
         </w:rPr>
-        <w:t xml:space="preserve">Y is the cumulative average time per unit, a is the time for the first unit, X is cumulative units, and b = log(</w:t>
+        <w:t xml:space="preserve">Y is the cumulative average time per unit, a is the time for the first unit, X is cumulative units, and b = log(learning rate) ÷ log(two). </w:t>
+      </w:r>
+      <w:r>
+        <w:rPr>
+          <w:sz w:val="19"/>
+          <w:szCs w:val="19"/>
+        </w:rPr>
+        <w:t xml:space="preserve">For an 80% curve, b = -0.3219. </w:t>
+      </w:r>
+      <w:r>
+        <w:rPr>
+          <w:sz w:val="19"/>
+          <w:szCs w:val="19"/>
+        </w:rPr>
+        <w:t xml:space="preserve">Three halva </w:t>
       </w:r>
       <w:r>
         <w:rPr>
@@ -3438,52 +3452,6 @@
           <w:szCs w:val="15"/>
         </w:rPr>
         <w:t xml:space="preserve"> (3) </w:t>
-      </w:r>
-      <w:r>
-        <w:rPr>
-          <w:u w:val="single"/>
-          <w:sz w:val="19"/>
-          <w:szCs w:val="19"/>
-        </w:rPr>
-        <w:t xml:space="preserve">           </w:t>
-      </w:r>
-      <w:r>
-        <w:rPr>
-          <w:sz w:val="19"/>
-          <w:szCs w:val="19"/>
-        </w:rPr>
-        <w:t xml:space="preserve"> </w:t>
-      </w:r>
-      <w:r>
-        <w:rPr>
-          <w:sz w:val="19"/>
-          <w:szCs w:val="19"/>
-        </w:rPr>
-        <w:t xml:space="preserve"> rate) ÷ log(two). </w:t>
-      </w:r>
-      <w:r>
-        <w:rPr>
-          <w:sz w:val="19"/>
-          <w:szCs w:val="19"/>
-        </w:rPr>
-        <w:t xml:space="preserve">For an 80% curve, b = -0.3219. </w:t>
-      </w:r>
-      <w:r>
-        <w:rPr>
-          <w:sz w:val="19"/>
-          <w:szCs w:val="19"/>
-        </w:rPr>
-        <w:t xml:space="preserve">Three halva </w:t>
-      </w:r>
-      <w:r>
-        <w:rPr>
-          <w:b/>
-          <w:bCs/>
-          <w:color w:val="8186EF"/>
-          <w:sz w:val="15"/>
-          <w:szCs w:val="15"/>
-        </w:rPr>
-        <w:t xml:space="preserve"> (4) </w:t>
       </w:r>
       <w:r>
         <w:rPr>
@@ -3563,7 +3531,7 @@
                 <w:sz w:val="16"/>
                 <w:szCs w:val="16"/>
               </w:rPr>
-              <w:t xml:space="preserve">average-time   ·   learning   ·   doublings   ·   batches   ·   quantities</w:t>
+              <w:t xml:space="preserve">cumulative   ·   batches   ·   doublings   ·   quantities</w:t>
             </w:r>
           </w:p>
         </w:tc>
@@ -3606,7 +3574,7 @@
       <w:r>
         <w:drawing>
           <wp:inline distT="0" distB="0" distL="0" distR="0">
-            <wp:extent cx="5734050" cy="1644775"/>
+            <wp:extent cx="5734050" cy="2067275"/>
             <wp:effectExtent t="0" r="0" b="0" l="0"/>
             <wp:docPr id="1" name="" descr="" title=""/>
             <wp:cNvGraphicFramePr>
@@ -3631,7 +3599,7 @@
                   <pic:spPr bwMode="auto">
                     <a:xfrm>
                       <a:off x="0" y="0"/>
-                      <a:ext cx="5734050" cy="1644775"/>
+                      <a:ext cx="5734050" cy="2067275"/>
                     </a:xfrm>
                     <a:prstGeom prst="rect">
                       <a:avLst/>
@@ -3726,7 +3694,7 @@
           <w:sz w:val="16"/>
           <w:szCs w:val="16"/>
         </w:rPr>
-        <w:t xml:space="preserve">      gaps 6–9</w:t>
+        <w:t xml:space="preserve">      gaps 5–8</w:t>
       </w:r>
     </w:p>
     <w:p>
@@ -3749,7 +3717,7 @@
           <w:sz w:val="15"/>
           <w:szCs w:val="15"/>
         </w:rPr>
-        <w:t xml:space="preserve"> (6) </w:t>
+        <w:t xml:space="preserve"> (5) </w:t>
       </w:r>
       <w:r>
         <w:rPr>
@@ -3788,7 +3756,7 @@
           <w:sz w:val="15"/>
           <w:szCs w:val="15"/>
         </w:rPr>
-        <w:t xml:space="preserve"> (7) </w:t>
+        <w:t xml:space="preserve"> (6) </w:t>
       </w:r>
       <w:r>
         <w:rPr>
@@ -3827,7 +3795,7 @@
           <w:sz w:val="15"/>
           <w:szCs w:val="15"/>
         </w:rPr>
-        <w:t xml:space="preserve"> (8) </w:t>
+        <w:t xml:space="preserve"> (7) </w:t>
       </w:r>
       <w:r>
         <w:rPr>
@@ -3866,7 +3834,7 @@
           <w:sz w:val="15"/>
           <w:szCs w:val="15"/>
         </w:rPr>
-        <w:t xml:space="preserve"> (9) </w:t>
+        <w:t xml:space="preserve"> (8) </w:t>
       </w:r>
       <w:r>
         <w:rPr>
@@ -3960,6 +3928,18 @@
       </w:tr>
     </w:tbl>
     <w:p/>
+    <w:p>
+      <w:pPr>
+        <w:pageBreakBefore w:val="true"/>
+        <w:spacing w:after="0"/>
+      </w:pPr>
+      <w:r>
+        <w:rPr>
+          <w:sz w:val="2"/>
+        </w:rPr>
+        <w:t xml:space="preserve"> </w:t>
+      </w:r>
+    </w:p>
     <w:p>
       <w:pPr>
         <w:spacing w:before="44" w:after="10"/>
@@ -4089,25 +4069,13 @@
                 <w:sz w:val="16"/>
                 <w:szCs w:val="16"/>
               </w:rPr>
-              <w:t xml:space="preserve">معدل التعلم   ·   incremental unit-time learning model   ·   learning rate</w:t>
+              <w:t xml:space="preserve">نموذج الوقت الحدي للوحدة   ·   incremental unit-time learning model</w:t>
             </w:r>
           </w:p>
         </w:tc>
       </w:tr>
     </w:tbl>
     <w:p/>
-    <w:p>
-      <w:pPr>
-        <w:pageBreakBefore w:val="true"/>
-        <w:spacing w:after="0"/>
-      </w:pPr>
-      <w:r>
-        <w:rPr>
-          <w:sz w:val="2"/>
-        </w:rPr>
-        <w:t xml:space="preserve"> </w:t>
-      </w:r>
-    </w:p>
     <w:tbl>
       <w:tblPr>
         <w:tblW w:type="pct" w:w="100%"/>
@@ -4384,7 +4352,7 @@
                 <w:sz w:val="16"/>
                 <w:szCs w:val="16"/>
               </w:rPr>
-              <w:t xml:space="preserve">7  </w:t>
+              <w:t xml:space="preserve">6  </w:t>
             </w:r>
             <w:r>
               <w:rPr>
@@ -4452,7 +4420,7 @@
                 <w:sz w:val="16"/>
                 <w:szCs w:val="16"/>
               </w:rPr>
-              <w:t xml:space="preserve">8  </w:t>
+              <w:t xml:space="preserve">7  </w:t>
             </w:r>
             <w:r>
               <w:rPr>
@@ -4494,7 +4462,7 @@
                 <w:sz w:val="16"/>
                 <w:szCs w:val="16"/>
               </w:rPr>
-              <w:t xml:space="preserve">learning</w:t>
+              <w:t xml:space="preserve">batches</w:t>
             </w:r>
           </w:p>
         </w:tc>
@@ -4520,7 +4488,7 @@
                 <w:sz w:val="16"/>
                 <w:szCs w:val="16"/>
               </w:rPr>
-              <w:t xml:space="preserve">9  </w:t>
+              <w:t xml:space="preserve">8  </w:t>
             </w:r>
             <w:r>
               <w:rPr>
@@ -4562,7 +4530,7 @@
                 <w:sz w:val="16"/>
                 <w:szCs w:val="16"/>
               </w:rPr>
-              <w:t xml:space="preserve">batches</w:t>
+              <w:t xml:space="preserve">3 batches: Y = 1,000 × 3^b</w:t>
             </w:r>
           </w:p>
         </w:tc>
@@ -4588,14 +4556,14 @@
                 <w:sz w:val="16"/>
                 <w:szCs w:val="16"/>
               </w:rPr>
-              <w:t xml:space="preserve">10  </w:t>
-            </w:r>
-            <w:r>
-              <w:rPr>
-                <w:sz w:val="16"/>
-                <w:szCs w:val="16"/>
-              </w:rPr>
-              <w:t xml:space="preserve">learning rate</w:t>
+              <w:t xml:space="preserve">9  </w:t>
+            </w:r>
+            <w:r>
+              <w:rPr>
+                <w:sz w:val="16"/>
+                <w:szCs w:val="16"/>
+              </w:rPr>
+              <w:t xml:space="preserve">incremental unit-time learning model</w:t>
             </w:r>
           </w:p>
         </w:tc>
@@ -4624,74 +4592,6 @@
                 <w:szCs w:val="16"/>
               </w:rPr>
               <w:t xml:space="preserve">5  </w:t>
-            </w:r>
-            <w:r>
-              <w:rPr>
-                <w:sz w:val="16"/>
-                <w:szCs w:val="16"/>
-              </w:rPr>
-              <w:t xml:space="preserve">3 batches: Y = 1,000 × 3^b</w:t>
-            </w:r>
-          </w:p>
-        </w:tc>
-        <w:tc>
-          <w:tcPr>
-            <w:tcW w:type="pct" w:w="2500"/>
-            <w:tcMar>
-              <w:top w:type="dxa" w:w="20"/>
-              <w:left w:type="dxa" w:w="80"/>
-              <w:bottom w:type="dxa" w:w="20"/>
-              <w:right w:type="dxa" w:w="80"/>
-            </w:tcMar>
-          </w:tcPr>
-          <w:p>
-            <w:pPr>
-              <w:spacing w:before="12" w:after="12"/>
-            </w:pPr>
-            <w:r>
-              <w:rPr>
-                <w:b/>
-                <w:bCs/>
-                <w:color w:val="8186EF"/>
-                <w:sz w:val="16"/>
-                <w:szCs w:val="16"/>
-              </w:rPr>
-              <w:t xml:space="preserve">11  </w:t>
-            </w:r>
-            <w:r>
-              <w:rPr>
-                <w:sz w:val="16"/>
-                <w:szCs w:val="16"/>
-              </w:rPr>
-              <w:t xml:space="preserve">incremental unit-time learning model</w:t>
-            </w:r>
-          </w:p>
-        </w:tc>
-      </w:tr>
-      <w:tr>
-        <w:tc>
-          <w:tcPr>
-            <w:tcW w:type="pct" w:w="2500"/>
-            <w:tcMar>
-              <w:top w:type="dxa" w:w="20"/>
-              <w:left w:type="dxa" w:w="80"/>
-              <w:bottom w:type="dxa" w:w="20"/>
-              <w:right w:type="dxa" w:w="80"/>
-            </w:tcMar>
-          </w:tcPr>
-          <w:p>
-            <w:pPr>
-              <w:spacing w:before="12" w:after="12"/>
-            </w:pPr>
-            <w:r>
-              <w:rPr>
-                <w:b/>
-                <w:bCs/>
-                <w:color w:val="8186EF"/>
-                <w:sz w:val="16"/>
-                <w:szCs w:val="16"/>
-              </w:rPr>
-              <w:t xml:space="preserve">6  </w:t>
             </w:r>
             <w:r>
               <w:rPr>
@@ -5970,7 +5870,7 @@
           <w:sz w:val="16"/>
           <w:szCs w:val="16"/>
         </w:rPr>
-        <w:t xml:space="preserve">      gaps 1–7</w:t>
+        <w:t xml:space="preserve">      gaps 1–5</w:t>
       </w:r>
     </w:p>
     <w:p>
@@ -5983,7 +5883,14 @@
           <w:sz w:val="19"/>
           <w:szCs w:val="19"/>
         </w:rPr>
-        <w:t xml:space="preserve">Both regression and learning curves turn past data into better </w:t>
+        <w:t xml:space="preserve">Both regression and learning curves turn past data into better estimates. </w:t>
+      </w:r>
+      <w:r>
+        <w:rPr>
+          <w:sz w:val="19"/>
+          <w:szCs w:val="19"/>
+        </w:rPr>
+        <w:t xml:space="preserve">Regression gives a fixed cost and a variable rate, with tests of </w:t>
       </w:r>
       <w:r>
         <w:rPr>
@@ -6001,7 +5908,7 @@
           <w:sz w:val="19"/>
           <w:szCs w:val="19"/>
         </w:rPr>
-        <w:t xml:space="preserve">           </w:t>
+        <w:t xml:space="preserve">             </w:t>
       </w:r>
       <w:r>
         <w:rPr>
@@ -6022,7 +5929,7 @@
           <w:sz w:val="19"/>
           <w:szCs w:val="19"/>
         </w:rPr>
-        <w:t xml:space="preserve">Regression gives a fixed cost and a </w:t>
+        <w:t xml:space="preserve">Learning curves </w:t>
       </w:r>
       <w:r>
         <w:rPr>
@@ -6054,7 +5961,14 @@
           <w:sz w:val="19"/>
           <w:szCs w:val="19"/>
         </w:rPr>
-        <w:t xml:space="preserve"> rate, with tests of </w:t>
+        <w:t xml:space="preserve"> the labor estimate when the task is new. </w:t>
+      </w:r>
+      <w:r>
+        <w:rPr>
+          <w:sz w:val="19"/>
+          <w:szCs w:val="19"/>
+        </w:rPr>
+        <w:t xml:space="preserve">Regression needs enough past data and holds only inside the relevant range; a good fit does not prove a </w:t>
       </w:r>
       <w:r>
         <w:rPr>
@@ -6072,7 +5986,7 @@
           <w:sz w:val="19"/>
           <w:szCs w:val="19"/>
         </w:rPr>
-        <w:t xml:space="preserve">             </w:t>
+        <w:t xml:space="preserve">           </w:t>
       </w:r>
       <w:r>
         <w:rPr>
@@ -6086,14 +6000,14 @@
           <w:sz w:val="19"/>
           <w:szCs w:val="19"/>
         </w:rPr>
-        <w:t xml:space="preserve">. </w:t>
-      </w:r>
-      <w:r>
-        <w:rPr>
-          <w:sz w:val="19"/>
-          <w:szCs w:val="19"/>
-        </w:rPr>
-        <w:t xml:space="preserve">Learning curves </w:t>
+        <w:t xml:space="preserve"> link. </w:t>
+      </w:r>
+      <w:r>
+        <w:rPr>
+          <w:sz w:val="19"/>
+          <w:szCs w:val="19"/>
+        </w:rPr>
+        <w:t xml:space="preserve">A learning rate is </w:t>
       </w:r>
       <w:r>
         <w:rPr>
@@ -6125,14 +6039,7 @@
           <w:sz w:val="19"/>
           <w:szCs w:val="19"/>
         </w:rPr>
-        <w:t xml:space="preserve"> the labor estimate when the task is new. </w:t>
-      </w:r>
-      <w:r>
-        <w:rPr>
-          <w:sz w:val="19"/>
-          <w:szCs w:val="19"/>
-        </w:rPr>
-        <w:t xml:space="preserve">Regression needs </w:t>
+        <w:t xml:space="preserve"> an estimate, learning may stop once the task is </w:t>
       </w:r>
       <w:r>
         <w:rPr>
@@ -6164,78 +6071,7 @@
           <w:sz w:val="19"/>
           <w:szCs w:val="19"/>
         </w:rPr>
-        <w:t xml:space="preserve"> past data and holds only inside the </w:t>
-      </w:r>
-      <w:r>
-        <w:rPr>
-          <w:b/>
-          <w:bCs/>
-          <w:color w:val="8186EF"/>
-          <w:sz w:val="15"/>
-          <w:szCs w:val="15"/>
-        </w:rPr>
-        <w:t xml:space="preserve"> (6) </w:t>
-      </w:r>
-      <w:r>
-        <w:rPr>
-          <w:u w:val="single"/>
-          <w:sz w:val="19"/>
-          <w:szCs w:val="19"/>
-        </w:rPr>
-        <w:t xml:space="preserve">           </w:t>
-      </w:r>
-      <w:r>
-        <w:rPr>
-          <w:sz w:val="19"/>
-          <w:szCs w:val="19"/>
-        </w:rPr>
-        <w:t xml:space="preserve"> </w:t>
-      </w:r>
-      <w:r>
-        <w:rPr>
-          <w:sz w:val="19"/>
-          <w:szCs w:val="19"/>
-        </w:rPr>
-        <w:t xml:space="preserve"> range; a good fit does not prove a causal link. </w:t>
-      </w:r>
-      <w:r>
-        <w:rPr>
-          <w:sz w:val="19"/>
-          <w:szCs w:val="19"/>
-        </w:rPr>
-        <w:t xml:space="preserve">A learning rate is itself an estimate, learning may stop once the task is routine, and it does not apply to </w:t>
-      </w:r>
-      <w:r>
-        <w:rPr>
-          <w:b/>
-          <w:bCs/>
-          <w:color w:val="8186EF"/>
-          <w:sz w:val="15"/>
-          <w:szCs w:val="15"/>
-        </w:rPr>
-        <w:t xml:space="preserve"> (7) </w:t>
-      </w:r>
-      <w:r>
-        <w:rPr>
-          <w:u w:val="single"/>
-          <w:sz w:val="19"/>
-          <w:szCs w:val="19"/>
-        </w:rPr>
-        <w:t xml:space="preserve">               </w:t>
-      </w:r>
-      <w:r>
-        <w:rPr>
-          <w:sz w:val="19"/>
-          <w:szCs w:val="19"/>
-        </w:rPr>
-        <w:t xml:space="preserve"> </w:t>
-      </w:r>
-      <w:r>
-        <w:rPr>
-          <w:sz w:val="19"/>
-          <w:szCs w:val="19"/>
-        </w:rPr>
-        <w:t xml:space="preserve"> work or materials. </w:t>
+        <w:t xml:space="preserve">, and it does not apply to machine-paced work or materials. </w:t>
       </w:r>
     </w:p>
     <w:tbl>
@@ -6293,7 +6129,7 @@
                 <w:sz w:val="16"/>
                 <w:szCs w:val="16"/>
               </w:rPr>
-              <w:t xml:space="preserve">relevant   ·   regression   ·   estimates   ·   enough   ·   variable   ·   correct   ·   machine-paced   ·   reliability</w:t>
+              <w:t xml:space="preserve">causal   ·   reliability   ·   itself   ·   correct   ·   relevant   ·   routine</w:t>
             </w:r>
           </w:p>
         </w:tc>
@@ -6474,39 +6310,7 @@
                 <w:sz w:val="15"/>
                 <w:szCs w:val="15"/>
               </w:rPr>
-              <w:t xml:space="preserve">More accurate labor </w:t>
-            </w:r>
-            <w:r>
-              <w:rPr>
-                <w:b/>
-                <w:bCs/>
-                <w:color w:val="8186EF"/>
-                <w:sz w:val="14"/>
-                <w:szCs w:val="14"/>
-              </w:rPr>
-              <w:t xml:space="preserve"> (8) </w:t>
-            </w:r>
-            <w:r>
-              <w:rPr>
-                <w:u w:val="single"/>
-                <w:sz w:val="15"/>
-                <w:szCs w:val="15"/>
-              </w:rPr>
-              <w:t xml:space="preserve">              </w:t>
-            </w:r>
-            <w:r>
-              <w:rPr>
-                <w:sz w:val="15"/>
-                <w:szCs w:val="15"/>
-              </w:rPr>
-              <w:t xml:space="preserve"> </w:t>
-            </w:r>
-            <w:r>
-              <w:rPr>
-                <w:sz w:val="15"/>
-                <w:szCs w:val="15"/>
-              </w:rPr>
-              <w:t xml:space="preserve"> for new products; better prices, budgets and standards</w:t>
+              <w:t xml:space="preserve">More accurate labor estimates for new products; better prices, budgets and standards</w:t>
             </w:r>
           </w:p>
         </w:tc>
@@ -6579,7 +6383,39 @@
                 <w:sz w:val="15"/>
                 <w:szCs w:val="15"/>
               </w:rPr>
-              <w:t xml:space="preserve">Uses all data; reports R2, t and standard error; separates fixed and variable cost</w:t>
+              <w:t xml:space="preserve">Uses all data; reports R2, t and standard error; </w:t>
+            </w:r>
+            <w:r>
+              <w:rPr>
+                <w:b/>
+                <w:bCs/>
+                <w:color w:val="8186EF"/>
+                <w:sz w:val="14"/>
+                <w:szCs w:val="14"/>
+              </w:rPr>
+              <w:t xml:space="preserve"> (6) </w:t>
+            </w:r>
+            <w:r>
+              <w:rPr>
+                <w:u w:val="single"/>
+                <w:sz w:val="15"/>
+                <w:szCs w:val="15"/>
+              </w:rPr>
+              <w:t xml:space="preserve">              </w:t>
+            </w:r>
+            <w:r>
+              <w:rPr>
+                <w:sz w:val="15"/>
+                <w:szCs w:val="15"/>
+              </w:rPr>
+              <w:t xml:space="preserve"> </w:t>
+            </w:r>
+            <w:r>
+              <w:rPr>
+                <w:sz w:val="15"/>
+                <w:szCs w:val="15"/>
+              </w:rPr>
+              <w:t xml:space="preserve"> fixed and variable cost</w:t>
             </w:r>
           </w:p>
         </w:tc>
@@ -6603,39 +6439,7 @@
                 <w:sz w:val="15"/>
                 <w:szCs w:val="15"/>
               </w:rPr>
-              <w:t xml:space="preserve">Needs enough past data; valid only inside the </w:t>
-            </w:r>
-            <w:r>
-              <w:rPr>
-                <w:b/>
-                <w:bCs/>
-                <w:color w:val="8186EF"/>
-                <w:sz w:val="14"/>
-                <w:szCs w:val="14"/>
-              </w:rPr>
-              <w:t xml:space="preserve"> (9) </w:t>
-            </w:r>
-            <w:r>
-              <w:rPr>
-                <w:u w:val="single"/>
-                <w:sz w:val="15"/>
-                <w:szCs w:val="15"/>
-              </w:rPr>
-              <w:t xml:space="preserve">              </w:t>
-            </w:r>
-            <w:r>
-              <w:rPr>
-                <w:sz w:val="15"/>
-                <w:szCs w:val="15"/>
-              </w:rPr>
-              <w:t xml:space="preserve"> </w:t>
-            </w:r>
-            <w:r>
-              <w:rPr>
-                <w:sz w:val="15"/>
-                <w:szCs w:val="15"/>
-              </w:rPr>
-              <w:t xml:space="preserve"> range; a good fit does not prove cause</w:t>
+              <w:t xml:space="preserve">Needs enough past data; valid only inside the relevant range; a good fit does not prove cause</w:t>
             </w:r>
           </w:p>
         </w:tc>
@@ -6697,7 +6501,7 @@
                 <w:sz w:val="16"/>
                 <w:szCs w:val="16"/>
               </w:rPr>
-              <w:t xml:space="preserve">separates   ·   estimates   ·   relevant</w:t>
+              <w:t xml:space="preserve">separates   ·   estimates</w:t>
             </w:r>
           </w:p>
         </w:tc>
@@ -6814,7 +6618,7 @@
                 <w:sz w:val="16"/>
                 <w:szCs w:val="16"/>
               </w:rPr>
-              <w:t xml:space="preserve">estimates</w:t>
+              <w:t xml:space="preserve">reliability</w:t>
             </w:r>
           </w:p>
         </w:tc>
@@ -6840,14 +6644,14 @@
                 <w:sz w:val="16"/>
                 <w:szCs w:val="16"/>
               </w:rPr>
-              <w:t xml:space="preserve">6  </w:t>
-            </w:r>
-            <w:r>
-              <w:rPr>
-                <w:sz w:val="16"/>
-                <w:szCs w:val="16"/>
-              </w:rPr>
-              <w:t xml:space="preserve">relevant</w:t>
+              <w:t xml:space="preserve">4  </w:t>
+            </w:r>
+            <w:r>
+              <w:rPr>
+                <w:sz w:val="16"/>
+                <w:szCs w:val="16"/>
+              </w:rPr>
+              <w:t xml:space="preserve">itself</w:t>
             </w:r>
           </w:p>
         </w:tc>
@@ -6882,7 +6686,7 @@
                 <w:sz w:val="16"/>
                 <w:szCs w:val="16"/>
               </w:rPr>
-              <w:t xml:space="preserve">variable</w:t>
+              <w:t xml:space="preserve">correct</w:t>
             </w:r>
           </w:p>
         </w:tc>
@@ -6908,14 +6712,14 @@
                 <w:sz w:val="16"/>
                 <w:szCs w:val="16"/>
               </w:rPr>
-              <w:t xml:space="preserve">7  </w:t>
-            </w:r>
-            <w:r>
-              <w:rPr>
-                <w:sz w:val="16"/>
-                <w:szCs w:val="16"/>
-              </w:rPr>
-              <w:t xml:space="preserve">machine-paced</w:t>
+              <w:t xml:space="preserve">5  </w:t>
+            </w:r>
+            <w:r>
+              <w:rPr>
+                <w:sz w:val="16"/>
+                <w:szCs w:val="16"/>
+              </w:rPr>
+              <w:t xml:space="preserve">routine</w:t>
             </w:r>
           </w:p>
         </w:tc>
@@ -6950,7 +6754,7 @@
                 <w:sz w:val="16"/>
                 <w:szCs w:val="16"/>
               </w:rPr>
-              <w:t xml:space="preserve">reliability</w:t>
+              <w:t xml:space="preserve">causal</w:t>
             </w:r>
           </w:p>
         </w:tc>
@@ -6976,140 +6780,14 @@
                 <w:sz w:val="16"/>
                 <w:szCs w:val="16"/>
               </w:rPr>
-              <w:t xml:space="preserve">8  </w:t>
-            </w:r>
-            <w:r>
-              <w:rPr>
-                <w:sz w:val="16"/>
-                <w:szCs w:val="16"/>
-              </w:rPr>
-              <w:t xml:space="preserve">estimates</w:t>
-            </w:r>
-          </w:p>
-        </w:tc>
-      </w:tr>
-      <w:tr>
-        <w:tc>
-          <w:tcPr>
-            <w:tcW w:type="pct" w:w="2500"/>
-            <w:tcMar>
-              <w:top w:type="dxa" w:w="20"/>
-              <w:left w:type="dxa" w:w="80"/>
-              <w:bottom w:type="dxa" w:w="20"/>
-              <w:right w:type="dxa" w:w="80"/>
-            </w:tcMar>
-          </w:tcPr>
-          <w:p>
-            <w:pPr>
-              <w:spacing w:before="12" w:after="12"/>
-            </w:pPr>
-            <w:r>
-              <w:rPr>
-                <w:b/>
-                <w:bCs/>
-                <w:color w:val="8186EF"/>
-                <w:sz w:val="16"/>
-                <w:szCs w:val="16"/>
-              </w:rPr>
-              <w:t xml:space="preserve">4  </w:t>
-            </w:r>
-            <w:r>
-              <w:rPr>
-                <w:sz w:val="16"/>
-                <w:szCs w:val="16"/>
-              </w:rPr>
-              <w:t xml:space="preserve">correct</w:t>
-            </w:r>
-          </w:p>
-        </w:tc>
-        <w:tc>
-          <w:tcPr>
-            <w:tcW w:type="pct" w:w="2500"/>
-            <w:tcMar>
-              <w:top w:type="dxa" w:w="20"/>
-              <w:left w:type="dxa" w:w="80"/>
-              <w:bottom w:type="dxa" w:w="20"/>
-              <w:right w:type="dxa" w:w="80"/>
-            </w:tcMar>
-          </w:tcPr>
-          <w:p>
-            <w:pPr>
-              <w:spacing w:before="12" w:after="12"/>
-            </w:pPr>
-            <w:r>
-              <w:rPr>
-                <w:b/>
-                <w:bCs/>
-                <w:color w:val="8186EF"/>
-                <w:sz w:val="16"/>
-                <w:szCs w:val="16"/>
-              </w:rPr>
-              <w:t xml:space="preserve">9  </w:t>
-            </w:r>
-            <w:r>
-              <w:rPr>
-                <w:sz w:val="16"/>
-                <w:szCs w:val="16"/>
-              </w:rPr>
-              <w:t xml:space="preserve">relevant</w:t>
-            </w:r>
-          </w:p>
-        </w:tc>
-      </w:tr>
-      <w:tr>
-        <w:tc>
-          <w:tcPr>
-            <w:tcW w:type="pct" w:w="2500"/>
-            <w:tcMar>
-              <w:top w:type="dxa" w:w="20"/>
-              <w:left w:type="dxa" w:w="80"/>
-              <w:bottom w:type="dxa" w:w="20"/>
-              <w:right w:type="dxa" w:w="80"/>
-            </w:tcMar>
-          </w:tcPr>
-          <w:p>
-            <w:pPr>
-              <w:spacing w:before="12" w:after="12"/>
-            </w:pPr>
-            <w:r>
-              <w:rPr>
-                <w:b/>
-                <w:bCs/>
-                <w:color w:val="8186EF"/>
-                <w:sz w:val="16"/>
-                <w:szCs w:val="16"/>
-              </w:rPr>
-              <w:t xml:space="preserve">5  </w:t>
-            </w:r>
-            <w:r>
-              <w:rPr>
-                <w:sz w:val="16"/>
-                <w:szCs w:val="16"/>
-              </w:rPr>
-              <w:t xml:space="preserve">enough</w:t>
-            </w:r>
-          </w:p>
-        </w:tc>
-        <w:tc>
-          <w:tcPr>
-            <w:tcW w:type="pct" w:w="2500"/>
-            <w:tcMar>
-              <w:top w:type="dxa" w:w="20"/>
-              <w:left w:type="dxa" w:w="80"/>
-              <w:bottom w:type="dxa" w:w="20"/>
-              <w:right w:type="dxa" w:w="80"/>
-            </w:tcMar>
-          </w:tcPr>
-          <w:p>
-            <w:pPr>
-              <w:spacing w:before="24" w:after="24"/>
-            </w:pPr>
-            <w:r>
-              <w:rPr>
-                <w:sz w:val="16"/>
-                <w:szCs w:val="16"/>
-              </w:rPr>
-              <w:t xml:space="preserve"/>
+              <w:t xml:space="preserve">6  </w:t>
+            </w:r>
+            <w:r>
+              <w:rPr>
+                <w:sz w:val="16"/>
+                <w:szCs w:val="16"/>
+              </w:rPr>
+              <w:t xml:space="preserve">separates</w:t>
             </w:r>
           </w:p>
         </w:tc>
@@ -7259,7 +6937,7 @@
           <w:sz w:val="16"/>
           <w:szCs w:val="16"/>
         </w:rPr>
-        <w:t xml:space="preserve">      gaps 1–12</w:t>
+        <w:t xml:space="preserve">      gaps 1–7</w:t>
       </w:r>
     </w:p>
     <w:p>
@@ -7272,7 +6950,14 @@
           <w:sz w:val="19"/>
           <w:szCs w:val="19"/>
         </w:rPr>
-        <w:t xml:space="preserve">This example uses the </w:t>
+        <w:t xml:space="preserve">This example uses the learning curve to cost two orders, sets a price floor for the second one and shows what the curve means for a labor standard. </w:t>
+      </w:r>
+      <w:r>
+        <w:rPr>
+          <w:sz w:val="19"/>
+          <w:szCs w:val="19"/>
+        </w:rPr>
+        <w:t xml:space="preserve">There are no </w:t>
       </w:r>
       <w:r>
         <w:rPr>
@@ -7304,7 +6989,7 @@
           <w:sz w:val="19"/>
           <w:szCs w:val="19"/>
         </w:rPr>
-        <w:t xml:space="preserve"> curve to cost two orders, sets a price floor for the </w:t>
+        <w:t xml:space="preserve"> entries: the </w:t>
       </w:r>
       <w:r>
         <w:rPr>
@@ -7336,14 +7021,14 @@
           <w:sz w:val="19"/>
           <w:szCs w:val="19"/>
         </w:rPr>
-        <w:t xml:space="preserve"> one and shows what the curve means for a labor standard. </w:t>
-      </w:r>
-      <w:r>
-        <w:rPr>
-          <w:sz w:val="19"/>
-          <w:szCs w:val="19"/>
-        </w:rPr>
-        <w:t xml:space="preserve">There are no </w:t>
+        <w:t xml:space="preserve"> is a quote and a standard. </w:t>
+      </w:r>
+      <w:r>
+        <w:rPr>
+          <w:sz w:val="19"/>
+          <w:szCs w:val="19"/>
+        </w:rPr>
+        <w:t xml:space="preserve">Barada </w:t>
       </w:r>
       <w:r>
         <w:rPr>
@@ -7375,7 +7060,21 @@
           <w:sz w:val="19"/>
           <w:szCs w:val="19"/>
         </w:rPr>
-        <w:t xml:space="preserve"> entries: the </w:t>
+        <w:t xml:space="preserve"> 4 batches of halva, which Orontes has made. </w:t>
+      </w:r>
+      <w:r>
+        <w:rPr>
+          <w:sz w:val="19"/>
+          <w:szCs w:val="19"/>
+        </w:rPr>
+        <w:t xml:space="preserve">Barada now asks for 4 more. </w:t>
+      </w:r>
+      <w:r>
+        <w:rPr>
+          <w:sz w:val="19"/>
+          <w:szCs w:val="19"/>
+        </w:rPr>
+        <w:t xml:space="preserve">Direct labor costs $12 an hour and variable overhead $6 per labor hour, </w:t>
       </w:r>
       <w:r>
         <w:rPr>
@@ -7407,14 +7106,7 @@
           <w:sz w:val="19"/>
           <w:szCs w:val="19"/>
         </w:rPr>
-        <w:t xml:space="preserve"> is a quote and a standard. </w:t>
-      </w:r>
-      <w:r>
-        <w:rPr>
-          <w:sz w:val="19"/>
-          <w:szCs w:val="19"/>
-        </w:rPr>
-        <w:t xml:space="preserve">Barada </w:t>
+        <w:t xml:space="preserve"> the manual line uses little </w:t>
       </w:r>
       <w:r>
         <w:rPr>
@@ -7446,7 +7138,28 @@
           <w:sz w:val="19"/>
           <w:szCs w:val="19"/>
         </w:rPr>
-        <w:t xml:space="preserve"> 4 batches of halva, which </w:t>
+        <w:t xml:space="preserve">. </w:t>
+      </w:r>
+      <w:r>
+        <w:rPr>
+          <w:sz w:val="19"/>
+          <w:szCs w:val="19"/>
+        </w:rPr>
+        <w:t xml:space="preserve">Materials cost $3,000 a batch and do not learn. </w:t>
+      </w:r>
+      <w:r>
+        <w:rPr>
+          <w:sz w:val="19"/>
+          <w:szCs w:val="19"/>
+        </w:rPr>
+        <w:t xml:space="preserve">Use the doubling table to find the hours for each order. </w:t>
+      </w:r>
+      <w:r>
+        <w:rPr>
+          <w:sz w:val="19"/>
+          <w:szCs w:val="19"/>
+        </w:rPr>
+        <w:t xml:space="preserve">Apply the labor and overhead rates to the hours, and add materials at a flat </w:t>
       </w:r>
       <w:r>
         <w:rPr>
@@ -7478,21 +7191,14 @@
           <w:sz w:val="19"/>
           <w:szCs w:val="19"/>
         </w:rPr>
-        <w:t xml:space="preserve"> has made. </w:t>
-      </w:r>
-      <w:r>
-        <w:rPr>
-          <w:sz w:val="19"/>
-          <w:szCs w:val="19"/>
-        </w:rPr>
-        <w:t xml:space="preserve">Barada now asks for 4 more. </w:t>
-      </w:r>
-      <w:r>
-        <w:rPr>
-          <w:sz w:val="19"/>
-          <w:szCs w:val="19"/>
-        </w:rPr>
-        <w:t xml:space="preserve">Direct labor costs $12 an hour and </w:t>
+        <w:t xml:space="preserve"> per batch. </w:t>
+      </w:r>
+      <w:r>
+        <w:rPr>
+          <w:sz w:val="19"/>
+          <w:szCs w:val="19"/>
+        </w:rPr>
+        <w:t xml:space="preserve"/>
       </w:r>
       <w:r>
         <w:rPr>
@@ -7503,194 +7209,6 @@
           <w:szCs w:val="15"/>
         </w:rPr>
         <w:t xml:space="preserve"> (7) </w:t>
-      </w:r>
-      <w:r>
-        <w:rPr>
-          <w:u w:val="single"/>
-          <w:sz w:val="19"/>
-          <w:szCs w:val="19"/>
-        </w:rPr>
-        <w:t xml:space="preserve">           </w:t>
-      </w:r>
-      <w:r>
-        <w:rPr>
-          <w:sz w:val="19"/>
-          <w:szCs w:val="19"/>
-        </w:rPr>
-        <w:t xml:space="preserve"> </w:t>
-      </w:r>
-      <w:r>
-        <w:rPr>
-          <w:sz w:val="19"/>
-          <w:szCs w:val="19"/>
-        </w:rPr>
-        <w:t xml:space="preserve"> overhead $6 per labor hour, </w:t>
-      </w:r>
-      <w:r>
-        <w:rPr>
-          <w:b/>
-          <w:bCs/>
-          <w:color w:val="8186EF"/>
-          <w:sz w:val="15"/>
-          <w:szCs w:val="15"/>
-        </w:rPr>
-        <w:t xml:space="preserve"> (8) </w:t>
-      </w:r>
-      <w:r>
-        <w:rPr>
-          <w:u w:val="single"/>
-          <w:sz w:val="19"/>
-          <w:szCs w:val="19"/>
-        </w:rPr>
-        <w:t xml:space="preserve">           </w:t>
-      </w:r>
-      <w:r>
-        <w:rPr>
-          <w:sz w:val="19"/>
-          <w:szCs w:val="19"/>
-        </w:rPr>
-        <w:t xml:space="preserve"> </w:t>
-      </w:r>
-      <w:r>
-        <w:rPr>
-          <w:sz w:val="19"/>
-          <w:szCs w:val="19"/>
-        </w:rPr>
-        <w:t xml:space="preserve"> the manual line uses little </w:t>
-      </w:r>
-      <w:r>
-        <w:rPr>
-          <w:b/>
-          <w:bCs/>
-          <w:color w:val="8186EF"/>
-          <w:sz w:val="15"/>
-          <w:szCs w:val="15"/>
-        </w:rPr>
-        <w:t xml:space="preserve"> (9) </w:t>
-      </w:r>
-      <w:r>
-        <w:rPr>
-          <w:u w:val="single"/>
-          <w:sz w:val="19"/>
-          <w:szCs w:val="19"/>
-        </w:rPr>
-        <w:t xml:space="preserve">           </w:t>
-      </w:r>
-      <w:r>
-        <w:rPr>
-          <w:sz w:val="19"/>
-          <w:szCs w:val="19"/>
-        </w:rPr>
-        <w:t xml:space="preserve"> </w:t>
-      </w:r>
-      <w:r>
-        <w:rPr>
-          <w:sz w:val="19"/>
-          <w:szCs w:val="19"/>
-        </w:rPr>
-        <w:t xml:space="preserve">. </w:t>
-      </w:r>
-      <w:r>
-        <w:rPr>
-          <w:sz w:val="19"/>
-          <w:szCs w:val="19"/>
-        </w:rPr>
-        <w:t xml:space="preserve">Materials cost $3,000 a batch and do not learn. </w:t>
-      </w:r>
-      <w:r>
-        <w:rPr>
-          <w:sz w:val="19"/>
-          <w:szCs w:val="19"/>
-        </w:rPr>
-        <w:t xml:space="preserve">Use the </w:t>
-      </w:r>
-      <w:r>
-        <w:rPr>
-          <w:b/>
-          <w:bCs/>
-          <w:color w:val="8186EF"/>
-          <w:sz w:val="15"/>
-          <w:szCs w:val="15"/>
-        </w:rPr>
-        <w:t xml:space="preserve"> (10) </w:t>
-      </w:r>
-      <w:r>
-        <w:rPr>
-          <w:u w:val="single"/>
-          <w:sz w:val="19"/>
-          <w:szCs w:val="19"/>
-        </w:rPr>
-        <w:t xml:space="preserve">           </w:t>
-      </w:r>
-      <w:r>
-        <w:rPr>
-          <w:sz w:val="19"/>
-          <w:szCs w:val="19"/>
-        </w:rPr>
-        <w:t xml:space="preserve"> </w:t>
-      </w:r>
-      <w:r>
-        <w:rPr>
-          <w:sz w:val="19"/>
-          <w:szCs w:val="19"/>
-        </w:rPr>
-        <w:t xml:space="preserve"> table to find the hours for each order. </w:t>
-      </w:r>
-      <w:r>
-        <w:rPr>
-          <w:sz w:val="19"/>
-          <w:szCs w:val="19"/>
-        </w:rPr>
-        <w:t xml:space="preserve">Apply the labor and overhead rates to the hours, and add materials at a flat </w:t>
-      </w:r>
-      <w:r>
-        <w:rPr>
-          <w:b/>
-          <w:bCs/>
-          <w:color w:val="8186EF"/>
-          <w:sz w:val="15"/>
-          <w:szCs w:val="15"/>
-        </w:rPr>
-        <w:t xml:space="preserve"> (11) </w:t>
-      </w:r>
-      <w:r>
-        <w:rPr>
-          <w:u w:val="single"/>
-          <w:sz w:val="19"/>
-          <w:szCs w:val="19"/>
-        </w:rPr>
-        <w:t xml:space="preserve">           </w:t>
-      </w:r>
-      <w:r>
-        <w:rPr>
-          <w:sz w:val="19"/>
-          <w:szCs w:val="19"/>
-        </w:rPr>
-        <w:t xml:space="preserve"> </w:t>
-      </w:r>
-      <w:r>
-        <w:rPr>
-          <w:sz w:val="19"/>
-          <w:szCs w:val="19"/>
-        </w:rPr>
-        <w:t xml:space="preserve"> per batch. </w:t>
-      </w:r>
-      <w:r>
-        <w:rPr>
-          <w:sz w:val="19"/>
-          <w:szCs w:val="19"/>
-        </w:rPr>
-        <w:t xml:space="preserve"/>
-      </w:r>
-      <w:r>
-        <w:rPr>
-          <w:b/>
-          <w:bCs/>
-          <w:color w:val="8186EF"/>
-          <w:sz w:val="15"/>
-          <w:szCs w:val="15"/>
-        </w:rPr>
-        <w:t xml:space="preserve"> (12) </w:t>
       </w:r>
       <w:r>
         <w:rPr>
@@ -7784,7 +7302,7 @@
                 <w:sz w:val="16"/>
                 <w:szCs w:val="16"/>
               </w:rPr>
-              <w:t xml:space="preserve">doubling   ·   learning   ·   efficiency   ·   second   ·   Compare   ·   amount   ·   because   ·   ordered   ·   output   ·   journal   ·   machinery   ·   variable   ·   Orontes</w:t>
+              <w:t xml:space="preserve">journal   ·   ordered   ·   Compare   ·   standard   ·   output   ·   machinery   ·   because   ·   amount</w:t>
             </w:r>
           </w:p>
         </w:tc>
@@ -7811,7 +7329,7 @@
           <w:sz w:val="16"/>
           <w:szCs w:val="16"/>
         </w:rPr>
-        <w:t xml:space="preserve">      gaps 13–16</w:t>
+        <w:t xml:space="preserve">      gaps 8–10</w:t>
       </w:r>
     </w:p>
     <w:p>
@@ -7831,7 +7349,7 @@
           <w:sz w:val="19"/>
           <w:szCs w:val="19"/>
         </w:rPr>
-        <w:t xml:space="preserve">The </w:t>
+        <w:t xml:space="preserve">The second order costs $39,648, or $9,912 a batch, </w:t>
       </w:r>
       <w:r>
         <w:rPr>
@@ -7841,7 +7359,7 @@
           <w:sz w:val="15"/>
           <w:szCs w:val="15"/>
         </w:rPr>
-        <w:t xml:space="preserve"> (13) </w:t>
+        <w:t xml:space="preserve"> (8) </w:t>
       </w:r>
       <w:r>
         <w:rPr>
@@ -7863,7 +7381,14 @@
           <w:sz w:val="19"/>
           <w:szCs w:val="19"/>
         </w:rPr>
-        <w:t xml:space="preserve"> order costs $39,648, or $9,912 a batch, </w:t>
+        <w:t xml:space="preserve"> $14,520 for the first. </w:t>
+      </w:r>
+      <w:r>
+        <w:rPr>
+          <w:sz w:val="19"/>
+          <w:szCs w:val="19"/>
+        </w:rPr>
+        <w:t xml:space="preserve">Any price above $39,648 </w:t>
       </w:r>
       <w:r>
         <w:rPr>
@@ -7873,7 +7398,7 @@
           <w:sz w:val="15"/>
           <w:szCs w:val="15"/>
         </w:rPr>
-        <w:t xml:space="preserve"> (14) </w:t>
+        <w:t xml:space="preserve"> (9) </w:t>
       </w:r>
       <w:r>
         <w:rPr>
@@ -7895,14 +7420,7 @@
           <w:sz w:val="19"/>
           <w:szCs w:val="19"/>
         </w:rPr>
-        <w:t xml:space="preserve"> $14,520 for the first. </w:t>
-      </w:r>
-      <w:r>
-        <w:rPr>
-          <w:sz w:val="19"/>
-          <w:szCs w:val="19"/>
-        </w:rPr>
-        <w:t xml:space="preserve">Any price above $39,648 covers the </w:t>
+        <w:t xml:space="preserve"> the incremental cost; fixed costs and </w:t>
       </w:r>
       <w:r>
         <w:rPr>
@@ -7912,39 +7430,7 @@
           <w:sz w:val="15"/>
           <w:szCs w:val="15"/>
         </w:rPr>
-        <w:t xml:space="preserve"> (15) </w:t>
-      </w:r>
-      <w:r>
-        <w:rPr>
-          <w:u w:val="single"/>
-          <w:sz w:val="19"/>
-          <w:szCs w:val="19"/>
-        </w:rPr>
-        <w:t xml:space="preserve">             </w:t>
-      </w:r>
-      <w:r>
-        <w:rPr>
-          <w:sz w:val="19"/>
-          <w:szCs w:val="19"/>
-        </w:rPr>
-        <w:t xml:space="preserve"> </w:t>
-      </w:r>
-      <w:r>
-        <w:rPr>
-          <w:sz w:val="19"/>
-          <w:szCs w:val="19"/>
-        </w:rPr>
-        <w:t xml:space="preserve"> cost; fixed costs and </w:t>
-      </w:r>
-      <w:r>
-        <w:rPr>
-          <w:b/>
-          <w:bCs/>
-          <w:color w:val="8186EF"/>
-          <w:sz w:val="15"/>
-          <w:szCs w:val="15"/>
-        </w:rPr>
-        <w:t xml:space="preserve"> (16) </w:t>
+        <w:t xml:space="preserve"> (10) </w:t>
       </w:r>
       <w:r>
         <w:rPr>
@@ -8024,7 +7510,7 @@
                 <w:sz w:val="16"/>
                 <w:szCs w:val="16"/>
               </w:rPr>
-              <w:t xml:space="preserve">incremental   ·   against   ·   Orontes   ·   profit   ·   second</w:t>
+              <w:t xml:space="preserve">doubling   ·   covers   ·   profit   ·   against</w:t>
             </w:r>
           </w:p>
         </w:tc>
@@ -8046,8 +7532,8 @@
       </w:tblPr>
       <w:tblGrid>
         <w:gridCol w:w="4224"/>
-        <w:gridCol w:w="2715"/>
-        <w:gridCol w:w="2661"/>
+        <w:gridCol w:w="2688"/>
+        <w:gridCol w:w="2688"/>
       </w:tblGrid>
       <w:tr>
         <w:tc>
@@ -8109,7 +7595,7 @@
         </w:tc>
         <w:tc>
           <w:tcPr>
-            <w:tcW w:type="pct" w:w="1414"/>
+            <w:tcW w:type="pct" w:w="1400"/>
             <w:shd w:fill="353A7C" w:val="clear"/>
             <w:tcMar>
               <w:top w:type="dxa" w:w="50"/>
@@ -8136,7 +7622,7 @@
         </w:tc>
         <w:tc>
           <w:tcPr>
-            <w:tcW w:type="pct" w:w="1386"/>
+            <w:tcW w:type="pct" w:w="1400"/>
             <w:shd w:fill="353A7C" w:val="clear"/>
             <w:tcMar>
               <w:top w:type="dxa" w:w="50"/>
@@ -8166,7 +7652,6 @@
         <w:tc>
           <w:tcPr>
             <w:tcW w:type="pct" w:w="2200"/>
-            <w:shd w:fill="FFFFFF" w:val="clear"/>
             <w:tcMar>
               <w:top w:type="dxa" w:w="50"/>
               <w:left w:type="dxa" w:w="110"/>
@@ -8176,23 +7661,20 @@
           </w:tcPr>
           <w:p>
             <w:pPr>
-              <w:spacing w:before="46" w:after="46"/>
-            </w:pPr>
-            <w:r>
-              <w:rPr>
-                <w:b/>
-                <w:bCs/>
-                <w:color w:val="8186EF"/>
-                <w:sz w:val="14"/>
-                <w:szCs w:val="14"/>
-              </w:rPr>
-              <w:t xml:space="preserve">(17)</w:t>
-            </w:r>
-          </w:p>
-        </w:tc>
-        <w:tc>
-          <w:tcPr>
-            <w:tcW w:type="pct" w:w="1414"/>
+              <w:spacing w:before="28" w:after="28"/>
+            </w:pPr>
+            <w:r>
+              <w:rPr>
+                <w:sz w:val="15"/>
+                <w:szCs w:val="15"/>
+              </w:rPr>
+              <w:t xml:space="preserve">Batches</w:t>
+            </w:r>
+          </w:p>
+        </w:tc>
+        <w:tc>
+          <w:tcPr>
+            <w:tcW w:type="pct" w:w="1400"/>
             <w:tcMar>
               <w:top w:type="dxa" w:w="50"/>
               <w:left w:type="dxa" w:w="110"/>
@@ -8215,7 +7697,7 @@
         </w:tc>
         <w:tc>
           <w:tcPr>
-            <w:tcW w:type="pct" w:w="1386"/>
+            <w:tcW w:type="pct" w:w="1400"/>
             <w:tcMar>
               <w:top w:type="dxa" w:w="50"/>
               <w:left w:type="dxa" w:w="110"/>
@@ -8261,13 +7743,13 @@
                 <w:sz w:val="14"/>
                 <w:szCs w:val="14"/>
               </w:rPr>
-              <w:t xml:space="preserve">(18)</w:t>
-            </w:r>
-          </w:p>
-        </w:tc>
-        <w:tc>
-          <w:tcPr>
-            <w:tcW w:type="pct" w:w="1414"/>
+              <w:t xml:space="preserve">(11)</w:t>
+            </w:r>
+          </w:p>
+        </w:tc>
+        <w:tc>
+          <w:tcPr>
+            <w:tcW w:type="pct" w:w="1400"/>
             <w:shd w:fill="FBFAF6" w:val="clear"/>
             <w:tcMar>
               <w:top w:type="dxa" w:w="50"/>
@@ -8291,7 +7773,7 @@
         </w:tc>
         <w:tc>
           <w:tcPr>
-            <w:tcW w:type="pct" w:w="1386"/>
+            <w:tcW w:type="pct" w:w="1400"/>
             <w:shd w:fill="FBFAF6" w:val="clear"/>
             <w:tcMar>
               <w:top w:type="dxa" w:w="50"/>
@@ -8318,6 +7800,7 @@
         <w:tc>
           <w:tcPr>
             <w:tcW w:type="pct" w:w="2200"/>
+            <w:shd w:fill="FFFFFF" w:val="clear"/>
             <w:tcMar>
               <w:top w:type="dxa" w:w="50"/>
               <w:left w:type="dxa" w:w="110"/>
@@ -8327,20 +7810,23 @@
           </w:tcPr>
           <w:p>
             <w:pPr>
-              <w:spacing w:before="28" w:after="28"/>
-            </w:pPr>
-            <w:r>
-              <w:rPr>
-                <w:sz w:val="15"/>
-                <w:szCs w:val="15"/>
-              </w:rPr>
-              <w:t xml:space="preserve">Direct labor at $12 per hour</w:t>
-            </w:r>
-          </w:p>
-        </w:tc>
-        <w:tc>
-          <w:tcPr>
-            <w:tcW w:type="pct" w:w="1414"/>
+              <w:spacing w:before="46" w:after="46"/>
+            </w:pPr>
+            <w:r>
+              <w:rPr>
+                <w:b/>
+                <w:bCs/>
+                <w:color w:val="8186EF"/>
+                <w:sz w:val="14"/>
+                <w:szCs w:val="14"/>
+              </w:rPr>
+              <w:t xml:space="preserve">(12)</w:t>
+            </w:r>
+          </w:p>
+        </w:tc>
+        <w:tc>
+          <w:tcPr>
+            <w:tcW w:type="pct" w:w="1400"/>
             <w:tcMar>
               <w:top w:type="dxa" w:w="50"/>
               <w:left w:type="dxa" w:w="110"/>
@@ -8363,7 +7849,7 @@
         </w:tc>
         <w:tc>
           <w:tcPr>
-            <w:tcW w:type="pct" w:w="1386"/>
+            <w:tcW w:type="pct" w:w="1400"/>
             <w:tcMar>
               <w:top w:type="dxa" w:w="50"/>
               <w:left w:type="dxa" w:w="110"/>
@@ -8389,7 +7875,7 @@
         <w:tc>
           <w:tcPr>
             <w:tcW w:type="pct" w:w="2200"/>
-            <w:shd w:fill="FFFFFF" w:val="clear"/>
+            <w:shd w:fill="FBFAF6" w:val="clear"/>
             <w:tcMar>
               <w:top w:type="dxa" w:w="50"/>
               <w:left w:type="dxa" w:w="110"/>
@@ -8399,23 +7885,20 @@
           </w:tcPr>
           <w:p>
             <w:pPr>
-              <w:spacing w:before="46" w:after="46"/>
-            </w:pPr>
-            <w:r>
-              <w:rPr>
-                <w:b/>
-                <w:bCs/>
-                <w:color w:val="8186EF"/>
-                <w:sz w:val="14"/>
-                <w:szCs w:val="14"/>
-              </w:rPr>
-              <w:t xml:space="preserve">(19)</w:t>
-            </w:r>
-          </w:p>
-        </w:tc>
-        <w:tc>
-          <w:tcPr>
-            <w:tcW w:type="pct" w:w="1414"/>
+              <w:spacing w:before="28" w:after="28"/>
+            </w:pPr>
+            <w:r>
+              <w:rPr>
+                <w:sz w:val="15"/>
+                <w:szCs w:val="15"/>
+              </w:rPr>
+              <w:t xml:space="preserve">Variable overhead at $6 per labor hour</w:t>
+            </w:r>
+          </w:p>
+        </w:tc>
+        <w:tc>
+          <w:tcPr>
+            <w:tcW w:type="pct" w:w="1400"/>
             <w:shd w:fill="FBFAF6" w:val="clear"/>
             <w:tcMar>
               <w:top w:type="dxa" w:w="50"/>
@@ -8439,7 +7922,7 @@
         </w:tc>
         <w:tc>
           <w:tcPr>
-            <w:tcW w:type="pct" w:w="1386"/>
+            <w:tcW w:type="pct" w:w="1400"/>
             <w:shd w:fill="FBFAF6" w:val="clear"/>
             <w:tcMar>
               <w:top w:type="dxa" w:w="50"/>
@@ -8466,7 +7949,6 @@
         <w:tc>
           <w:tcPr>
             <w:tcW w:type="pct" w:w="2200"/>
-            <w:shd w:fill="FFFFFF" w:val="clear"/>
             <w:tcMar>
               <w:top w:type="dxa" w:w="50"/>
               <w:left w:type="dxa" w:w="110"/>
@@ -8476,23 +7958,20 @@
           </w:tcPr>
           <w:p>
             <w:pPr>
-              <w:spacing w:before="46" w:after="46"/>
-            </w:pPr>
-            <w:r>
-              <w:rPr>
-                <w:b/>
-                <w:bCs/>
-                <w:color w:val="8186EF"/>
-                <w:sz w:val="14"/>
-                <w:szCs w:val="14"/>
-              </w:rPr>
-              <w:t xml:space="preserve">(20)</w:t>
-            </w:r>
-          </w:p>
-        </w:tc>
-        <w:tc>
-          <w:tcPr>
-            <w:tcW w:type="pct" w:w="1414"/>
+              <w:spacing w:before="28" w:after="28"/>
+            </w:pPr>
+            <w:r>
+              <w:rPr>
+                <w:sz w:val="15"/>
+                <w:szCs w:val="15"/>
+              </w:rPr>
+              <w:t xml:space="preserve">Direct materials at 3,000 per batch (no learning)</w:t>
+            </w:r>
+          </w:p>
+        </w:tc>
+        <w:tc>
+          <w:tcPr>
+            <w:tcW w:type="pct" w:w="1400"/>
             <w:tcMar>
               <w:top w:type="dxa" w:w="50"/>
               <w:left w:type="dxa" w:w="110"/>
@@ -8515,7 +7994,7 @@
         </w:tc>
         <w:tc>
           <w:tcPr>
-            <w:tcW w:type="pct" w:w="1386"/>
+            <w:tcW w:type="pct" w:w="1400"/>
             <w:tcMar>
               <w:top w:type="dxa" w:w="50"/>
               <w:left w:type="dxa" w:w="110"/>
@@ -8541,7 +8020,7 @@
         <w:tc>
           <w:tcPr>
             <w:tcW w:type="pct" w:w="2200"/>
-            <w:shd w:fill="FBFAF6" w:val="clear"/>
+            <w:shd w:fill="FFFFFF" w:val="clear"/>
             <w:tcMar>
               <w:top w:type="dxa" w:w="50"/>
               <w:left w:type="dxa" w:w="110"/>
@@ -8551,20 +8030,23 @@
           </w:tcPr>
           <w:p>
             <w:pPr>
-              <w:spacing w:before="28" w:after="28"/>
-            </w:pPr>
-            <w:r>
-              <w:rPr>
-                <w:sz w:val="15"/>
-                <w:szCs w:val="15"/>
-              </w:rPr>
-              <w:t xml:space="preserve">Incremental cost of the order</w:t>
-            </w:r>
-          </w:p>
-        </w:tc>
-        <w:tc>
-          <w:tcPr>
-            <w:tcW w:type="pct" w:w="1414"/>
+              <w:spacing w:before="46" w:after="46"/>
+            </w:pPr>
+            <w:r>
+              <w:rPr>
+                <w:b/>
+                <w:bCs/>
+                <w:color w:val="8186EF"/>
+                <w:sz w:val="14"/>
+                <w:szCs w:val="14"/>
+              </w:rPr>
+              <w:t xml:space="preserve">(13)</w:t>
+            </w:r>
+          </w:p>
+        </w:tc>
+        <w:tc>
+          <w:tcPr>
+            <w:tcW w:type="pct" w:w="1400"/>
             <w:shd w:fill="FBFAF6" w:val="clear"/>
             <w:tcMar>
               <w:top w:type="dxa" w:w="50"/>
@@ -8588,7 +8070,7 @@
         </w:tc>
         <w:tc>
           <w:tcPr>
-            <w:tcW w:type="pct" w:w="1386"/>
+            <w:tcW w:type="pct" w:w="1400"/>
             <w:shd w:fill="FBFAF6" w:val="clear"/>
             <w:tcMar>
               <w:top w:type="dxa" w:w="50"/>
@@ -8637,7 +8119,7 @@
         </w:tc>
         <w:tc>
           <w:tcPr>
-            <w:tcW w:type="pct" w:w="1414"/>
+            <w:tcW w:type="pct" w:w="1400"/>
             <w:tcMar>
               <w:top w:type="dxa" w:w="50"/>
               <w:left w:type="dxa" w:w="110"/>
@@ -8660,7 +8142,7 @@
         </w:tc>
         <w:tc>
           <w:tcPr>
-            <w:tcW w:type="pct" w:w="1386"/>
+            <w:tcW w:type="pct" w:w="1400"/>
             <w:tcMar>
               <w:top w:type="dxa" w:w="50"/>
               <w:left w:type="dxa" w:w="110"/>
@@ -8739,7 +8221,7 @@
                 <w:sz w:val="16"/>
                 <w:szCs w:val="16"/>
               </w:rPr>
-              <w:t xml:space="preserve">Labor hours (from the doubling table)   ·   Direct materials at 3,000 per batch (no learning)   ·   Incremental   ·   Batches   ·   Variable overhead at $6 per labor hour</w:t>
+              <w:t xml:space="preserve">Direct labor at $12 per hour   ·   Straight-line depreciation of the line   ·   Labor hours (from the doubling table)   ·   Incremental cost of the order</w:t>
             </w:r>
           </w:p>
         </w:tc>
@@ -8766,7 +8248,7 @@
           <w:sz w:val="16"/>
           <w:szCs w:val="16"/>
         </w:rPr>
-        <w:t xml:space="preserve">      gaps 21–23</w:t>
+        <w:t xml:space="preserve">      gaps 14–15</w:t>
       </w:r>
     </w:p>
     <w:p>
@@ -8779,7 +8261,14 @@
           <w:sz w:val="19"/>
           <w:szCs w:val="19"/>
         </w:rPr>
-        <w:t xml:space="preserve">Order 2 needs only the rise in </w:t>
+        <w:t xml:space="preserve">Order 2 needs only the rise in cumulative hours from 2,560 to 4,096. </w:t>
+      </w:r>
+      <w:r>
+        <w:rPr>
+          <w:sz w:val="19"/>
+          <w:szCs w:val="19"/>
+        </w:rPr>
+        <w:t xml:space="preserve"/>
       </w:r>
       <w:r>
         <w:rPr>
@@ -8789,7 +8278,7 @@
           <w:sz w:val="15"/>
           <w:szCs w:val="15"/>
         </w:rPr>
-        <w:t xml:space="preserve"> (21) </w:t>
+        <w:t xml:space="preserve"> (14) </w:t>
       </w:r>
       <w:r>
         <w:rPr>
@@ -8797,7 +8286,7 @@
           <w:sz w:val="19"/>
           <w:szCs w:val="19"/>
         </w:rPr>
-        <w:t xml:space="preserve">            </w:t>
+        <w:t xml:space="preserve">           </w:t>
       </w:r>
       <w:r>
         <w:rPr>
@@ -8811,14 +8300,14 @@
           <w:sz w:val="19"/>
           <w:szCs w:val="19"/>
         </w:rPr>
-        <w:t xml:space="preserve"> hours from 2,560 to 4,096. </w:t>
-      </w:r>
-      <w:r>
-        <w:rPr>
-          <w:sz w:val="19"/>
-          <w:szCs w:val="19"/>
-        </w:rPr>
-        <w:t xml:space="preserve">Suppose Orontes sets one labor </w:t>
+        <w:t xml:space="preserve"> Orontes sets one labor standard for all eight batches at their average of 512 hours. </w:t>
+      </w:r>
+      <w:r>
+        <w:rPr>
+          <w:sz w:val="19"/>
+          <w:szCs w:val="19"/>
+        </w:rPr>
+        <w:t xml:space="preserve">Book 3 calls these labor </w:t>
       </w:r>
       <w:r>
         <w:rPr>
@@ -8828,46 +8317,7 @@
           <w:sz w:val="15"/>
           <w:szCs w:val="15"/>
         </w:rPr>
-        <w:t xml:space="preserve"> (22) </w:t>
-      </w:r>
-      <w:r>
-        <w:rPr>
-          <w:u w:val="single"/>
-          <w:sz w:val="19"/>
-          <w:szCs w:val="19"/>
-        </w:rPr>
-        <w:t xml:space="preserve">           </w:t>
-      </w:r>
-      <w:r>
-        <w:rPr>
-          <w:sz w:val="19"/>
-          <w:szCs w:val="19"/>
-        </w:rPr>
-        <w:t xml:space="preserve"> </w:t>
-      </w:r>
-      <w:r>
-        <w:rPr>
-          <w:sz w:val="19"/>
-          <w:szCs w:val="19"/>
-        </w:rPr>
-        <w:t xml:space="preserve"> for all eight batches at their average of 512 hours. </w:t>
-      </w:r>
-      <w:r>
-        <w:rPr>
-          <w:sz w:val="19"/>
-          <w:szCs w:val="19"/>
-        </w:rPr>
-        <w:t xml:space="preserve">Book 3 calls these labor </w:t>
-      </w:r>
-      <w:r>
-        <w:rPr>
-          <w:b/>
-          <w:bCs/>
-          <w:color w:val="8186EF"/>
-          <w:sz w:val="15"/>
-          <w:szCs w:val="15"/>
-        </w:rPr>
-        <w:t xml:space="preserve"> (23) </w:t>
+        <w:t xml:space="preserve"> (15) </w:t>
       </w:r>
       <w:r>
         <w:rPr>
@@ -8947,7 +8397,7 @@
                 <w:sz w:val="16"/>
                 <w:szCs w:val="16"/>
               </w:rPr>
-              <w:t xml:space="preserve">machinery   ·   cumulative   ·   efficiency   ·   standard</w:t>
+              <w:t xml:space="preserve">efficiency   ·   Suppose   ·   first-unit</w:t>
             </w:r>
           </w:p>
         </w:tc>
@@ -9243,7 +8693,7 @@
                 <w:sz w:val="14"/>
                 <w:szCs w:val="14"/>
               </w:rPr>
-              <w:t xml:space="preserve">(24)</w:t>
+              <w:t xml:space="preserve">(16)</w:t>
             </w:r>
           </w:p>
         </w:tc>
@@ -9344,7 +8794,7 @@
                 <w:sz w:val="14"/>
                 <w:szCs w:val="14"/>
               </w:rPr>
-              <w:t xml:space="preserve">(25)</w:t>
+              <w:t xml:space="preserve">(17)</w:t>
             </w:r>
           </w:p>
         </w:tc>
@@ -9475,7 +8925,7 @@
                 <w:sz w:val="16"/>
                 <w:szCs w:val="16"/>
               </w:rPr>
-              <w:t xml:space="preserve">4,096 − 2,560 = 1,536 hours   ·   Standard hours at the 8-batch average (512 per batch)   ·   Actual − standard hours</w:t>
+              <w:t xml:space="preserve">Actual labor hours (learning curve)   ·   Standard hours at the 8-batch average (512 per batch)   ·   Actual − standard hours</w:t>
             </w:r>
           </w:p>
         </w:tc>
@@ -9531,6 +8981,66 @@
     <w:p/>
     <w:p>
       <w:pPr>
+        <w:spacing w:before="20" w:after="20" w:line="360" w:lineRule="auto"/>
+        <w:ind w:left="200"/>
+      </w:pPr>
+      <w:r>
+        <w:rPr>
+          <w:sz w:val="19"/>
+          <w:szCs w:val="19"/>
+        </w:rPr>
+        <w:t xml:space="preserve">Hours: 2,560 + 1,536 = 4,096, the total for eight batches. Order 2 labor: 1,536 × $12 = $18,432. Standard check: overrun 512 + saving (512) = 0 over the eight batches.</w:t>
+      </w:r>
+    </w:p>
+    <w:tbl>
+      <w:tblPr>
+        <w:tblW w:type="pct" w:w="100%"/>
+        <w:tblLayout w:type="fixed"/>
+        <w:tblBorders>
+          <w:top w:val="single" w:color="353A7C" w:sz="4"/>
+          <w:left w:val="single" w:color="353A7C" w:sz="4"/>
+          <w:bottom w:val="single" w:color="353A7C" w:sz="4"/>
+          <w:right w:val="single" w:color="353A7C" w:sz="4"/>
+          <w:insideH w:val="single" w:color="353A7C" w:sz="4"/>
+          <w:insideV w:val="single" w:color="353A7C" w:sz="4"/>
+        </w:tblBorders>
+      </w:tblPr>
+      <w:tblGrid>
+        <w:gridCol w:w="9600"/>
+      </w:tblGrid>
+      <w:tr>
+        <w:tc>
+          <w:tcPr>
+            <w:tcW w:type="pct" w:w="5000"/>
+            <w:shd w:fill="F2F4FB" w:val="clear"/>
+            <w:tcMar>
+              <w:top w:type="dxa" w:w="50"/>
+              <w:left w:type="dxa" w:w="110"/>
+              <w:bottom w:type="dxa" w:w="50"/>
+              <w:right w:type="dxa" w:w="110"/>
+            </w:tcMar>
+          </w:tcPr>
+          <w:p>
+            <w:pPr>
+              <w:spacing w:before="30" w:after="30"/>
+            </w:pPr>
+            <w:r>
+              <w:rPr>
+                <w:b/>
+                <w:bCs/>
+                <w:color w:val="353A7C"/>
+                <w:sz w:val="19"/>
+                <w:szCs w:val="19"/>
+              </w:rPr>
+              <w:t xml:space="preserve">Exam view</w:t>
+            </w:r>
+          </w:p>
+        </w:tc>
+      </w:tr>
+    </w:tbl>
+    <w:p/>
+    <w:p>
+      <w:pPr>
         <w:spacing w:before="44" w:after="14"/>
       </w:pPr>
       <w:r>
@@ -9549,7 +9059,7 @@
           <w:sz w:val="16"/>
           <w:szCs w:val="16"/>
         </w:rPr>
-        <w:t xml:space="preserve">      gaps 26–27</w:t>
+        <w:t xml:space="preserve">      gaps 18–20</w:t>
       </w:r>
     </w:p>
     <w:p>
@@ -9562,21 +9072,7 @@
           <w:sz w:val="19"/>
           <w:szCs w:val="19"/>
         </w:rPr>
-        <w:t xml:space="preserve">Hours: 2,560 + 1,536 = 4,096, the total for eight batches. </w:t>
-      </w:r>
-      <w:r>
-        <w:rPr>
-          <w:sz w:val="19"/>
-          <w:szCs w:val="19"/>
-        </w:rPr>
-        <w:t xml:space="preserve">Order 2 labor: 1,536 × $12 = $18,432. </w:t>
-      </w:r>
-      <w:r>
-        <w:rPr>
-          <w:sz w:val="19"/>
-          <w:szCs w:val="19"/>
-        </w:rPr>
-        <w:t xml:space="preserve"/>
+        <w:t xml:space="preserve">Expect the </w:t>
       </w:r>
       <w:r>
         <w:rPr>
@@ -9586,7 +9082,7 @@
           <w:sz w:val="15"/>
           <w:szCs w:val="15"/>
         </w:rPr>
-        <w:t xml:space="preserve"> (26) </w:t>
+        <w:t xml:space="preserve"> (18) </w:t>
       </w:r>
       <w:r>
         <w:rPr>
@@ -9594,7 +9090,7 @@
           <w:sz w:val="19"/>
           <w:szCs w:val="19"/>
         </w:rPr>
-        <w:t xml:space="preserve">           </w:t>
+        <w:t xml:space="preserve">            </w:t>
       </w:r>
       <w:r>
         <w:rPr>
@@ -9608,7 +9104,14 @@
           <w:sz w:val="19"/>
           <w:szCs w:val="19"/>
         </w:rPr>
-        <w:t xml:space="preserve"> check: overrun 512 + </w:t>
+        <w:t xml:space="preserve"> time, a learning rate and a question about a later group of units. </w:t>
+      </w:r>
+      <w:r>
+        <w:rPr>
+          <w:sz w:val="19"/>
+          <w:szCs w:val="19"/>
+        </w:rPr>
+        <w:t xml:space="preserve">Build the doubling table to the needed total, then </w:t>
       </w:r>
       <w:r>
         <w:rPr>
@@ -9618,7 +9121,7 @@
           <w:sz w:val="15"/>
           <w:szCs w:val="15"/>
         </w:rPr>
-        <w:t xml:space="preserve"> (27) </w:t>
+        <w:t xml:space="preserve"> (19) </w:t>
       </w:r>
       <w:r>
         <w:rPr>
@@ -9640,7 +9143,46 @@
           <w:sz w:val="19"/>
           <w:szCs w:val="19"/>
         </w:rPr>
-        <w:t xml:space="preserve"> (512) = 0 over the eight batches. </w:t>
+        <w:t xml:space="preserve"> the earlier total. </w:t>
+      </w:r>
+      <w:r>
+        <w:rPr>
+          <w:sz w:val="19"/>
+          <w:szCs w:val="19"/>
+        </w:rPr>
+        <w:t xml:space="preserve">Apply learning to labor and </w:t>
+      </w:r>
+      <w:r>
+        <w:rPr>
+          <w:b/>
+          <w:bCs/>
+          <w:color w:val="8186EF"/>
+          <w:sz w:val="15"/>
+          <w:szCs w:val="15"/>
+        </w:rPr>
+        <w:t xml:space="preserve"> (20) </w:t>
+      </w:r>
+      <w:r>
+        <w:rPr>
+          <w:u w:val="single"/>
+          <w:sz w:val="19"/>
+          <w:szCs w:val="19"/>
+        </w:rPr>
+        <w:t xml:space="preserve">              </w:t>
+      </w:r>
+      <w:r>
+        <w:rPr>
+          <w:sz w:val="19"/>
+          <w:szCs w:val="19"/>
+        </w:rPr>
+        <w:t xml:space="preserve"> </w:t>
+      </w:r>
+      <w:r>
+        <w:rPr>
+          <w:sz w:val="19"/>
+          <w:szCs w:val="19"/>
+        </w:rPr>
+        <w:t xml:space="preserve"> costs only. </w:t>
       </w:r>
     </w:p>
     <w:tbl>
@@ -9698,262 +9240,7 @@
                 <w:sz w:val="16"/>
                 <w:szCs w:val="16"/>
               </w:rPr>
-              <w:t xml:space="preserve">Suppose   ·   Standard   ·   saving</w:t>
-            </w:r>
-          </w:p>
-        </w:tc>
-      </w:tr>
-    </w:tbl>
-    <w:p/>
-    <w:tbl>
-      <w:tblPr>
-        <w:tblW w:type="pct" w:w="100%"/>
-        <w:tblLayout w:type="fixed"/>
-        <w:tblBorders>
-          <w:top w:val="single" w:color="353A7C" w:sz="4"/>
-          <w:left w:val="single" w:color="353A7C" w:sz="4"/>
-          <w:bottom w:val="single" w:color="353A7C" w:sz="4"/>
-          <w:right w:val="single" w:color="353A7C" w:sz="4"/>
-          <w:insideH w:val="single" w:color="353A7C" w:sz="4"/>
-          <w:insideV w:val="single" w:color="353A7C" w:sz="4"/>
-        </w:tblBorders>
-      </w:tblPr>
-      <w:tblGrid>
-        <w:gridCol w:w="9600"/>
-      </w:tblGrid>
-      <w:tr>
-        <w:tc>
-          <w:tcPr>
-            <w:tcW w:type="pct" w:w="5000"/>
-            <w:shd w:fill="F2F4FB" w:val="clear"/>
-            <w:tcMar>
-              <w:top w:type="dxa" w:w="50"/>
-              <w:left w:type="dxa" w:w="110"/>
-              <w:bottom w:type="dxa" w:w="50"/>
-              <w:right w:type="dxa" w:w="110"/>
-            </w:tcMar>
-          </w:tcPr>
-          <w:p>
-            <w:pPr>
-              <w:spacing w:before="30" w:after="30"/>
-            </w:pPr>
-            <w:r>
-              <w:rPr>
-                <w:b/>
-                <w:bCs/>
-                <w:color w:val="353A7C"/>
-                <w:sz w:val="19"/>
-                <w:szCs w:val="19"/>
-              </w:rPr>
-              <w:t xml:space="preserve">Exam view</w:t>
-            </w:r>
-          </w:p>
-        </w:tc>
-      </w:tr>
-    </w:tbl>
-    <w:p/>
-    <w:p>
-      <w:pPr>
-        <w:spacing w:before="44" w:after="14"/>
-      </w:pPr>
-      <w:r>
-        <w:rPr>
-          <w:b/>
-          <w:bCs/>
-          <w:color w:val="353A7C"/>
-          <w:sz w:val="18"/>
-          <w:szCs w:val="18"/>
-        </w:rPr>
-        <w:t xml:space="preserve">Summary 5</w:t>
-      </w:r>
-      <w:r>
-        <w:rPr>
-          <w:color w:val="6B7280"/>
-          <w:sz w:val="16"/>
-          <w:szCs w:val="16"/>
-        </w:rPr>
-        <w:t xml:space="preserve">      gaps 28–30</w:t>
-      </w:r>
-    </w:p>
-    <w:p>
-      <w:pPr>
-        <w:spacing w:before="20" w:after="20" w:line="360" w:lineRule="auto"/>
-        <w:ind w:left="200"/>
-      </w:pPr>
-      <w:r>
-        <w:rPr>
-          <w:sz w:val="19"/>
-          <w:szCs w:val="19"/>
-        </w:rPr>
-        <w:t xml:space="preserve">Expect the </w:t>
-      </w:r>
-      <w:r>
-        <w:rPr>
-          <w:b/>
-          <w:bCs/>
-          <w:color w:val="8186EF"/>
-          <w:sz w:val="15"/>
-          <w:szCs w:val="15"/>
-        </w:rPr>
-        <w:t xml:space="preserve"> (28) </w:t>
-      </w:r>
-      <w:r>
-        <w:rPr>
-          <w:u w:val="single"/>
-          <w:sz w:val="19"/>
-          <w:szCs w:val="19"/>
-        </w:rPr>
-        <w:t xml:space="preserve">            </w:t>
-      </w:r>
-      <w:r>
-        <w:rPr>
-          <w:sz w:val="19"/>
-          <w:szCs w:val="19"/>
-        </w:rPr>
-        <w:t xml:space="preserve"> </w:t>
-      </w:r>
-      <w:r>
-        <w:rPr>
-          <w:sz w:val="19"/>
-          <w:szCs w:val="19"/>
-        </w:rPr>
-        <w:t xml:space="preserve"> time, a learning rate and a question about a later group of units. </w:t>
-      </w:r>
-      <w:r>
-        <w:rPr>
-          <w:sz w:val="19"/>
-          <w:szCs w:val="19"/>
-        </w:rPr>
-        <w:t xml:space="preserve">Build the </w:t>
-      </w:r>
-      <w:r>
-        <w:rPr>
-          <w:b/>
-          <w:bCs/>
-          <w:color w:val="8186EF"/>
-          <w:sz w:val="15"/>
-          <w:szCs w:val="15"/>
-        </w:rPr>
-        <w:t xml:space="preserve"> (29) </w:t>
-      </w:r>
-      <w:r>
-        <w:rPr>
-          <w:u w:val="single"/>
-          <w:sz w:val="19"/>
-          <w:szCs w:val="19"/>
-        </w:rPr>
-        <w:t xml:space="preserve">           </w:t>
-      </w:r>
-      <w:r>
-        <w:rPr>
-          <w:sz w:val="19"/>
-          <w:szCs w:val="19"/>
-        </w:rPr>
-        <w:t xml:space="preserve"> </w:t>
-      </w:r>
-      <w:r>
-        <w:rPr>
-          <w:sz w:val="19"/>
-          <w:szCs w:val="19"/>
-        </w:rPr>
-        <w:t xml:space="preserve"> table to the needed total, then subtract the earlier total. </w:t>
-      </w:r>
-      <w:r>
-        <w:rPr>
-          <w:sz w:val="19"/>
-          <w:szCs w:val="19"/>
-        </w:rPr>
-        <w:t xml:space="preserve">Apply learning to labor and </w:t>
-      </w:r>
-      <w:r>
-        <w:rPr>
-          <w:b/>
-          <w:bCs/>
-          <w:color w:val="8186EF"/>
-          <w:sz w:val="15"/>
-          <w:szCs w:val="15"/>
-        </w:rPr>
-        <w:t xml:space="preserve"> (30) </w:t>
-      </w:r>
-      <w:r>
-        <w:rPr>
-          <w:u w:val="single"/>
-          <w:sz w:val="19"/>
-          <w:szCs w:val="19"/>
-        </w:rPr>
-        <w:t xml:space="preserve">              </w:t>
-      </w:r>
-      <w:r>
-        <w:rPr>
-          <w:sz w:val="19"/>
-          <w:szCs w:val="19"/>
-        </w:rPr>
-        <w:t xml:space="preserve"> </w:t>
-      </w:r>
-      <w:r>
-        <w:rPr>
-          <w:sz w:val="19"/>
-          <w:szCs w:val="19"/>
-        </w:rPr>
-        <w:t xml:space="preserve"> costs only. </w:t>
-      </w:r>
-    </w:p>
-    <w:tbl>
-      <w:tblPr>
-        <w:tblW w:type="pct" w:w="100%"/>
-        <w:tblLayout w:type="fixed"/>
-        <w:tblBorders>
-          <w:top w:val="single" w:color="FBFAF6" w:sz="4"/>
-          <w:left w:val="single" w:color="FBFAF6" w:sz="4"/>
-          <w:bottom w:val="single" w:color="FBFAF6" w:sz="4"/>
-          <w:right w:val="single" w:color="FBFAF6" w:sz="4"/>
-          <w:insideH w:val="single" w:color="FBFAF6" w:sz="4"/>
-          <w:insideV w:val="single" w:color="FBFAF6" w:sz="4"/>
-        </w:tblBorders>
-      </w:tblPr>
-      <w:tblGrid>
-        <w:gridCol w:w="9600"/>
-      </w:tblGrid>
-      <w:tr>
-        <w:tc>
-          <w:tcPr>
-            <w:tcW w:type="pct" w:w="5000"/>
-            <w:shd w:fill="FBFAF6" w:val="clear"/>
-            <w:tcMar>
-              <w:top w:type="dxa" w:w="40"/>
-              <w:left w:type="dxa" w:w="100"/>
-              <w:bottom w:type="dxa" w:w="40"/>
-              <w:right w:type="dxa" w:w="100"/>
-            </w:tcMar>
-          </w:tcPr>
-          <w:p>
-            <w:pPr>
-              <w:spacing w:before="18" w:after="6"/>
-            </w:pPr>
-            <w:r>
-              <w:rPr>
-                <w:b/>
-                <w:bCs/>
-                <w:color w:val="6B7280"/>
-                <w:sz w:val="14"/>
-                <w:szCs w:val="14"/>
-              </w:rPr>
-              <w:t xml:space="preserve">word list</w:t>
-            </w:r>
-          </w:p>
-          <w:p>
-            <w:pPr>
-              <w:spacing w:before="0" w:after="18"/>
-            </w:pPr>
-            <w:r>
-              <w:rPr>
-                <w:b/>
-                <w:bCs/>
-                <w:color w:val="353A7C"/>
-                <w:sz w:val="16"/>
-                <w:szCs w:val="16"/>
-              </w:rPr>
-              <w:t xml:space="preserve">labor-driven   ·   doubling   ·   entries   ·   first-unit</w:t>
+              <w:t xml:space="preserve">labor-driven   ·   subtract   ·   entries   ·   first-unit</w:t>
             </w:r>
           </w:p>
         </w:tc>
@@ -10110,7 +9397,7 @@
                 <w:sz w:val="14"/>
                 <w:szCs w:val="14"/>
               </w:rPr>
-              <w:t xml:space="preserve">(31)</w:t>
+              <w:t xml:space="preserve">(21)</w:t>
             </w:r>
           </w:p>
         </w:tc>
@@ -10192,7 +9479,6 @@
         <w:tc>
           <w:tcPr>
             <w:tcW w:type="pct" w:w="2600"/>
-            <w:shd w:fill="FFFFFF" w:val="clear"/>
             <w:tcMar>
               <w:top w:type="dxa" w:w="50"/>
               <w:left w:type="dxa" w:w="110"/>
@@ -10202,17 +9488,14 @@
           </w:tcPr>
           <w:p>
             <w:pPr>
-              <w:spacing w:before="46" w:after="46"/>
-            </w:pPr>
-            <w:r>
-              <w:rPr>
-                <w:b/>
-                <w:bCs/>
-                <w:color w:val="8186EF"/>
-                <w:sz w:val="14"/>
-                <w:szCs w:val="14"/>
-              </w:rPr>
-              <w:t xml:space="preserve">(32)</w:t>
+              <w:spacing w:before="28" w:after="28"/>
+            </w:pPr>
+            <w:r>
+              <w:rPr>
+                <w:sz w:val="15"/>
+                <w:szCs w:val="15"/>
+              </w:rPr>
+              <w:t xml:space="preserve">$12 per hour</w:t>
             </w:r>
           </w:p>
         </w:tc>
@@ -10262,39 +9545,7 @@
                 <w:sz w:val="15"/>
                 <w:szCs w:val="15"/>
               </w:rPr>
-              <w:t xml:space="preserve">8 (lots 1–4 are </w:t>
-            </w:r>
-            <w:r>
-              <w:rPr>
-                <w:b/>
-                <w:bCs/>
-                <w:color w:val="8186EF"/>
-                <w:sz w:val="14"/>
-                <w:szCs w:val="14"/>
-              </w:rPr>
-              <w:t xml:space="preserve"> (33) </w:t>
-            </w:r>
-            <w:r>
-              <w:rPr>
-                <w:u w:val="single"/>
-                <w:sz w:val="15"/>
-                <w:szCs w:val="15"/>
-              </w:rPr>
-              <w:t xml:space="preserve">              </w:t>
-            </w:r>
-            <w:r>
-              <w:rPr>
-                <w:sz w:val="15"/>
-                <w:szCs w:val="15"/>
-              </w:rPr>
-              <w:t xml:space="preserve"> </w:t>
-            </w:r>
-            <w:r>
-              <w:rPr>
-                <w:sz w:val="15"/>
-                <w:szCs w:val="15"/>
-              </w:rPr>
-              <w:t xml:space="preserve"> in quarter 1; lots 5–8 in quarter 2)</w:t>
+              <w:t xml:space="preserve">8 (lots 1–4 are budgeted in quarter 1; lots 5–8 in quarter 2)</w:t>
             </w:r>
           </w:p>
         </w:tc>
@@ -10326,6 +9577,7 @@
         <w:tc>
           <w:tcPr>
             <w:tcW w:type="pct" w:w="2600"/>
+            <w:shd w:fill="FFFFFF" w:val="clear"/>
             <w:tcMar>
               <w:top w:type="dxa" w:w="50"/>
               <w:left w:type="dxa" w:w="110"/>
@@ -10335,14 +9587,17 @@
           </w:tcPr>
           <w:p>
             <w:pPr>
-              <w:spacing w:before="28" w:after="28"/>
-            </w:pPr>
-            <w:r>
-              <w:rPr>
-                <w:sz w:val="15"/>
-                <w:szCs w:val="15"/>
-              </w:rPr>
-              <w:t xml:space="preserve">Standard; no learning expected</w:t>
+              <w:spacing w:before="46" w:after="46"/>
+            </w:pPr>
+            <w:r>
+              <w:rPr>
+                <w:b/>
+                <w:bCs/>
+                <w:color w:val="8186EF"/>
+                <w:sz w:val="14"/>
+                <w:szCs w:val="14"/>
+              </w:rPr>
+              <w:t xml:space="preserve">(22)</w:t>
             </w:r>
           </w:p>
         </w:tc>
@@ -10404,7 +9659,7 @@
                 <w:sz w:val="16"/>
                 <w:szCs w:val="16"/>
               </w:rPr>
-              <w:t xml:space="preserve">Batches 1–4   ·   500 direct labor hours   ·   $12 per hour   ·   budgeted</w:t>
+              <w:t xml:space="preserve">500 direct labor hours   ·   Direct labor per lot   ·   Standard; no learning expected</w:t>
             </w:r>
           </w:p>
         </w:tc>
@@ -10423,327 +9678,6 @@
         <w:t xml:space="preserve"> </w:t>
       </w:r>
     </w:p>
-    <w:tbl>
-      <w:tblPr>
-        <w:tblW w:type="pct" w:w="100%"/>
-        <w:tblLayout w:type="fixed"/>
-        <w:tblBorders>
-          <w:top w:val="single" w:color="353A7C" w:sz="6"/>
-          <w:left w:val="single" w:color="353A7C" w:sz="6"/>
-          <w:bottom w:val="single" w:color="353A7C" w:sz="6"/>
-          <w:right w:val="single" w:color="353A7C" w:sz="6"/>
-          <w:insideH w:val="single" w:color="353A7C" w:sz="6"/>
-          <w:insideV w:val="single" w:color="353A7C" w:sz="6"/>
-        </w:tblBorders>
-      </w:tblPr>
-      <w:tblGrid>
-        <w:gridCol w:w="4608"/>
-        <w:gridCol w:w="4992"/>
-      </w:tblGrid>
-      <w:tr>
-        <w:tc>
-          <w:tcPr>
-            <w:tcW w:type="pct" w:w="5000"/>
-            <w:gridSpan w:val="2"/>
-            <w:shd w:fill="353A7C" w:val="clear"/>
-            <w:tcMar>
-              <w:top w:type="dxa" w:w="60"/>
-              <w:left w:type="dxa" w:w="120"/>
-              <w:bottom w:type="dxa" w:w="60"/>
-              <w:right w:type="dxa" w:w="120"/>
-            </w:tcMar>
-          </w:tcPr>
-          <w:p>
-            <w:pPr>
-              <w:spacing w:before="40" w:after="40"/>
-            </w:pPr>
-            <w:r>
-              <w:rPr>
-                <w:b/>
-                <w:bCs/>
-                <w:color w:val="FFFFFF"/>
-                <w:sz w:val="17"/>
-                <w:szCs w:val="17"/>
-              </w:rPr>
-              <w:t xml:space="preserve">Item — Answer</w:t>
-            </w:r>
-          </w:p>
-        </w:tc>
-      </w:tr>
-      <w:tr>
-        <w:tc>
-          <w:tcPr>
-            <w:tcW w:type="pct" w:w="2400"/>
-            <w:shd w:fill="353A7C" w:val="clear"/>
-            <w:tcMar>
-              <w:top w:type="dxa" w:w="50"/>
-              <w:left w:type="dxa" w:w="110"/>
-              <w:bottom w:type="dxa" w:w="50"/>
-              <w:right w:type="dxa" w:w="110"/>
-            </w:tcMar>
-          </w:tcPr>
-          <w:p>
-            <w:pPr>
-              <w:spacing w:before="30" w:after="30"/>
-            </w:pPr>
-            <w:r>
-              <w:rPr>
-                <w:b/>
-                <w:bCs/>
-                <w:color w:val="FFFFFF"/>
-                <w:sz w:val="15"/>
-                <w:szCs w:val="15"/>
-              </w:rPr>
-              <w:t xml:space="preserve">Item</w:t>
-            </w:r>
-          </w:p>
-        </w:tc>
-        <w:tc>
-          <w:tcPr>
-            <w:tcW w:type="pct" w:w="2600"/>
-            <w:shd w:fill="353A7C" w:val="clear"/>
-            <w:tcMar>
-              <w:top w:type="dxa" w:w="50"/>
-              <w:left w:type="dxa" w:w="110"/>
-              <w:bottom w:type="dxa" w:w="50"/>
-              <w:right w:type="dxa" w:w="110"/>
-            </w:tcMar>
-          </w:tcPr>
-          <w:p>
-            <w:pPr>
-              <w:spacing w:before="30" w:after="30"/>
-            </w:pPr>
-            <w:r>
-              <w:rPr>
-                <w:b/>
-                <w:bCs/>
-                <w:color w:val="FFFFFF"/>
-                <w:sz w:val="15"/>
-                <w:szCs w:val="15"/>
-              </w:rPr>
-              <w:t xml:space="preserve">Answer</w:t>
-            </w:r>
-          </w:p>
-        </w:tc>
-      </w:tr>
-      <w:tr>
-        <w:tc>
-          <w:tcPr>
-            <w:tcW w:type="pct" w:w="2400"/>
-            <w:tcMar>
-              <w:top w:type="dxa" w:w="50"/>
-              <w:left w:type="dxa" w:w="110"/>
-              <w:bottom w:type="dxa" w:w="50"/>
-              <w:right w:type="dxa" w:w="110"/>
-            </w:tcMar>
-          </w:tcPr>
-          <w:p>
-            <w:pPr>
-              <w:spacing w:before="28" w:after="28"/>
-            </w:pPr>
-            <w:r>
-              <w:rPr>
-                <w:sz w:val="15"/>
-                <w:szCs w:val="15"/>
-              </w:rPr>
-              <w:t xml:space="preserve">4 batches</w:t>
-            </w:r>
-          </w:p>
-        </w:tc>
-        <w:tc>
-          <w:tcPr>
-            <w:tcW w:type="pct" w:w="2600"/>
-            <w:shd w:fill="FFFFFF" w:val="clear"/>
-            <w:tcMar>
-              <w:top w:type="dxa" w:w="50"/>
-              <w:left w:type="dxa" w:w="110"/>
-              <w:bottom w:type="dxa" w:w="50"/>
-              <w:right w:type="dxa" w:w="110"/>
-            </w:tcMar>
-          </w:tcPr>
-          <w:p>
-            <w:pPr>
-              <w:spacing w:before="46" w:after="46"/>
-            </w:pPr>
-            <w:r>
-              <w:rPr>
-                <w:b/>
-                <w:bCs/>
-                <w:color w:val="8186EF"/>
-                <w:sz w:val="14"/>
-                <w:szCs w:val="14"/>
-              </w:rPr>
-              <w:t xml:space="preserve">(34)</w:t>
-            </w:r>
-          </w:p>
-        </w:tc>
-      </w:tr>
-      <w:tr>
-        <w:tc>
-          <w:tcPr>
-            <w:tcW w:type="pct" w:w="2400"/>
-            <w:shd w:fill="FBFAF6" w:val="clear"/>
-            <w:tcMar>
-              <w:top w:type="dxa" w:w="50"/>
-              <w:left w:type="dxa" w:w="110"/>
-              <w:bottom w:type="dxa" w:w="50"/>
-              <w:right w:type="dxa" w:w="110"/>
-            </w:tcMar>
-          </w:tcPr>
-          <w:p>
-            <w:pPr>
-              <w:spacing w:before="28" w:after="28"/>
-            </w:pPr>
-            <w:r>
-              <w:rPr>
-                <w:sz w:val="15"/>
-                <w:szCs w:val="15"/>
-              </w:rPr>
-              <w:t xml:space="preserve">8 batches</w:t>
-            </w:r>
-          </w:p>
-        </w:tc>
-        <w:tc>
-          <w:tcPr>
-            <w:tcW w:type="pct" w:w="2600"/>
-            <w:shd w:fill="FBFAF6" w:val="clear"/>
-            <w:tcMar>
-              <w:top w:type="dxa" w:w="50"/>
-              <w:left w:type="dxa" w:w="110"/>
-              <w:bottom w:type="dxa" w:w="50"/>
-              <w:right w:type="dxa" w:w="110"/>
-            </w:tcMar>
-          </w:tcPr>
-          <w:p>
-            <w:pPr>
-              <w:spacing w:before="28" w:after="28"/>
-            </w:pPr>
-            <w:r>
-              <w:rPr>
-                <w:sz w:val="15"/>
-                <w:szCs w:val="15"/>
-              </w:rPr>
-              <w:t xml:space="preserve">Average 512 hours; total 4,096 hours</w:t>
-            </w:r>
-          </w:p>
-        </w:tc>
-      </w:tr>
-      <w:tr>
-        <w:tc>
-          <w:tcPr>
-            <w:tcW w:type="pct" w:w="2400"/>
-            <w:tcMar>
-              <w:top w:type="dxa" w:w="50"/>
-              <w:left w:type="dxa" w:w="110"/>
-              <w:bottom w:type="dxa" w:w="50"/>
-              <w:right w:type="dxa" w:w="110"/>
-            </w:tcMar>
-          </w:tcPr>
-          <w:p>
-            <w:pPr>
-              <w:spacing w:before="28" w:after="28"/>
-            </w:pPr>
-            <w:r>
-              <w:rPr>
-                <w:sz w:val="15"/>
-                <w:szCs w:val="15"/>
-              </w:rPr>
-              <w:t xml:space="preserve">Batches 5–8</w:t>
-            </w:r>
-          </w:p>
-        </w:tc>
-        <w:tc>
-          <w:tcPr>
-            <w:tcW w:type="pct" w:w="2600"/>
-            <w:shd w:fill="FFFFFF" w:val="clear"/>
-            <w:tcMar>
-              <w:top w:type="dxa" w:w="50"/>
-              <w:left w:type="dxa" w:w="110"/>
-              <w:bottom w:type="dxa" w:w="50"/>
-              <w:right w:type="dxa" w:w="110"/>
-            </w:tcMar>
-          </w:tcPr>
-          <w:p>
-            <w:pPr>
-              <w:spacing w:before="46" w:after="46"/>
-            </w:pPr>
-            <w:r>
-              <w:rPr>
-                <w:b/>
-                <w:bCs/>
-                <w:color w:val="8186EF"/>
-                <w:sz w:val="14"/>
-                <w:szCs w:val="14"/>
-              </w:rPr>
-              <w:t xml:space="preserve">(35)</w:t>
-            </w:r>
-          </w:p>
-        </w:tc>
-      </w:tr>
-    </w:tbl>
-    <w:p/>
-    <w:tbl>
-      <w:tblPr>
-        <w:tblW w:type="pct" w:w="100%"/>
-        <w:tblLayout w:type="fixed"/>
-        <w:tblBorders>
-          <w:top w:val="single" w:color="FBFAF6" w:sz="4"/>
-          <w:left w:val="single" w:color="FBFAF6" w:sz="4"/>
-          <w:bottom w:val="single" w:color="FBFAF6" w:sz="4"/>
-          <w:right w:val="single" w:color="FBFAF6" w:sz="4"/>
-          <w:insideH w:val="single" w:color="FBFAF6" w:sz="4"/>
-          <w:insideV w:val="single" w:color="FBFAF6" w:sz="4"/>
-        </w:tblBorders>
-      </w:tblPr>
-      <w:tblGrid>
-        <w:gridCol w:w="9600"/>
-      </w:tblGrid>
-      <w:tr>
-        <w:tc>
-          <w:tcPr>
-            <w:tcW w:type="pct" w:w="5000"/>
-            <w:shd w:fill="FBFAF6" w:val="clear"/>
-            <w:tcMar>
-              <w:top w:type="dxa" w:w="40"/>
-              <w:left w:type="dxa" w:w="100"/>
-              <w:bottom w:type="dxa" w:w="40"/>
-              <w:right w:type="dxa" w:w="100"/>
-            </w:tcMar>
-          </w:tcPr>
-          <w:p>
-            <w:pPr>
-              <w:spacing w:before="18" w:after="6"/>
-            </w:pPr>
-            <w:r>
-              <w:rPr>
-                <w:b/>
-                <w:bCs/>
-                <w:color w:val="6B7280"/>
-                <w:sz w:val="14"/>
-                <w:szCs w:val="14"/>
-              </w:rPr>
-              <w:t xml:space="preserve">word list</w:t>
-            </w:r>
-          </w:p>
-          <w:p>
-            <w:pPr>
-              <w:spacing w:before="0" w:after="18"/>
-            </w:pPr>
-            <w:r>
-              <w:rPr>
-                <w:b/>
-                <w:bCs/>
-                <w:color w:val="353A7C"/>
-                <w:sz w:val="16"/>
-                <w:szCs w:val="16"/>
-              </w:rPr>
-              <w:t xml:space="preserve">Average 640 hours; total 2,560 hours   ·   Variable overhead driven by labor hours   ·   4,096 − 2,560 = 1,536 hours</w:t>
-            </w:r>
-          </w:p>
-        </w:tc>
-      </w:tr>
-    </w:tbl>
-    <w:p/>
     <w:p>
       <w:pPr>
         <w:spacing w:before="44" w:after="10"/>
@@ -10873,7 +9807,7 @@
                 <w:sz w:val="16"/>
                 <w:szCs w:val="16"/>
               </w:rPr>
-              <w:t xml:space="preserve">Juice concentrate per lot   ·   Direct labor per lot   ·   Not affected by learning   ·   Straight-line depreciation of the line</w:t>
+              <w:t xml:space="preserve">Straight-line depreciation of the line   ·   Direct labor per lot   ·   Juice concentrate per lot   ·   Not affected by learning</w:t>
             </w:r>
           </w:p>
         </w:tc>
@@ -11368,7 +10302,7 @@
                 <w:sz w:val="16"/>
                 <w:szCs w:val="16"/>
               </w:rPr>
-              <w:t xml:space="preserve">learning</w:t>
+              <w:t xml:space="preserve">journal</w:t>
             </w:r>
           </w:p>
         </w:tc>
@@ -11394,14 +10328,14 @@
                 <w:sz w:val="16"/>
                 <w:szCs w:val="16"/>
               </w:rPr>
-              <w:t xml:space="preserve">21  </w:t>
-            </w:r>
-            <w:r>
-              <w:rPr>
-                <w:sz w:val="16"/>
-                <w:szCs w:val="16"/>
-              </w:rPr>
-              <w:t xml:space="preserve">cumulative</w:t>
+              <w:t xml:space="preserve">15  </w:t>
+            </w:r>
+            <w:r>
+              <w:rPr>
+                <w:sz w:val="16"/>
+                <w:szCs w:val="16"/>
+              </w:rPr>
+              <w:t xml:space="preserve">efficiency</w:t>
             </w:r>
           </w:p>
         </w:tc>
@@ -11436,7 +10370,7 @@
                 <w:sz w:val="16"/>
                 <w:szCs w:val="16"/>
               </w:rPr>
-              <w:t xml:space="preserve">second</w:t>
+              <w:t xml:space="preserve">output</w:t>
             </w:r>
           </w:p>
         </w:tc>
@@ -11462,14 +10396,14 @@
                 <w:sz w:val="16"/>
                 <w:szCs w:val="16"/>
               </w:rPr>
-              <w:t xml:space="preserve">22  </w:t>
-            </w:r>
-            <w:r>
-              <w:rPr>
-                <w:sz w:val="16"/>
-                <w:szCs w:val="16"/>
-              </w:rPr>
-              <w:t xml:space="preserve">standard</w:t>
+              <w:t xml:space="preserve">16  </w:t>
+            </w:r>
+            <w:r>
+              <w:rPr>
+                <w:sz w:val="16"/>
+                <w:szCs w:val="16"/>
+              </w:rPr>
+              <w:t xml:space="preserve">Standard hours at the 8-batch average (512 per batch)</w:t>
             </w:r>
           </w:p>
         </w:tc>
@@ -11504,7 +10438,7 @@
                 <w:sz w:val="16"/>
                 <w:szCs w:val="16"/>
               </w:rPr>
-              <w:t xml:space="preserve">journal</w:t>
+              <w:t xml:space="preserve">ordered</w:t>
             </w:r>
           </w:p>
         </w:tc>
@@ -11530,14 +10464,14 @@
                 <w:sz w:val="16"/>
                 <w:szCs w:val="16"/>
               </w:rPr>
-              <w:t xml:space="preserve">23  </w:t>
-            </w:r>
-            <w:r>
-              <w:rPr>
-                <w:sz w:val="16"/>
-                <w:szCs w:val="16"/>
-              </w:rPr>
-              <w:t xml:space="preserve">efficiency</w:t>
+              <w:t xml:space="preserve">17  </w:t>
+            </w:r>
+            <w:r>
+              <w:rPr>
+                <w:sz w:val="16"/>
+                <w:szCs w:val="16"/>
+              </w:rPr>
+              <w:t xml:space="preserve">Actual − standard hours</w:t>
             </w:r>
           </w:p>
         </w:tc>
@@ -11572,7 +10506,7 @@
                 <w:sz w:val="16"/>
                 <w:szCs w:val="16"/>
               </w:rPr>
-              <w:t xml:space="preserve">output</w:t>
+              <w:t xml:space="preserve">because</w:t>
             </w:r>
           </w:p>
         </w:tc>
@@ -11598,14 +10532,14 @@
                 <w:sz w:val="16"/>
                 <w:szCs w:val="16"/>
               </w:rPr>
-              <w:t xml:space="preserve">24  </w:t>
-            </w:r>
-            <w:r>
-              <w:rPr>
-                <w:sz w:val="16"/>
-                <w:szCs w:val="16"/>
-              </w:rPr>
-              <w:t xml:space="preserve">Standard hours at the 8-batch average (512 per batch)</w:t>
+              <w:t xml:space="preserve">18  </w:t>
+            </w:r>
+            <w:r>
+              <w:rPr>
+                <w:sz w:val="16"/>
+                <w:szCs w:val="16"/>
+              </w:rPr>
+              <w:t xml:space="preserve">first-unit</w:t>
             </w:r>
           </w:p>
         </w:tc>
@@ -11640,7 +10574,7 @@
                 <w:sz w:val="16"/>
                 <w:szCs w:val="16"/>
               </w:rPr>
-              <w:t xml:space="preserve">ordered</w:t>
+              <w:t xml:space="preserve">machinery</w:t>
             </w:r>
           </w:p>
         </w:tc>
@@ -11666,14 +10600,14 @@
                 <w:sz w:val="16"/>
                 <w:szCs w:val="16"/>
               </w:rPr>
-              <w:t xml:space="preserve">25  </w:t>
-            </w:r>
-            <w:r>
-              <w:rPr>
-                <w:sz w:val="16"/>
-                <w:szCs w:val="16"/>
-              </w:rPr>
-              <w:t xml:space="preserve">Actual − standard hours</w:t>
+              <w:t xml:space="preserve">19  </w:t>
+            </w:r>
+            <w:r>
+              <w:rPr>
+                <w:sz w:val="16"/>
+                <w:szCs w:val="16"/>
+              </w:rPr>
+              <w:t xml:space="preserve">subtract</w:t>
             </w:r>
           </w:p>
         </w:tc>
@@ -11708,7 +10642,7 @@
                 <w:sz w:val="16"/>
                 <w:szCs w:val="16"/>
               </w:rPr>
-              <w:t xml:space="preserve">Orontes</w:t>
+              <w:t xml:space="preserve">amount</w:t>
             </w:r>
           </w:p>
         </w:tc>
@@ -11734,14 +10668,14 @@
                 <w:sz w:val="16"/>
                 <w:szCs w:val="16"/>
               </w:rPr>
-              <w:t xml:space="preserve">26  </w:t>
-            </w:r>
-            <w:r>
-              <w:rPr>
-                <w:sz w:val="16"/>
-                <w:szCs w:val="16"/>
-              </w:rPr>
-              <w:t xml:space="preserve">Standard</w:t>
+              <w:t xml:space="preserve">20  </w:t>
+            </w:r>
+            <w:r>
+              <w:rPr>
+                <w:sz w:val="16"/>
+                <w:szCs w:val="16"/>
+              </w:rPr>
+              <w:t xml:space="preserve">labor-driven</w:t>
             </w:r>
           </w:p>
         </w:tc>
@@ -11776,7 +10710,7 @@
                 <w:sz w:val="16"/>
                 <w:szCs w:val="16"/>
               </w:rPr>
-              <w:t xml:space="preserve">variable</w:t>
+              <w:t xml:space="preserve">Compare</w:t>
             </w:r>
           </w:p>
         </w:tc>
@@ -11802,14 +10736,14 @@
                 <w:sz w:val="16"/>
                 <w:szCs w:val="16"/>
               </w:rPr>
-              <w:t xml:space="preserve">27  </w:t>
-            </w:r>
-            <w:r>
-              <w:rPr>
-                <w:sz w:val="16"/>
-                <w:szCs w:val="16"/>
-              </w:rPr>
-              <w:t xml:space="preserve">saving</w:t>
+              <w:t xml:space="preserve">21  </w:t>
+            </w:r>
+            <w:r>
+              <w:rPr>
+                <w:sz w:val="16"/>
+                <w:szCs w:val="16"/>
+              </w:rPr>
+              <w:t xml:space="preserve">500 direct labor hours</w:t>
             </w:r>
           </w:p>
         </w:tc>
@@ -11844,7 +10778,7 @@
                 <w:sz w:val="16"/>
                 <w:szCs w:val="16"/>
               </w:rPr>
-              <w:t xml:space="preserve">because</w:t>
+              <w:t xml:space="preserve">against</w:t>
             </w:r>
           </w:p>
         </w:tc>
@@ -11870,14 +10804,14 @@
                 <w:sz w:val="16"/>
                 <w:szCs w:val="16"/>
               </w:rPr>
-              <w:t xml:space="preserve">28  </w:t>
-            </w:r>
-            <w:r>
-              <w:rPr>
-                <w:sz w:val="16"/>
-                <w:szCs w:val="16"/>
-              </w:rPr>
-              <w:t xml:space="preserve">first-unit</w:t>
+              <w:t xml:space="preserve">22  </w:t>
+            </w:r>
+            <w:r>
+              <w:rPr>
+                <w:sz w:val="16"/>
+                <w:szCs w:val="16"/>
+              </w:rPr>
+              <w:t xml:space="preserve">Standard; no learning expected</w:t>
             </w:r>
           </w:p>
         </w:tc>
@@ -11912,7 +10846,7 @@
                 <w:sz w:val="16"/>
                 <w:szCs w:val="16"/>
               </w:rPr>
-              <w:t xml:space="preserve">machinery</w:t>
+              <w:t xml:space="preserve">covers</w:t>
             </w:r>
           </w:p>
         </w:tc>
@@ -11938,14 +10872,14 @@
                 <w:sz w:val="16"/>
                 <w:szCs w:val="16"/>
               </w:rPr>
-              <w:t xml:space="preserve">29  </w:t>
-            </w:r>
-            <w:r>
-              <w:rPr>
-                <w:sz w:val="16"/>
-                <w:szCs w:val="16"/>
-              </w:rPr>
-              <w:t xml:space="preserve">doubling</w:t>
+              <w:t xml:space="preserve">23  </w:t>
+            </w:r>
+            <w:r>
+              <w:rPr>
+                <w:sz w:val="16"/>
+                <w:szCs w:val="16"/>
+              </w:rPr>
+              <w:t xml:space="preserve">Direct labor per lot</w:t>
             </w:r>
           </w:p>
         </w:tc>
@@ -11980,7 +10914,7 @@
                 <w:sz w:val="16"/>
                 <w:szCs w:val="16"/>
               </w:rPr>
-              <w:t xml:space="preserve">doubling</w:t>
+              <w:t xml:space="preserve">profit</w:t>
             </w:r>
           </w:p>
         </w:tc>
@@ -12006,14 +10940,14 @@
                 <w:sz w:val="16"/>
                 <w:szCs w:val="16"/>
               </w:rPr>
-              <w:t xml:space="preserve">30  </w:t>
-            </w:r>
-            <w:r>
-              <w:rPr>
-                <w:sz w:val="16"/>
-                <w:szCs w:val="16"/>
-              </w:rPr>
-              <w:t xml:space="preserve">labor-driven</w:t>
+              <w:t xml:space="preserve">24  </w:t>
+            </w:r>
+            <w:r>
+              <w:rPr>
+                <w:sz w:val="16"/>
+                <w:szCs w:val="16"/>
+              </w:rPr>
+              <w:t xml:space="preserve">Juice concentrate per lot</w:t>
             </w:r>
           </w:p>
         </w:tc>
@@ -12048,7 +10982,7 @@
                 <w:sz w:val="16"/>
                 <w:szCs w:val="16"/>
               </w:rPr>
-              <w:t xml:space="preserve">amount</w:t>
+              <w:t xml:space="preserve">Labor hours (from the doubling table)</w:t>
             </w:r>
           </w:p>
         </w:tc>
@@ -12074,14 +11008,14 @@
                 <w:sz w:val="16"/>
                 <w:szCs w:val="16"/>
               </w:rPr>
-              <w:t xml:space="preserve">31  </w:t>
-            </w:r>
-            <w:r>
-              <w:rPr>
-                <w:sz w:val="16"/>
-                <w:szCs w:val="16"/>
-              </w:rPr>
-              <w:t xml:space="preserve">500 direct labor hours</w:t>
+              <w:t xml:space="preserve">25  </w:t>
+            </w:r>
+            <w:r>
+              <w:rPr>
+                <w:sz w:val="16"/>
+                <w:szCs w:val="16"/>
+              </w:rPr>
+              <w:t xml:space="preserve">Straight-line depreciation of the line</w:t>
             </w:r>
           </w:p>
         </w:tc>
@@ -12116,7 +11050,7 @@
                 <w:sz w:val="16"/>
                 <w:szCs w:val="16"/>
               </w:rPr>
-              <w:t xml:space="preserve">Compare</w:t>
+              <w:t xml:space="preserve">Direct labor at $12 per hour</w:t>
             </w:r>
           </w:p>
         </w:tc>
@@ -12142,14 +11076,14 @@
                 <w:sz w:val="16"/>
                 <w:szCs w:val="16"/>
               </w:rPr>
-              <w:t xml:space="preserve">32  </w:t>
-            </w:r>
-            <w:r>
-              <w:rPr>
-                <w:sz w:val="16"/>
-                <w:szCs w:val="16"/>
-              </w:rPr>
-              <w:t xml:space="preserve">$12 per hour</w:t>
+              <w:t xml:space="preserve">26  </w:t>
+            </w:r>
+            <w:r>
+              <w:rPr>
+                <w:sz w:val="16"/>
+                <w:szCs w:val="16"/>
+              </w:rPr>
+              <w:t xml:space="preserve">learning curve</w:t>
             </w:r>
           </w:p>
         </w:tc>
@@ -12184,7 +11118,7 @@
                 <w:sz w:val="16"/>
                 <w:szCs w:val="16"/>
               </w:rPr>
-              <w:t xml:space="preserve">second</w:t>
+              <w:t xml:space="preserve">Incremental cost of the order</w:t>
             </w:r>
           </w:p>
         </w:tc>
@@ -12210,14 +11144,14 @@
                 <w:sz w:val="16"/>
                 <w:szCs w:val="16"/>
               </w:rPr>
-              <w:t xml:space="preserve">33  </w:t>
-            </w:r>
-            <w:r>
-              <w:rPr>
-                <w:sz w:val="16"/>
-                <w:szCs w:val="16"/>
-              </w:rPr>
-              <w:t xml:space="preserve">budgeted</w:t>
+              <w:t xml:space="preserve">27  </w:t>
+            </w:r>
+            <w:r>
+              <w:rPr>
+                <w:sz w:val="16"/>
+                <w:szCs w:val="16"/>
+              </w:rPr>
+              <w:t xml:space="preserve">cumulative average-time learning model</w:t>
             </w:r>
           </w:p>
         </w:tc>
@@ -12252,7 +11186,7 @@
                 <w:sz w:val="16"/>
                 <w:szCs w:val="16"/>
               </w:rPr>
-              <w:t xml:space="preserve">against</w:t>
+              <w:t xml:space="preserve">Suppose</w:t>
             </w:r>
           </w:p>
         </w:tc>
@@ -12268,432 +11202,14 @@
           </w:tcPr>
           <w:p>
             <w:pPr>
-              <w:spacing w:before="12" w:after="12"/>
-            </w:pPr>
-            <w:r>
-              <w:rPr>
-                <w:b/>
-                <w:bCs/>
-                <w:color w:val="8186EF"/>
-                <w:sz w:val="16"/>
-                <w:szCs w:val="16"/>
-              </w:rPr>
-              <w:t xml:space="preserve">34  </w:t>
-            </w:r>
-            <w:r>
-              <w:rPr>
-                <w:sz w:val="16"/>
-                <w:szCs w:val="16"/>
-              </w:rPr>
-              <w:t xml:space="preserve">Average 640 hours; total 2,560 hours</w:t>
-            </w:r>
-          </w:p>
-        </w:tc>
-      </w:tr>
-      <w:tr>
-        <w:tc>
-          <w:tcPr>
-            <w:tcW w:type="pct" w:w="2500"/>
-            <w:tcMar>
-              <w:top w:type="dxa" w:w="20"/>
-              <w:left w:type="dxa" w:w="80"/>
-              <w:bottom w:type="dxa" w:w="20"/>
-              <w:right w:type="dxa" w:w="80"/>
-            </w:tcMar>
-          </w:tcPr>
-          <w:p>
-            <w:pPr>
-              <w:spacing w:before="12" w:after="12"/>
-            </w:pPr>
-            <w:r>
-              <w:rPr>
-                <w:b/>
-                <w:bCs/>
-                <w:color w:val="8186EF"/>
-                <w:sz w:val="16"/>
-                <w:szCs w:val="16"/>
-              </w:rPr>
-              <w:t xml:space="preserve">15  </w:t>
-            </w:r>
-            <w:r>
-              <w:rPr>
-                <w:sz w:val="16"/>
-                <w:szCs w:val="16"/>
-              </w:rPr>
-              <w:t xml:space="preserve">incremental</w:t>
-            </w:r>
-          </w:p>
-        </w:tc>
-        <w:tc>
-          <w:tcPr>
-            <w:tcW w:type="pct" w:w="2500"/>
-            <w:tcMar>
-              <w:top w:type="dxa" w:w="20"/>
-              <w:left w:type="dxa" w:w="80"/>
-              <w:bottom w:type="dxa" w:w="20"/>
-              <w:right w:type="dxa" w:w="80"/>
-            </w:tcMar>
-          </w:tcPr>
-          <w:p>
-            <w:pPr>
-              <w:spacing w:before="12" w:after="12"/>
-            </w:pPr>
-            <w:r>
-              <w:rPr>
-                <w:b/>
-                <w:bCs/>
-                <w:color w:val="8186EF"/>
-                <w:sz w:val="16"/>
-                <w:szCs w:val="16"/>
-              </w:rPr>
-              <w:t xml:space="preserve">35  </w:t>
-            </w:r>
-            <w:r>
-              <w:rPr>
-                <w:sz w:val="16"/>
-                <w:szCs w:val="16"/>
-              </w:rPr>
-              <w:t xml:space="preserve">4,096 − 2,560 = 1,536 hours</w:t>
-            </w:r>
-          </w:p>
-        </w:tc>
-      </w:tr>
-      <w:tr>
-        <w:tc>
-          <w:tcPr>
-            <w:tcW w:type="pct" w:w="2500"/>
-            <w:tcMar>
-              <w:top w:type="dxa" w:w="20"/>
-              <w:left w:type="dxa" w:w="80"/>
-              <w:bottom w:type="dxa" w:w="20"/>
-              <w:right w:type="dxa" w:w="80"/>
-            </w:tcMar>
-          </w:tcPr>
-          <w:p>
-            <w:pPr>
-              <w:spacing w:before="12" w:after="12"/>
-            </w:pPr>
-            <w:r>
-              <w:rPr>
-                <w:b/>
-                <w:bCs/>
-                <w:color w:val="8186EF"/>
-                <w:sz w:val="16"/>
-                <w:szCs w:val="16"/>
-              </w:rPr>
-              <w:t xml:space="preserve">16  </w:t>
-            </w:r>
-            <w:r>
-              <w:rPr>
-                <w:sz w:val="16"/>
-                <w:szCs w:val="16"/>
-              </w:rPr>
-              <w:t xml:space="preserve">profit</w:t>
-            </w:r>
-          </w:p>
-        </w:tc>
-        <w:tc>
-          <w:tcPr>
-            <w:tcW w:type="pct" w:w="2500"/>
-            <w:tcMar>
-              <w:top w:type="dxa" w:w="20"/>
-              <w:left w:type="dxa" w:w="80"/>
-              <w:bottom w:type="dxa" w:w="20"/>
-              <w:right w:type="dxa" w:w="80"/>
-            </w:tcMar>
-          </w:tcPr>
-          <w:p>
-            <w:pPr>
-              <w:spacing w:before="12" w:after="12"/>
-            </w:pPr>
-            <w:r>
-              <w:rPr>
-                <w:b/>
-                <w:bCs/>
-                <w:color w:val="8186EF"/>
-                <w:sz w:val="16"/>
-                <w:szCs w:val="16"/>
-              </w:rPr>
-              <w:t xml:space="preserve">36  </w:t>
-            </w:r>
-            <w:r>
-              <w:rPr>
-                <w:sz w:val="16"/>
-                <w:szCs w:val="16"/>
-              </w:rPr>
-              <w:t xml:space="preserve">Direct labor per lot</w:t>
-            </w:r>
-          </w:p>
-        </w:tc>
-      </w:tr>
-      <w:tr>
-        <w:tc>
-          <w:tcPr>
-            <w:tcW w:type="pct" w:w="2500"/>
-            <w:tcMar>
-              <w:top w:type="dxa" w:w="20"/>
-              <w:left w:type="dxa" w:w="80"/>
-              <w:bottom w:type="dxa" w:w="20"/>
-              <w:right w:type="dxa" w:w="80"/>
-            </w:tcMar>
-          </w:tcPr>
-          <w:p>
-            <w:pPr>
-              <w:spacing w:before="12" w:after="12"/>
-            </w:pPr>
-            <w:r>
-              <w:rPr>
-                <w:b/>
-                <w:bCs/>
-                <w:color w:val="8186EF"/>
-                <w:sz w:val="16"/>
-                <w:szCs w:val="16"/>
-              </w:rPr>
-              <w:t xml:space="preserve">17  </w:t>
-            </w:r>
-            <w:r>
-              <w:rPr>
-                <w:sz w:val="16"/>
-                <w:szCs w:val="16"/>
-              </w:rPr>
-              <w:t xml:space="preserve">Batches</w:t>
-            </w:r>
-          </w:p>
-        </w:tc>
-        <w:tc>
-          <w:tcPr>
-            <w:tcW w:type="pct" w:w="2500"/>
-            <w:tcMar>
-              <w:top w:type="dxa" w:w="20"/>
-              <w:left w:type="dxa" w:w="80"/>
-              <w:bottom w:type="dxa" w:w="20"/>
-              <w:right w:type="dxa" w:w="80"/>
-            </w:tcMar>
-          </w:tcPr>
-          <w:p>
-            <w:pPr>
-              <w:spacing w:before="12" w:after="12"/>
-            </w:pPr>
-            <w:r>
-              <w:rPr>
-                <w:b/>
-                <w:bCs/>
-                <w:color w:val="8186EF"/>
-                <w:sz w:val="16"/>
-                <w:szCs w:val="16"/>
-              </w:rPr>
-              <w:t xml:space="preserve">37  </w:t>
-            </w:r>
-            <w:r>
-              <w:rPr>
-                <w:sz w:val="16"/>
-                <w:szCs w:val="16"/>
-              </w:rPr>
-              <w:t xml:space="preserve">Juice concentrate per lot</w:t>
-            </w:r>
-          </w:p>
-        </w:tc>
-      </w:tr>
-      <w:tr>
-        <w:tc>
-          <w:tcPr>
-            <w:tcW w:type="pct" w:w="2500"/>
-            <w:tcMar>
-              <w:top w:type="dxa" w:w="20"/>
-              <w:left w:type="dxa" w:w="80"/>
-              <w:bottom w:type="dxa" w:w="20"/>
-              <w:right w:type="dxa" w:w="80"/>
-            </w:tcMar>
-          </w:tcPr>
-          <w:p>
-            <w:pPr>
-              <w:spacing w:before="12" w:after="12"/>
-            </w:pPr>
-            <w:r>
-              <w:rPr>
-                <w:b/>
-                <w:bCs/>
-                <w:color w:val="8186EF"/>
-                <w:sz w:val="16"/>
-                <w:szCs w:val="16"/>
-              </w:rPr>
-              <w:t xml:space="preserve">18  </w:t>
-            </w:r>
-            <w:r>
-              <w:rPr>
-                <w:sz w:val="16"/>
-                <w:szCs w:val="16"/>
-              </w:rPr>
-              <w:t xml:space="preserve">Labor hours (from the doubling table)</w:t>
-            </w:r>
-          </w:p>
-        </w:tc>
-        <w:tc>
-          <w:tcPr>
-            <w:tcW w:type="pct" w:w="2500"/>
-            <w:tcMar>
-              <w:top w:type="dxa" w:w="20"/>
-              <w:left w:type="dxa" w:w="80"/>
-              <w:bottom w:type="dxa" w:w="20"/>
-              <w:right w:type="dxa" w:w="80"/>
-            </w:tcMar>
-          </w:tcPr>
-          <w:p>
-            <w:pPr>
-              <w:spacing w:before="12" w:after="12"/>
-            </w:pPr>
-            <w:r>
-              <w:rPr>
-                <w:b/>
-                <w:bCs/>
-                <w:color w:val="8186EF"/>
-                <w:sz w:val="16"/>
-                <w:szCs w:val="16"/>
-              </w:rPr>
-              <w:t xml:space="preserve">38  </w:t>
-            </w:r>
-            <w:r>
-              <w:rPr>
-                <w:sz w:val="16"/>
-                <w:szCs w:val="16"/>
-              </w:rPr>
-              <w:t xml:space="preserve">Straight-line depreciation of the line</w:t>
-            </w:r>
-          </w:p>
-        </w:tc>
-      </w:tr>
-      <w:tr>
-        <w:tc>
-          <w:tcPr>
-            <w:tcW w:type="pct" w:w="2500"/>
-            <w:tcMar>
-              <w:top w:type="dxa" w:w="20"/>
-              <w:left w:type="dxa" w:w="80"/>
-              <w:bottom w:type="dxa" w:w="20"/>
-              <w:right w:type="dxa" w:w="80"/>
-            </w:tcMar>
-          </w:tcPr>
-          <w:p>
-            <w:pPr>
-              <w:spacing w:before="12" w:after="12"/>
-            </w:pPr>
-            <w:r>
-              <w:rPr>
-                <w:b/>
-                <w:bCs/>
-                <w:color w:val="8186EF"/>
-                <w:sz w:val="16"/>
-                <w:szCs w:val="16"/>
-              </w:rPr>
-              <w:t xml:space="preserve">19  </w:t>
-            </w:r>
-            <w:r>
-              <w:rPr>
-                <w:sz w:val="16"/>
-                <w:szCs w:val="16"/>
-              </w:rPr>
-              <w:t xml:space="preserve">Variable overhead at $6 per labor hour</w:t>
-            </w:r>
-          </w:p>
-        </w:tc>
-        <w:tc>
-          <w:tcPr>
-            <w:tcW w:type="pct" w:w="2500"/>
-            <w:tcMar>
-              <w:top w:type="dxa" w:w="20"/>
-              <w:left w:type="dxa" w:w="80"/>
-              <w:bottom w:type="dxa" w:w="20"/>
-              <w:right w:type="dxa" w:w="80"/>
-            </w:tcMar>
-          </w:tcPr>
-          <w:p>
-            <w:pPr>
-              <w:spacing w:before="12" w:after="12"/>
-            </w:pPr>
-            <w:r>
-              <w:rPr>
-                <w:b/>
-                <w:bCs/>
-                <w:color w:val="8186EF"/>
-                <w:sz w:val="16"/>
-                <w:szCs w:val="16"/>
-              </w:rPr>
-              <w:t xml:space="preserve">39  </w:t>
-            </w:r>
-            <w:r>
-              <w:rPr>
-                <w:sz w:val="16"/>
-                <w:szCs w:val="16"/>
-              </w:rPr>
-              <w:t xml:space="preserve">learning curve</w:t>
-            </w:r>
-          </w:p>
-        </w:tc>
-      </w:tr>
-      <w:tr>
-        <w:tc>
-          <w:tcPr>
-            <w:tcW w:type="pct" w:w="2500"/>
-            <w:tcMar>
-              <w:top w:type="dxa" w:w="20"/>
-              <w:left w:type="dxa" w:w="80"/>
-              <w:bottom w:type="dxa" w:w="20"/>
-              <w:right w:type="dxa" w:w="80"/>
-            </w:tcMar>
-          </w:tcPr>
-          <w:p>
-            <w:pPr>
-              <w:spacing w:before="12" w:after="12"/>
-            </w:pPr>
-            <w:r>
-              <w:rPr>
-                <w:b/>
-                <w:bCs/>
-                <w:color w:val="8186EF"/>
-                <w:sz w:val="16"/>
-                <w:szCs w:val="16"/>
-              </w:rPr>
-              <w:t xml:space="preserve">20  </w:t>
-            </w:r>
-            <w:r>
-              <w:rPr>
-                <w:sz w:val="16"/>
-                <w:szCs w:val="16"/>
-              </w:rPr>
-              <w:t xml:space="preserve">Direct materials at 3,000 per batch (no learning)</w:t>
-            </w:r>
-          </w:p>
-        </w:tc>
-        <w:tc>
-          <w:tcPr>
-            <w:tcW w:type="pct" w:w="2500"/>
-            <w:tcMar>
-              <w:top w:type="dxa" w:w="20"/>
-              <w:left w:type="dxa" w:w="80"/>
-              <w:bottom w:type="dxa" w:w="20"/>
-              <w:right w:type="dxa" w:w="80"/>
-            </w:tcMar>
-          </w:tcPr>
-          <w:p>
-            <w:pPr>
-              <w:spacing w:before="12" w:after="12"/>
-            </w:pPr>
-            <w:r>
-              <w:rPr>
-                <w:b/>
-                <w:bCs/>
-                <w:color w:val="8186EF"/>
-                <w:sz w:val="16"/>
-                <w:szCs w:val="16"/>
-              </w:rPr>
-              <w:t xml:space="preserve">40  </w:t>
-            </w:r>
-            <w:r>
-              <w:rPr>
-                <w:sz w:val="16"/>
-                <w:szCs w:val="16"/>
-              </w:rPr>
-              <w:t xml:space="preserve">cumulative average-time learning model</w:t>
+              <w:spacing w:before="24" w:after="24"/>
+            </w:pPr>
+            <w:r>
+              <w:rPr>
+                <w:sz w:val="16"/>
+                <w:szCs w:val="16"/>
+              </w:rPr>
+              <w:t xml:space="preserve"/>
             </w:r>
           </w:p>
         </w:tc>
@@ -12801,30 +11317,6 @@
           <w:szCs w:val="15"/>
         </w:rPr>
         <w:t xml:space="preserve">Summary 4   </w:t>
-      </w:r>
-      <w:r>
-        <w:rPr>
-          <w:color w:val="6B7280"/>
-          <w:sz w:val="15"/>
-          <w:szCs w:val="15"/>
-        </w:rPr>
-        <w:t xml:space="preserve">Hours: 2,560 + 1,536 = 4,096, the total for eight batches. Order 2 labor: 1,536 × $12 = $18,432. Standard check: overrun 512 + saving (512) = 0 over the eight batches.</w:t>
-      </w:r>
-    </w:p>
-    <w:p>
-      <w:pPr>
-        <w:spacing w:before="20" w:after="20"/>
-        <w:ind w:left="240" w:hanging="240"/>
-      </w:pPr>
-      <w:r>
-        <w:rPr>
-          <w:b/>
-          <w:bCs/>
-          <w:color w:val="353A7C"/>
-          <w:sz w:val="15"/>
-          <w:szCs w:val="15"/>
-        </w:rPr>
-        <w:t xml:space="preserve">Summary 5   </w:t>
       </w:r>
       <w:r>
         <w:rPr>
